--- a/Doc1.docx
+++ b/Doc1.docx
@@ -2,6 +2,6380 @@
 <file path=word/document.xml><?xml version="1.0" encoding="utf-8"?>
 <w:document xmlns:wpc="http://schemas.microsoft.com/office/word/2010/wordprocessingCanvas" xmlns:cx="http://schemas.microsoft.com/office/drawing/2014/chartex" xmlns:cx1="http://schemas.microsoft.com/office/drawing/2015/9/8/chartex" xmlns:cx2="http://schemas.microsoft.com/office/drawing/2015/10/21/chartex" xmlns:cx3="http://schemas.microsoft.com/office/drawing/2016/5/9/chartex" xmlns:cx4="http://schemas.microsoft.com/office/drawing/2016/5/10/chartex" xmlns:cx5="http://schemas.microsoft.com/office/drawing/2016/5/11/chartex" xmlns:cx6="http://schemas.microsoft.com/office/drawing/2016/5/12/chartex" xmlns:cx7="http://schemas.microsoft.com/office/drawing/2016/5/13/chartex" xmlns:cx8="http://schemas.microsoft.com/office/drawing/2016/5/14/chartex" xmlns:mc="http://schemas.openxmlformats.org/markup-compatibility/2006" xmlns:aink="http://schemas.microsoft.com/office/drawing/2016/ink" xmlns:am3d="http://schemas.microsoft.com/office/drawing/2017/model3d" xmlns:o="urn:schemas-microsoft-com:office:office" xmlns:oel="http://schemas.microsoft.com/office/2019/extlst" xmlns:r="http://schemas.openxmlformats.org/officeDocument/2006/relationships" xmlns:m="http://schemas.openxmlformats.org/officeDocument/2006/math" xmlns:v="urn:schemas-microsoft-com:vml" xmlns:wp14="http://schemas.microsoft.com/office/word/2010/wordprocessingDrawing" xmlns:wp="http://schemas.openxmlformats.org/drawingml/2006/wordprocessingDrawing" xmlns:w10="urn:schemas-microsoft-com:office:word" xmlns:w="http://schemas.openxmlformats.org/wordprocessingml/2006/main" xmlns:w14="http://schemas.microsoft.com/office/word/2010/wordml" xmlns:w15="http://schemas.microsoft.com/office/word/2012/wordml" xmlns:w16cex="http://schemas.microsoft.com/office/word/2018/wordml/cex" xmlns:w16cid="http://schemas.microsoft.com/office/word/2016/wordml/cid" xmlns:w16="http://schemas.microsoft.com/office/word/2018/wordml" xmlns:w16du="http://schemas.microsoft.com/office/word/2023/wordml/word16du" xmlns:w16sdtdh="http://schemas.microsoft.com/office/word/2020/wordml/sdtdatahash" xmlns:w16sdtfl="http://schemas.microsoft.com/office/word/2024/wordml/sdtformatlock" xmlns:w16se="http://schemas.microsoft.com/office/word/2015/wordml/symex" xmlns:wpg="http://schemas.microsoft.com/office/word/2010/wordprocessingGroup" xmlns:wpi="http://schemas.microsoft.com/office/word/2010/wordprocessingInk" xmlns:wne="http://schemas.microsoft.com/office/word/2006/wordml" xmlns:wps="http://schemas.microsoft.com/office/word/2010/wordprocessingShape" mc:Ignorable="w14 w15 w16se w16cid w16 w16cex w16sdtdh w16sdtfl w16du wp14">
   <w:body>
+    <w:p>
+      <w:r>
+        <w:rPr>
+          <w:b/>
+          <w:bCs/>
+        </w:rPr>
+        <w:t>Billing rules:</w:t>
+      </w:r>
+    </w:p>
+    <w:p>
+      <w:pPr>
+        <w:numPr>
+          <w:ilvl w:val="0"/>
+          <w:numId w:val="5"/>
+        </w:numPr>
+      </w:pPr>
+      <w:r>
+        <w:t xml:space="preserve">Monthly fee: </w:t>
+      </w:r>
+      <w:r>
+        <w:rPr>
+          <w:b/>
+          <w:bCs/>
+        </w:rPr>
+        <w:t>KSh 2,000</w:t>
+      </w:r>
+      <w:r>
+        <w:t xml:space="preserve"> per household/unit. (Confirm: per house or per resident?)</w:t>
+      </w:r>
+    </w:p>
+    <w:p>
+      <w:pPr>
+        <w:ind w:left="1440"/>
+      </w:pPr>
+      <w:r>
+        <w:t>Answer: Per household</w:t>
+      </w:r>
+    </w:p>
+    <w:p>
+      <w:pPr>
+        <w:numPr>
+          <w:ilvl w:val="0"/>
+          <w:numId w:val="5"/>
+        </w:numPr>
+      </w:pPr>
+      <w:r>
+        <w:t>Billing cycle start date: 1st of every month? Or anniversary of signup?</w:t>
+      </w:r>
+    </w:p>
+    <w:p>
+      <w:pPr>
+        <w:ind w:left="1440"/>
+      </w:pPr>
+      <w:r>
+        <w:t>Answer:</w:t>
+      </w:r>
+      <w:r>
+        <w:t xml:space="preserve"> By 5</w:t>
+      </w:r>
+      <w:r>
+        <w:rPr>
+          <w:vertAlign w:val="superscript"/>
+        </w:rPr>
+        <w:t>th</w:t>
+      </w:r>
+      <w:r>
+        <w:t xml:space="preserve"> of every month. Residents should get alert messages of the approaching payments/overdues on sms</w:t>
+      </w:r>
+    </w:p>
+    <w:p>
+      <w:pPr>
+        <w:numPr>
+          <w:ilvl w:val="0"/>
+          <w:numId w:val="5"/>
+        </w:numPr>
+      </w:pPr>
+      <w:r>
+        <w:t>Grace period: How many days after due date before access is blocked?</w:t>
+      </w:r>
+    </w:p>
+    <w:p>
+      <w:pPr>
+        <w:ind w:left="1440"/>
+      </w:pPr>
+      <w:r>
+        <w:t>Answer:</w:t>
+      </w:r>
+      <w:r>
+        <w:t xml:space="preserve"> Same day</w:t>
+      </w:r>
+    </w:p>
+    <w:p>
+      <w:pPr>
+        <w:numPr>
+          <w:ilvl w:val="0"/>
+          <w:numId w:val="5"/>
+        </w:numPr>
+      </w:pPr>
+      <w:r>
+        <w:t>Proration: If a resident joins mid-month, do they pay full or pro-rated?</w:t>
+      </w:r>
+    </w:p>
+    <w:p>
+      <w:pPr>
+        <w:ind w:left="720" w:firstLine="720"/>
+      </w:pPr>
+      <w:r>
+        <w:t>Answer:</w:t>
+      </w:r>
+      <w:r>
+        <w:t xml:space="preserve"> Full</w:t>
+      </w:r>
+    </w:p>
+    <w:p>
+      <w:pPr>
+        <w:numPr>
+          <w:ilvl w:val="0"/>
+          <w:numId w:val="5"/>
+        </w:numPr>
+      </w:pPr>
+      <w:r>
+        <w:t xml:space="preserve">Are garbage fees a </w:t>
+      </w:r>
+      <w:r>
+        <w:rPr>
+          <w:b/>
+          <w:bCs/>
+        </w:rPr>
+        <w:t>separate line item</w:t>
+      </w:r>
+      <w:r>
+        <w:t xml:space="preserve"> or </w:t>
+      </w:r>
+      <w:r>
+        <w:rPr>
+          <w:b/>
+          <w:bCs/>
+        </w:rPr>
+        <w:t>bundled</w:t>
+      </w:r>
+      <w:r>
+        <w:t xml:space="preserve"> into the KSh 2,000? (You said "service charge and garbage collection fees" — clarify if these are two separate amounts or one.)</w:t>
+      </w:r>
+    </w:p>
+    <w:p>
+      <w:pPr>
+        <w:ind w:left="720" w:firstLine="720"/>
+      </w:pPr>
+      <w:r>
+        <w:t>Answer:</w:t>
+      </w:r>
+      <w:r>
+        <w:t xml:space="preserve"> Same</w:t>
+      </w:r>
+    </w:p>
+    <w:p>
+      <w:r>
+        <w:rPr>
+          <w:b/>
+          <w:bCs/>
+        </w:rPr>
+        <w:t>M-Pesa rules:</w:t>
+      </w:r>
+    </w:p>
+    <w:p>
+      <w:pPr>
+        <w:numPr>
+          <w:ilvl w:val="0"/>
+          <w:numId w:val="6"/>
+        </w:numPr>
+      </w:pPr>
+      <w:r>
+        <w:t xml:space="preserve">Which </w:t>
+      </w:r>
+      <w:r>
+        <w:rPr>
+          <w:b/>
+          <w:bCs/>
+        </w:rPr>
+        <w:t>paybill number</w:t>
+      </w:r>
+      <w:r>
+        <w:t xml:space="preserve"> and </w:t>
+      </w:r>
+      <w:r>
+        <w:rPr>
+          <w:b/>
+          <w:bCs/>
+        </w:rPr>
+        <w:t>account number format</w:t>
+      </w:r>
+      <w:r>
+        <w:t>? (Most estates use account number = house number, e.g. A-014)</w:t>
+      </w:r>
+    </w:p>
+    <w:p>
+      <w:pPr>
+        <w:spacing w:after="0" w:line="240" w:lineRule="auto"/>
+        <w:ind w:left="1440"/>
+        <w:rPr>
+          <w:rFonts w:ascii="Calibri" w:eastAsia="Times New Roman" w:hAnsi="Calibri" w:cs="Calibri"/>
+          <w:b/>
+          <w:bCs/>
+          <w:color w:val="000000"/>
+          <w:kern w:val="0"/>
+          <w:sz w:val="22"/>
+          <w:szCs w:val="22"/>
+          <w14:ligatures w14:val="none"/>
+        </w:rPr>
+      </w:pPr>
+      <w:r>
+        <w:t>Answer</w:t>
+      </w:r>
+      <w:r>
+        <w:t>: Paybill No. Is issued by Safaricom. See details below</w:t>
+      </w:r>
+    </w:p>
+    <w:p>
+      <w:pPr>
+        <w:spacing w:after="0" w:line="240" w:lineRule="auto"/>
+        <w:ind w:left="1440"/>
+        <w:rPr>
+          <w:rFonts w:ascii="Calibri" w:eastAsia="Times New Roman" w:hAnsi="Calibri" w:cs="Calibri"/>
+          <w:b/>
+          <w:bCs/>
+          <w:color w:val="000000"/>
+          <w:kern w:val="0"/>
+          <w:sz w:val="22"/>
+          <w:szCs w:val="22"/>
+          <w14:ligatures w14:val="none"/>
+        </w:rPr>
+      </w:pPr>
+      <w:r>
+        <w:rPr>
+          <w:rFonts w:ascii="Calibri" w:eastAsia="Times New Roman" w:hAnsi="Calibri" w:cs="Calibri"/>
+          <w:b/>
+          <w:bCs/>
+          <w:color w:val="000000"/>
+          <w:kern w:val="0"/>
+          <w:sz w:val="22"/>
+          <w:szCs w:val="22"/>
+          <w14:ligatures w14:val="none"/>
+        </w:rPr>
+        <w:t>BUSINESS NO. 400200</w:t>
+      </w:r>
+      <w:r>
+        <w:rPr>
+          <w:rFonts w:ascii="Calibri" w:eastAsia="Times New Roman" w:hAnsi="Calibri" w:cs="Calibri"/>
+          <w:b/>
+          <w:bCs/>
+          <w:color w:val="000000"/>
+          <w:kern w:val="0"/>
+          <w:sz w:val="22"/>
+          <w:szCs w:val="22"/>
+          <w14:ligatures w14:val="none"/>
+        </w:rPr>
+        <w:br/>
+        <w:t>PAYBILL ACCOUNT NO. 1024162</w:t>
+      </w:r>
+      <w:r>
+        <w:rPr>
+          <w:rFonts w:ascii="Calibri" w:eastAsia="Times New Roman" w:hAnsi="Calibri" w:cs="Calibri"/>
+          <w:b/>
+          <w:bCs/>
+          <w:color w:val="000000"/>
+          <w:kern w:val="0"/>
+          <w:sz w:val="22"/>
+          <w:szCs w:val="22"/>
+          <w14:ligatures w14:val="none"/>
+        </w:rPr>
+        <w:br/>
+        <w:t>ACCOUNT NAMES VICTOR/DOUGLAS/ISAAC</w:t>
+      </w:r>
+      <w:r>
+        <w:rPr>
+          <w:rFonts w:ascii="Calibri" w:eastAsia="Times New Roman" w:hAnsi="Calibri" w:cs="Calibri"/>
+          <w:b/>
+          <w:bCs/>
+          <w:color w:val="000000"/>
+          <w:kern w:val="0"/>
+          <w:sz w:val="22"/>
+          <w:szCs w:val="22"/>
+          <w14:ligatures w14:val="none"/>
+        </w:rPr>
+        <w:br/>
+      </w:r>
+      <w:r>
+        <w:rPr>
+          <w:rFonts w:ascii="Calibri" w:eastAsia="Times New Roman" w:hAnsi="Calibri" w:cs="Calibri"/>
+          <w:b/>
+          <w:bCs/>
+          <w:color w:val="000000"/>
+          <w:kern w:val="0"/>
+          <w14:ligatures w14:val="none"/>
+        </w:rPr>
+        <w:t>COOPERATIVE BANK: ATHI RIVER BRANCH</w:t>
+      </w:r>
+      <w:r>
+        <w:rPr>
+          <w:rFonts w:ascii="Calibri" w:eastAsia="Times New Roman" w:hAnsi="Calibri" w:cs="Calibri"/>
+          <w:b/>
+          <w:bCs/>
+          <w:color w:val="000000"/>
+          <w:kern w:val="0"/>
+          <w:sz w:val="22"/>
+          <w:szCs w:val="22"/>
+          <w14:ligatures w14:val="none"/>
+        </w:rPr>
+        <w:br/>
+        <w:t>ACCOUNT NUMBER: 01101767192001</w:t>
+      </w:r>
+    </w:p>
+    <w:p>
+      <w:pPr>
+        <w:ind w:left="720"/>
+      </w:pPr>
+    </w:p>
+    <w:p>
+      <w:pPr>
+        <w:numPr>
+          <w:ilvl w:val="0"/>
+          <w:numId w:val="6"/>
+        </w:numPr>
+      </w:pPr>
+      <w:r>
+        <w:t>Who owns the paybill? Estate management or a third party?</w:t>
+      </w:r>
+    </w:p>
+    <w:p>
+      <w:pPr>
+        <w:ind w:left="720"/>
+      </w:pPr>
+      <w:r>
+        <w:t>Paybill is owned by Estate management with three signatories</w:t>
+      </w:r>
+    </w:p>
+    <w:p>
+      <w:pPr>
+        <w:numPr>
+          <w:ilvl w:val="0"/>
+          <w:numId w:val="6"/>
+        </w:numPr>
+      </w:pPr>
+      <w:r>
+        <w:t>How often does the admin reconcile M-Pesa statements? (Daily? Real-time via Daraja API?)</w:t>
+      </w:r>
+      <w:r>
+        <w:t xml:space="preserve"> Daily</w:t>
+      </w:r>
+    </w:p>
+    <w:p>
+      <w:r>
+        <w:rPr>
+          <w:b/>
+          <w:bCs/>
+        </w:rPr>
+        <w:t>Visitor rules:</w:t>
+      </w:r>
+    </w:p>
+    <w:p>
+      <w:pPr>
+        <w:numPr>
+          <w:ilvl w:val="0"/>
+          <w:numId w:val="7"/>
+        </w:numPr>
+      </w:pPr>
+      <w:r>
+        <w:t xml:space="preserve">Pre-registration window: exactly </w:t>
+      </w:r>
+      <w:r>
+        <w:rPr>
+          <w:b/>
+          <w:bCs/>
+        </w:rPr>
+        <w:t>24 hours minimum</w:t>
+      </w:r>
+      <w:r>
+        <w:t>. What's the max? (7 days?)</w:t>
+      </w:r>
+      <w:r>
+        <w:t xml:space="preserve"> max 48hrs. Thereafter, the access code expires</w:t>
+      </w:r>
+    </w:p>
+    <w:p>
+      <w:pPr>
+        <w:numPr>
+          <w:ilvl w:val="0"/>
+          <w:numId w:val="7"/>
+        </w:numPr>
+      </w:pPr>
+      <w:r>
+        <w:lastRenderedPageBreak/>
+        <w:t xml:space="preserve">Can a resident register a visitor for </w:t>
+      </w:r>
+      <w:r>
+        <w:rPr>
+          <w:i/>
+          <w:iCs/>
+        </w:rPr>
+        <w:t>someone else's</w:t>
+      </w:r>
+      <w:r>
+        <w:t xml:space="preserve"> house? (Should be </w:t>
+      </w:r>
+      <w:r>
+        <w:rPr>
+          <w:b/>
+          <w:bCs/>
+        </w:rPr>
+        <w:t>no</w:t>
+      </w:r>
+      <w:r>
+        <w:t>.)</w:t>
+      </w:r>
+      <w:r>
+        <w:t xml:space="preserve"> No</w:t>
+      </w:r>
+    </w:p>
+    <w:p>
+      <w:pPr>
+        <w:numPr>
+          <w:ilvl w:val="0"/>
+          <w:numId w:val="7"/>
+        </w:numPr>
+      </w:pPr>
+      <w:r>
+        <w:t>What happens if a guest arrives and is not on the list? (Denied? Manual admin override?)</w:t>
+      </w:r>
+      <w:r>
+        <w:t xml:space="preserve"> Manual admin</w:t>
+      </w:r>
+    </w:p>
+    <w:p>
+      <w:pPr>
+        <w:numPr>
+          <w:ilvl w:val="0"/>
+          <w:numId w:val="7"/>
+        </w:numPr>
+      </w:pPr>
+      <w:r>
+        <w:t xml:space="preserve">Do </w:t>
+      </w:r>
+      <w:r>
+        <w:rPr>
+          <w:b/>
+          <w:bCs/>
+        </w:rPr>
+        <w:t>service providers</w:t>
+      </w:r>
+      <w:r>
+        <w:t xml:space="preserve"> who are </w:t>
+      </w:r>
+      <w:r>
+        <w:rPr>
+          <w:i/>
+          <w:iCs/>
+        </w:rPr>
+        <w:t>verified</w:t>
+      </w:r>
+      <w:r>
+        <w:t xml:space="preserve"> on Athi Soko Connect need pre-registration? (Probably not — that's the whole point of verification.)</w:t>
+      </w:r>
+      <w:r>
+        <w:t xml:space="preserve"> No. They request for access code on the portal sine they already exist on the portal</w:t>
+      </w:r>
+    </w:p>
+    <w:p>
+      <w:pPr>
+        <w:numPr>
+          <w:ilvl w:val="0"/>
+          <w:numId w:val="7"/>
+        </w:numPr>
+      </w:pPr>
+      <w:r>
+        <w:t>Vehicle rules: capture plate number, type (car/motorcycle), driver name?</w:t>
+      </w:r>
+      <w:r>
+        <w:t xml:space="preserve"> Yes and time of arrival departure</w:t>
+      </w:r>
+    </w:p>
+    <w:p>
+      <w:r>
+        <w:rPr>
+          <w:b/>
+          <w:bCs/>
+        </w:rPr>
+        <w:t>Access control rules:</w:t>
+      </w:r>
+    </w:p>
+    <w:p>
+      <w:pPr>
+        <w:numPr>
+          <w:ilvl w:val="0"/>
+          <w:numId w:val="8"/>
+        </w:numPr>
+      </w:pPr>
+      <w:r>
+        <w:t xml:space="preserve">Paid-up = </w:t>
+      </w:r>
+      <w:r>
+        <w:rPr>
+          <w:b/>
+          <w:bCs/>
+        </w:rPr>
+        <w:t>current month paid</w:t>
+      </w:r>
+      <w:r>
+        <w:t xml:space="preserve">? Or </w:t>
+      </w:r>
+      <w:r>
+        <w:rPr>
+          <w:b/>
+          <w:bCs/>
+        </w:rPr>
+        <w:t>no arrears at all</w:t>
+      </w:r>
+      <w:r>
+        <w:t>?</w:t>
+      </w:r>
+      <w:r>
+        <w:t xml:space="preserve"> No arrears at all</w:t>
+      </w:r>
+    </w:p>
+    <w:p>
+      <w:pPr>
+        <w:numPr>
+          <w:ilvl w:val="0"/>
+          <w:numId w:val="8"/>
+        </w:numPr>
+      </w:pPr>
+      <w:r>
+        <w:t>Who can override a block? (Admin only, presumably.)</w:t>
+      </w:r>
+      <w:r>
+        <w:t xml:space="preserve"> Admin</w:t>
+      </w:r>
+    </w:p>
+    <w:p>
+      <w:r>
+        <w:br w:type="page"/>
+      </w:r>
+    </w:p>
+    <w:p>
+      <w:pPr>
+        <w:rPr>
+          <w:b/>
+          <w:bCs/>
+        </w:rPr>
+      </w:pPr>
+      <w:r>
+        <w:rPr>
+          <w:b/>
+          <w:bCs/>
+        </w:rPr>
+        <w:lastRenderedPageBreak/>
+        <w:t> Full Notification Matrix</w:t>
+      </w:r>
+    </w:p>
+    <w:tbl>
+      <w:tblPr>
+        <w:tblW w:w="0" w:type="auto"/>
+        <w:tblCellMar>
+          <w:top w:w="15" w:type="dxa"/>
+          <w:left w:w="15" w:type="dxa"/>
+          <w:bottom w:w="15" w:type="dxa"/>
+          <w:right w:w="15" w:type="dxa"/>
+        </w:tblCellMar>
+        <w:tblLook w:val="04A0" w:firstRow="1" w:lastRow="0" w:firstColumn="1" w:lastColumn="0" w:noHBand="0" w:noVBand="1"/>
+      </w:tblPr>
+      <w:tblGrid>
+        <w:gridCol w:w="1869"/>
+        <w:gridCol w:w="1635"/>
+        <w:gridCol w:w="2525"/>
+        <w:gridCol w:w="1799"/>
+        <w:gridCol w:w="1532"/>
+      </w:tblGrid>
+      <w:tr>
+        <w:trPr>
+          <w:tblHeader/>
+        </w:trPr>
+        <w:tc>
+          <w:tcPr>
+            <w:tcW w:w="0" w:type="auto"/>
+            <w:tcBorders>
+              <w:top w:val="nil"/>
+            </w:tcBorders>
+            <w:tcMar>
+              <w:top w:w="150" w:type="dxa"/>
+              <w:left w:w="0" w:type="dxa"/>
+              <w:bottom w:w="150" w:type="dxa"/>
+              <w:right w:w="240" w:type="dxa"/>
+            </w:tcMar>
+            <w:vAlign w:val="center"/>
+            <w:hideMark/>
+          </w:tcPr>
+          <w:p>
+            <w:r>
+              <w:t>Event</w:t>
+            </w:r>
+          </w:p>
+        </w:tc>
+        <w:tc>
+          <w:tcPr>
+            <w:tcW w:w="0" w:type="auto"/>
+            <w:tcBorders>
+              <w:top w:val="nil"/>
+            </w:tcBorders>
+            <w:tcMar>
+              <w:top w:w="150" w:type="dxa"/>
+              <w:left w:w="240" w:type="dxa"/>
+              <w:bottom w:w="150" w:type="dxa"/>
+              <w:right w:w="240" w:type="dxa"/>
+            </w:tcMar>
+            <w:vAlign w:val="center"/>
+            <w:hideMark/>
+          </w:tcPr>
+          <w:p>
+            <w:r>
+              <w:t>Visitor</w:t>
+            </w:r>
+          </w:p>
+        </w:tc>
+        <w:tc>
+          <w:tcPr>
+            <w:tcW w:w="0" w:type="auto"/>
+            <w:tcBorders>
+              <w:top w:val="nil"/>
+            </w:tcBorders>
+            <w:tcMar>
+              <w:top w:w="150" w:type="dxa"/>
+              <w:left w:w="240" w:type="dxa"/>
+              <w:bottom w:w="150" w:type="dxa"/>
+              <w:right w:w="240" w:type="dxa"/>
+            </w:tcMar>
+            <w:vAlign w:val="center"/>
+            <w:hideMark/>
+          </w:tcPr>
+          <w:p>
+            <w:r>
+              <w:t>Resident</w:t>
+            </w:r>
+          </w:p>
+        </w:tc>
+        <w:tc>
+          <w:tcPr>
+            <w:tcW w:w="0" w:type="auto"/>
+            <w:tcBorders>
+              <w:top w:val="nil"/>
+            </w:tcBorders>
+            <w:tcMar>
+              <w:top w:w="150" w:type="dxa"/>
+              <w:left w:w="240" w:type="dxa"/>
+              <w:bottom w:w="150" w:type="dxa"/>
+              <w:right w:w="240" w:type="dxa"/>
+            </w:tcMar>
+            <w:vAlign w:val="center"/>
+            <w:hideMark/>
+          </w:tcPr>
+          <w:p>
+            <w:r>
+              <w:t>Admin</w:t>
+            </w:r>
+          </w:p>
+        </w:tc>
+        <w:tc>
+          <w:tcPr>
+            <w:tcW w:w="0" w:type="auto"/>
+            <w:tcBorders>
+              <w:top w:val="nil"/>
+            </w:tcBorders>
+            <w:tcMar>
+              <w:top w:w="150" w:type="dxa"/>
+              <w:left w:w="240" w:type="dxa"/>
+              <w:bottom w:w="150" w:type="dxa"/>
+              <w:right w:w="240" w:type="dxa"/>
+            </w:tcMar>
+            <w:vAlign w:val="center"/>
+            <w:hideMark/>
+          </w:tcPr>
+          <w:p>
+            <w:r>
+              <w:t>Security</w:t>
+            </w:r>
+          </w:p>
+        </w:tc>
+      </w:tr>
+      <w:tr>
+        <w:tc>
+          <w:tcPr>
+            <w:tcW w:w="0" w:type="auto"/>
+            <w:tcMar>
+              <w:top w:w="150" w:type="dxa"/>
+              <w:left w:w="0" w:type="dxa"/>
+              <w:bottom w:w="150" w:type="dxa"/>
+              <w:right w:w="240" w:type="dxa"/>
+            </w:tcMar>
+            <w:vAlign w:val="center"/>
+            <w:hideMark/>
+          </w:tcPr>
+          <w:p>
+            <w:r>
+              <w:t>Resident submits pre-registration</w:t>
+            </w:r>
+          </w:p>
+        </w:tc>
+        <w:tc>
+          <w:tcPr>
+            <w:tcW w:w="0" w:type="auto"/>
+            <w:tcMar>
+              <w:top w:w="150" w:type="dxa"/>
+              <w:left w:w="240" w:type="dxa"/>
+              <w:bottom w:w="150" w:type="dxa"/>
+              <w:right w:w="240" w:type="dxa"/>
+            </w:tcMar>
+            <w:vAlign w:val="center"/>
+            <w:hideMark/>
+          </w:tcPr>
+          <w:p>
+            <w:r>
+              <w:t>—</w:t>
+            </w:r>
+          </w:p>
+        </w:tc>
+        <w:tc>
+          <w:tcPr>
+            <w:tcW w:w="0" w:type="auto"/>
+            <w:tcMar>
+              <w:top w:w="150" w:type="dxa"/>
+              <w:left w:w="240" w:type="dxa"/>
+              <w:bottom w:w="150" w:type="dxa"/>
+              <w:right w:w="240" w:type="dxa"/>
+            </w:tcMar>
+            <w:vAlign w:val="center"/>
+            <w:hideMark/>
+          </w:tcPr>
+          <w:p>
+            <w:r>
+              <w:rPr>
+                <w:rFonts w:ascii="Segoe UI Emoji" w:hAnsi="Segoe UI Emoji" w:cs="Segoe UI Emoji"/>
+              </w:rPr>
+              <w:t>✅</w:t>
+            </w:r>
+            <w:r>
+              <w:t xml:space="preserve"> (acknowledgement)</w:t>
+            </w:r>
+          </w:p>
+        </w:tc>
+        <w:tc>
+          <w:tcPr>
+            <w:tcW w:w="0" w:type="auto"/>
+            <w:tcMar>
+              <w:top w:w="150" w:type="dxa"/>
+              <w:left w:w="240" w:type="dxa"/>
+              <w:bottom w:w="150" w:type="dxa"/>
+              <w:right w:w="240" w:type="dxa"/>
+            </w:tcMar>
+            <w:vAlign w:val="center"/>
+            <w:hideMark/>
+          </w:tcPr>
+          <w:p>
+            <w:r>
+              <w:rPr>
+                <w:rFonts w:ascii="Segoe UI Emoji" w:hAnsi="Segoe UI Emoji" w:cs="Segoe UI Emoji"/>
+              </w:rPr>
+              <w:t>✅</w:t>
+            </w:r>
+            <w:r>
+              <w:t xml:space="preserve"> (needs action)</w:t>
+            </w:r>
+          </w:p>
+        </w:tc>
+        <w:tc>
+          <w:tcPr>
+            <w:tcW w:w="0" w:type="auto"/>
+            <w:tcMar>
+              <w:top w:w="150" w:type="dxa"/>
+              <w:left w:w="240" w:type="dxa"/>
+              <w:bottom w:w="150" w:type="dxa"/>
+              <w:right w:w="0" w:type="dxa"/>
+            </w:tcMar>
+            <w:vAlign w:val="center"/>
+            <w:hideMark/>
+          </w:tcPr>
+          <w:p>
+            <w:r>
+              <w:t>—</w:t>
+            </w:r>
+          </w:p>
+        </w:tc>
+      </w:tr>
+      <w:tr>
+        <w:tc>
+          <w:tcPr>
+            <w:tcW w:w="0" w:type="auto"/>
+            <w:tcMar>
+              <w:top w:w="150" w:type="dxa"/>
+              <w:left w:w="0" w:type="dxa"/>
+              <w:bottom w:w="150" w:type="dxa"/>
+              <w:right w:w="240" w:type="dxa"/>
+            </w:tcMar>
+            <w:vAlign w:val="center"/>
+            <w:hideMark/>
+          </w:tcPr>
+          <w:p>
+            <w:r>
+              <w:rPr>
+                <w:b/>
+                <w:bCs/>
+              </w:rPr>
+              <w:t>Admin approves</w:t>
+            </w:r>
+            <w:r>
+              <w:t xml:space="preserve"> (stage 1)</w:t>
+            </w:r>
+          </w:p>
+        </w:tc>
+        <w:tc>
+          <w:tcPr>
+            <w:tcW w:w="0" w:type="auto"/>
+            <w:tcMar>
+              <w:top w:w="150" w:type="dxa"/>
+              <w:left w:w="240" w:type="dxa"/>
+              <w:bottom w:w="150" w:type="dxa"/>
+              <w:right w:w="240" w:type="dxa"/>
+            </w:tcMar>
+            <w:vAlign w:val="center"/>
+            <w:hideMark/>
+          </w:tcPr>
+          <w:p>
+            <w:r>
+              <w:t>—</w:t>
+            </w:r>
+          </w:p>
+        </w:tc>
+        <w:tc>
+          <w:tcPr>
+            <w:tcW w:w="0" w:type="auto"/>
+            <w:tcMar>
+              <w:top w:w="150" w:type="dxa"/>
+              <w:left w:w="240" w:type="dxa"/>
+              <w:bottom w:w="150" w:type="dxa"/>
+              <w:right w:w="240" w:type="dxa"/>
+            </w:tcMar>
+            <w:vAlign w:val="center"/>
+            <w:hideMark/>
+          </w:tcPr>
+          <w:p>
+            <w:r>
+              <w:rPr>
+                <w:rFonts w:ascii="Segoe UI Emoji" w:hAnsi="Segoe UI Emoji" w:cs="Segoe UI Emoji"/>
+              </w:rPr>
+              <w:t>✅</w:t>
+            </w:r>
+            <w:r>
+              <w:t xml:space="preserve"> (progress update)</w:t>
+            </w:r>
+          </w:p>
+        </w:tc>
+        <w:tc>
+          <w:tcPr>
+            <w:tcW w:w="0" w:type="auto"/>
+            <w:tcMar>
+              <w:top w:w="150" w:type="dxa"/>
+              <w:left w:w="240" w:type="dxa"/>
+              <w:bottom w:w="150" w:type="dxa"/>
+              <w:right w:w="240" w:type="dxa"/>
+            </w:tcMar>
+            <w:vAlign w:val="center"/>
+            <w:hideMark/>
+          </w:tcPr>
+          <w:p>
+            <w:r>
+              <w:t>—</w:t>
+            </w:r>
+          </w:p>
+        </w:tc>
+        <w:tc>
+          <w:tcPr>
+            <w:tcW w:w="0" w:type="auto"/>
+            <w:tcMar>
+              <w:top w:w="150" w:type="dxa"/>
+              <w:left w:w="240" w:type="dxa"/>
+              <w:bottom w:w="150" w:type="dxa"/>
+              <w:right w:w="0" w:type="dxa"/>
+            </w:tcMar>
+            <w:vAlign w:val="center"/>
+            <w:hideMark/>
+          </w:tcPr>
+          <w:p>
+            <w:r>
+              <w:rPr>
+                <w:rFonts w:ascii="Segoe UI Emoji" w:hAnsi="Segoe UI Emoji" w:cs="Segoe UI Emoji"/>
+              </w:rPr>
+              <w:t>✅</w:t>
+            </w:r>
+            <w:r>
+              <w:t xml:space="preserve"> (needs action)</w:t>
+            </w:r>
+          </w:p>
+        </w:tc>
+      </w:tr>
+      <w:tr>
+        <w:tc>
+          <w:tcPr>
+            <w:tcW w:w="0" w:type="auto"/>
+            <w:tcMar>
+              <w:top w:w="150" w:type="dxa"/>
+              <w:left w:w="0" w:type="dxa"/>
+              <w:bottom w:w="150" w:type="dxa"/>
+              <w:right w:w="240" w:type="dxa"/>
+            </w:tcMar>
+            <w:vAlign w:val="center"/>
+            <w:hideMark/>
+          </w:tcPr>
+          <w:p>
+            <w:r>
+              <w:rPr>
+                <w:b/>
+                <w:bCs/>
+              </w:rPr>
+              <w:t>Admin denies</w:t>
+            </w:r>
+          </w:p>
+        </w:tc>
+        <w:tc>
+          <w:tcPr>
+            <w:tcW w:w="0" w:type="auto"/>
+            <w:tcMar>
+              <w:top w:w="150" w:type="dxa"/>
+              <w:left w:w="240" w:type="dxa"/>
+              <w:bottom w:w="150" w:type="dxa"/>
+              <w:right w:w="240" w:type="dxa"/>
+            </w:tcMar>
+            <w:vAlign w:val="center"/>
+            <w:hideMark/>
+          </w:tcPr>
+          <w:p>
+            <w:r>
+              <w:t>—</w:t>
+            </w:r>
+          </w:p>
+        </w:tc>
+        <w:tc>
+          <w:tcPr>
+            <w:tcW w:w="0" w:type="auto"/>
+            <w:tcMar>
+              <w:top w:w="150" w:type="dxa"/>
+              <w:left w:w="240" w:type="dxa"/>
+              <w:bottom w:w="150" w:type="dxa"/>
+              <w:right w:w="240" w:type="dxa"/>
+            </w:tcMar>
+            <w:vAlign w:val="center"/>
+            <w:hideMark/>
+          </w:tcPr>
+          <w:p>
+            <w:r>
+              <w:rPr>
+                <w:rFonts w:ascii="Segoe UI Emoji" w:hAnsi="Segoe UI Emoji" w:cs="Segoe UI Emoji"/>
+              </w:rPr>
+              <w:t>✅</w:t>
+            </w:r>
+            <w:r>
+              <w:t xml:space="preserve"> (denied + reason)</w:t>
+            </w:r>
+          </w:p>
+        </w:tc>
+        <w:tc>
+          <w:tcPr>
+            <w:tcW w:w="0" w:type="auto"/>
+            <w:tcMar>
+              <w:top w:w="150" w:type="dxa"/>
+              <w:left w:w="240" w:type="dxa"/>
+              <w:bottom w:w="150" w:type="dxa"/>
+              <w:right w:w="240" w:type="dxa"/>
+            </w:tcMar>
+            <w:vAlign w:val="center"/>
+            <w:hideMark/>
+          </w:tcPr>
+          <w:p>
+            <w:r>
+              <w:t>—</w:t>
+            </w:r>
+          </w:p>
+        </w:tc>
+        <w:tc>
+          <w:tcPr>
+            <w:tcW w:w="0" w:type="auto"/>
+            <w:tcMar>
+              <w:top w:w="150" w:type="dxa"/>
+              <w:left w:w="240" w:type="dxa"/>
+              <w:bottom w:w="150" w:type="dxa"/>
+              <w:right w:w="0" w:type="dxa"/>
+            </w:tcMar>
+            <w:vAlign w:val="center"/>
+            <w:hideMark/>
+          </w:tcPr>
+          <w:p>
+            <w:r>
+              <w:t>—</w:t>
+            </w:r>
+          </w:p>
+        </w:tc>
+      </w:tr>
+      <w:tr>
+        <w:tc>
+          <w:tcPr>
+            <w:tcW w:w="0" w:type="auto"/>
+            <w:tcMar>
+              <w:top w:w="150" w:type="dxa"/>
+              <w:left w:w="0" w:type="dxa"/>
+              <w:bottom w:w="150" w:type="dxa"/>
+              <w:right w:w="240" w:type="dxa"/>
+            </w:tcMar>
+            <w:vAlign w:val="center"/>
+            <w:hideMark/>
+          </w:tcPr>
+          <w:p>
+            <w:r>
+              <w:rPr>
+                <w:b/>
+                <w:bCs/>
+              </w:rPr>
+              <w:t>Security approves</w:t>
+            </w:r>
+            <w:r>
+              <w:t xml:space="preserve"> (stage 2)</w:t>
+            </w:r>
+          </w:p>
+        </w:tc>
+        <w:tc>
+          <w:tcPr>
+            <w:tcW w:w="0" w:type="auto"/>
+            <w:tcMar>
+              <w:top w:w="150" w:type="dxa"/>
+              <w:left w:w="240" w:type="dxa"/>
+              <w:bottom w:w="150" w:type="dxa"/>
+              <w:right w:w="240" w:type="dxa"/>
+            </w:tcMar>
+            <w:vAlign w:val="center"/>
+            <w:hideMark/>
+          </w:tcPr>
+          <w:p>
+            <w:r>
+              <w:rPr>
+                <w:rFonts w:ascii="Segoe UI Emoji" w:hAnsi="Segoe UI Emoji" w:cs="Segoe UI Emoji"/>
+              </w:rPr>
+              <w:t>✅</w:t>
+            </w:r>
+            <w:r>
+              <w:t xml:space="preserve"> </w:t>
+            </w:r>
+            <w:r>
+              <w:rPr>
+                <w:b/>
+                <w:bCs/>
+              </w:rPr>
+              <w:t>code</w:t>
+            </w:r>
+          </w:p>
+        </w:tc>
+        <w:tc>
+          <w:tcPr>
+            <w:tcW w:w="0" w:type="auto"/>
+            <w:tcMar>
+              <w:top w:w="150" w:type="dxa"/>
+              <w:left w:w="240" w:type="dxa"/>
+              <w:bottom w:w="150" w:type="dxa"/>
+              <w:right w:w="240" w:type="dxa"/>
+            </w:tcMar>
+            <w:vAlign w:val="center"/>
+            <w:hideMark/>
+          </w:tcPr>
+          <w:p>
+            <w:r>
+              <w:rPr>
+                <w:rFonts w:ascii="Segoe UI Emoji" w:hAnsi="Segoe UI Emoji" w:cs="Segoe UI Emoji"/>
+              </w:rPr>
+              <w:t>✅</w:t>
+            </w:r>
+            <w:r>
+              <w:t xml:space="preserve"> </w:t>
+            </w:r>
+            <w:r>
+              <w:rPr>
+                <w:b/>
+                <w:bCs/>
+              </w:rPr>
+              <w:t>code + confirmation</w:t>
+            </w:r>
+          </w:p>
+        </w:tc>
+        <w:tc>
+          <w:tcPr>
+            <w:tcW w:w="0" w:type="auto"/>
+            <w:tcMar>
+              <w:top w:w="150" w:type="dxa"/>
+              <w:left w:w="240" w:type="dxa"/>
+              <w:bottom w:w="150" w:type="dxa"/>
+              <w:right w:w="240" w:type="dxa"/>
+            </w:tcMar>
+            <w:vAlign w:val="center"/>
+            <w:hideMark/>
+          </w:tcPr>
+          <w:p>
+            <w:r>
+              <w:rPr>
+                <w:rFonts w:ascii="Segoe UI Emoji" w:hAnsi="Segoe UI Emoji" w:cs="Segoe UI Emoji"/>
+              </w:rPr>
+              <w:t>✅</w:t>
+            </w:r>
+            <w:r>
+              <w:t xml:space="preserve"> (audit)</w:t>
+            </w:r>
+          </w:p>
+        </w:tc>
+        <w:tc>
+          <w:tcPr>
+            <w:tcW w:w="0" w:type="auto"/>
+            <w:tcMar>
+              <w:top w:w="150" w:type="dxa"/>
+              <w:left w:w="240" w:type="dxa"/>
+              <w:bottom w:w="150" w:type="dxa"/>
+              <w:right w:w="0" w:type="dxa"/>
+            </w:tcMar>
+            <w:vAlign w:val="center"/>
+            <w:hideMark/>
+          </w:tcPr>
+          <w:p>
+            <w:r>
+              <w:t>—</w:t>
+            </w:r>
+          </w:p>
+        </w:tc>
+      </w:tr>
+      <w:tr>
+        <w:tc>
+          <w:tcPr>
+            <w:tcW w:w="0" w:type="auto"/>
+            <w:tcMar>
+              <w:top w:w="150" w:type="dxa"/>
+              <w:left w:w="0" w:type="dxa"/>
+              <w:bottom w:w="150" w:type="dxa"/>
+              <w:right w:w="240" w:type="dxa"/>
+            </w:tcMar>
+            <w:vAlign w:val="center"/>
+            <w:hideMark/>
+          </w:tcPr>
+          <w:p>
+            <w:r>
+              <w:rPr>
+                <w:b/>
+                <w:bCs/>
+              </w:rPr>
+              <w:t>Security denies</w:t>
+            </w:r>
+          </w:p>
+        </w:tc>
+        <w:tc>
+          <w:tcPr>
+            <w:tcW w:w="0" w:type="auto"/>
+            <w:tcMar>
+              <w:top w:w="150" w:type="dxa"/>
+              <w:left w:w="240" w:type="dxa"/>
+              <w:bottom w:w="150" w:type="dxa"/>
+              <w:right w:w="240" w:type="dxa"/>
+            </w:tcMar>
+            <w:vAlign w:val="center"/>
+            <w:hideMark/>
+          </w:tcPr>
+          <w:p>
+            <w:r>
+              <w:t>—</w:t>
+            </w:r>
+          </w:p>
+        </w:tc>
+        <w:tc>
+          <w:tcPr>
+            <w:tcW w:w="0" w:type="auto"/>
+            <w:tcMar>
+              <w:top w:w="150" w:type="dxa"/>
+              <w:left w:w="240" w:type="dxa"/>
+              <w:bottom w:w="150" w:type="dxa"/>
+              <w:right w:w="240" w:type="dxa"/>
+            </w:tcMar>
+            <w:vAlign w:val="center"/>
+            <w:hideMark/>
+          </w:tcPr>
+          <w:p>
+            <w:r>
+              <w:rPr>
+                <w:rFonts w:ascii="Segoe UI Emoji" w:hAnsi="Segoe UI Emoji" w:cs="Segoe UI Emoji"/>
+              </w:rPr>
+              <w:t>✅</w:t>
+            </w:r>
+            <w:r>
+              <w:t xml:space="preserve"> (denied + reason)</w:t>
+            </w:r>
+          </w:p>
+        </w:tc>
+        <w:tc>
+          <w:tcPr>
+            <w:tcW w:w="0" w:type="auto"/>
+            <w:tcMar>
+              <w:top w:w="150" w:type="dxa"/>
+              <w:left w:w="240" w:type="dxa"/>
+              <w:bottom w:w="150" w:type="dxa"/>
+              <w:right w:w="240" w:type="dxa"/>
+            </w:tcMar>
+            <w:vAlign w:val="center"/>
+            <w:hideMark/>
+          </w:tcPr>
+          <w:p>
+            <w:r>
+              <w:rPr>
+                <w:rFonts w:ascii="Segoe UI Emoji" w:hAnsi="Segoe UI Emoji" w:cs="Segoe UI Emoji"/>
+              </w:rPr>
+              <w:t>✅</w:t>
+            </w:r>
+            <w:r>
+              <w:t xml:space="preserve"> (awareness)</w:t>
+            </w:r>
+          </w:p>
+        </w:tc>
+        <w:tc>
+          <w:tcPr>
+            <w:tcW w:w="0" w:type="auto"/>
+            <w:tcMar>
+              <w:top w:w="150" w:type="dxa"/>
+              <w:left w:w="240" w:type="dxa"/>
+              <w:bottom w:w="150" w:type="dxa"/>
+              <w:right w:w="0" w:type="dxa"/>
+            </w:tcMar>
+            <w:vAlign w:val="center"/>
+            <w:hideMark/>
+          </w:tcPr>
+          <w:p>
+            <w:r>
+              <w:t>—</w:t>
+            </w:r>
+          </w:p>
+        </w:tc>
+      </w:tr>
+      <w:tr>
+        <w:tc>
+          <w:tcPr>
+            <w:tcW w:w="0" w:type="auto"/>
+            <w:tcMar>
+              <w:top w:w="150" w:type="dxa"/>
+              <w:left w:w="0" w:type="dxa"/>
+              <w:bottom w:w="150" w:type="dxa"/>
+              <w:right w:w="240" w:type="dxa"/>
+            </w:tcMar>
+            <w:vAlign w:val="center"/>
+            <w:hideMark/>
+          </w:tcPr>
+          <w:p>
+            <w:r>
+              <w:rPr>
+                <w:b/>
+                <w:bCs/>
+              </w:rPr>
+              <w:t>Resident cancels</w:t>
+            </w:r>
+          </w:p>
+        </w:tc>
+        <w:tc>
+          <w:tcPr>
+            <w:tcW w:w="0" w:type="auto"/>
+            <w:tcMar>
+              <w:top w:w="150" w:type="dxa"/>
+              <w:left w:w="240" w:type="dxa"/>
+              <w:bottom w:w="150" w:type="dxa"/>
+              <w:right w:w="240" w:type="dxa"/>
+            </w:tcMar>
+            <w:vAlign w:val="center"/>
+            <w:hideMark/>
+          </w:tcPr>
+          <w:p>
+            <w:r>
+              <w:t>—</w:t>
+            </w:r>
+          </w:p>
+        </w:tc>
+        <w:tc>
+          <w:tcPr>
+            <w:tcW w:w="0" w:type="auto"/>
+            <w:tcMar>
+              <w:top w:w="150" w:type="dxa"/>
+              <w:left w:w="240" w:type="dxa"/>
+              <w:bottom w:w="150" w:type="dxa"/>
+              <w:right w:w="240" w:type="dxa"/>
+            </w:tcMar>
+            <w:vAlign w:val="center"/>
+            <w:hideMark/>
+          </w:tcPr>
+          <w:p>
+            <w:r>
+              <w:t>—</w:t>
+            </w:r>
+          </w:p>
+        </w:tc>
+        <w:tc>
+          <w:tcPr>
+            <w:tcW w:w="0" w:type="auto"/>
+            <w:tcMar>
+              <w:top w:w="150" w:type="dxa"/>
+              <w:left w:w="240" w:type="dxa"/>
+              <w:bottom w:w="150" w:type="dxa"/>
+              <w:right w:w="240" w:type="dxa"/>
+            </w:tcMar>
+            <w:vAlign w:val="center"/>
+            <w:hideMark/>
+          </w:tcPr>
+          <w:p>
+            <w:r>
+              <w:rPr>
+                <w:rFonts w:ascii="Segoe UI Emoji" w:hAnsi="Segoe UI Emoji" w:cs="Segoe UI Emoji"/>
+              </w:rPr>
+              <w:t>✅</w:t>
+            </w:r>
+            <w:r>
+              <w:t xml:space="preserve"> (awareness)</w:t>
+            </w:r>
+          </w:p>
+        </w:tc>
+        <w:tc>
+          <w:tcPr>
+            <w:tcW w:w="0" w:type="auto"/>
+            <w:tcMar>
+              <w:top w:w="150" w:type="dxa"/>
+              <w:left w:w="240" w:type="dxa"/>
+              <w:bottom w:w="150" w:type="dxa"/>
+              <w:right w:w="0" w:type="dxa"/>
+            </w:tcMar>
+            <w:vAlign w:val="center"/>
+            <w:hideMark/>
+          </w:tcPr>
+          <w:p>
+            <w:r>
+              <w:rPr>
+                <w:rFonts w:ascii="Segoe UI Emoji" w:hAnsi="Segoe UI Emoji" w:cs="Segoe UI Emoji"/>
+              </w:rPr>
+              <w:t>✅</w:t>
+            </w:r>
+            <w:r>
+              <w:t xml:space="preserve"> (remove from list)</w:t>
+            </w:r>
+          </w:p>
+        </w:tc>
+      </w:tr>
+      <w:tr>
+        <w:tc>
+          <w:tcPr>
+            <w:tcW w:w="0" w:type="auto"/>
+            <w:tcMar>
+              <w:top w:w="150" w:type="dxa"/>
+              <w:left w:w="0" w:type="dxa"/>
+              <w:bottom w:w="150" w:type="dxa"/>
+              <w:right w:w="240" w:type="dxa"/>
+            </w:tcMar>
+            <w:vAlign w:val="center"/>
+            <w:hideMark/>
+          </w:tcPr>
+          <w:p>
+            <w:r>
+              <w:rPr>
+                <w:b/>
+                <w:bCs/>
+              </w:rPr>
+              <w:t>Admin cancels</w:t>
+            </w:r>
+            <w:r>
+              <w:t xml:space="preserve"> (after approval)</w:t>
+            </w:r>
+          </w:p>
+        </w:tc>
+        <w:tc>
+          <w:tcPr>
+            <w:tcW w:w="0" w:type="auto"/>
+            <w:tcMar>
+              <w:top w:w="150" w:type="dxa"/>
+              <w:left w:w="240" w:type="dxa"/>
+              <w:bottom w:w="150" w:type="dxa"/>
+              <w:right w:w="240" w:type="dxa"/>
+            </w:tcMar>
+            <w:vAlign w:val="center"/>
+            <w:hideMark/>
+          </w:tcPr>
+          <w:p>
+            <w:r>
+              <w:rPr>
+                <w:rFonts w:ascii="Segoe UI Emoji" w:hAnsi="Segoe UI Emoji" w:cs="Segoe UI Emoji"/>
+              </w:rPr>
+              <w:t>✅</w:t>
+            </w:r>
+            <w:r>
+              <w:t xml:space="preserve"> (cancelled)</w:t>
+            </w:r>
+          </w:p>
+        </w:tc>
+        <w:tc>
+          <w:tcPr>
+            <w:tcW w:w="0" w:type="auto"/>
+            <w:tcMar>
+              <w:top w:w="150" w:type="dxa"/>
+              <w:left w:w="240" w:type="dxa"/>
+              <w:bottom w:w="150" w:type="dxa"/>
+              <w:right w:w="240" w:type="dxa"/>
+            </w:tcMar>
+            <w:vAlign w:val="center"/>
+            <w:hideMark/>
+          </w:tcPr>
+          <w:p>
+            <w:r>
+              <w:rPr>
+                <w:rFonts w:ascii="Segoe UI Emoji" w:hAnsi="Segoe UI Emoji" w:cs="Segoe UI Emoji"/>
+              </w:rPr>
+              <w:t>✅</w:t>
+            </w:r>
+            <w:r>
+              <w:t xml:space="preserve"> (cancelled)</w:t>
+            </w:r>
+          </w:p>
+        </w:tc>
+        <w:tc>
+          <w:tcPr>
+            <w:tcW w:w="0" w:type="auto"/>
+            <w:tcMar>
+              <w:top w:w="150" w:type="dxa"/>
+              <w:left w:w="240" w:type="dxa"/>
+              <w:bottom w:w="150" w:type="dxa"/>
+              <w:right w:w="240" w:type="dxa"/>
+            </w:tcMar>
+            <w:vAlign w:val="center"/>
+            <w:hideMark/>
+          </w:tcPr>
+          <w:p>
+            <w:r>
+              <w:t>—</w:t>
+            </w:r>
+          </w:p>
+        </w:tc>
+        <w:tc>
+          <w:tcPr>
+            <w:tcW w:w="0" w:type="auto"/>
+            <w:tcMar>
+              <w:top w:w="150" w:type="dxa"/>
+              <w:left w:w="240" w:type="dxa"/>
+              <w:bottom w:w="150" w:type="dxa"/>
+              <w:right w:w="0" w:type="dxa"/>
+            </w:tcMar>
+            <w:vAlign w:val="center"/>
+            <w:hideMark/>
+          </w:tcPr>
+          <w:p>
+            <w:r>
+              <w:rPr>
+                <w:rFonts w:ascii="Segoe UI Emoji" w:hAnsi="Segoe UI Emoji" w:cs="Segoe UI Emoji"/>
+              </w:rPr>
+              <w:t>✅</w:t>
+            </w:r>
+            <w:r>
+              <w:t xml:space="preserve"> (remove)</w:t>
+            </w:r>
+          </w:p>
+        </w:tc>
+      </w:tr>
+      <w:tr>
+        <w:tc>
+          <w:tcPr>
+            <w:tcW w:w="0" w:type="auto"/>
+            <w:tcMar>
+              <w:top w:w="150" w:type="dxa"/>
+              <w:left w:w="0" w:type="dxa"/>
+              <w:bottom w:w="150" w:type="dxa"/>
+              <w:right w:w="240" w:type="dxa"/>
+            </w:tcMar>
+            <w:vAlign w:val="center"/>
+            <w:hideMark/>
+          </w:tcPr>
+          <w:p>
+            <w:r>
+              <w:rPr>
+                <w:b/>
+                <w:bCs/>
+              </w:rPr>
+              <w:t>Security cancels</w:t>
+            </w:r>
+            <w:r>
+              <w:t xml:space="preserve"> (after approval)</w:t>
+            </w:r>
+          </w:p>
+        </w:tc>
+        <w:tc>
+          <w:tcPr>
+            <w:tcW w:w="0" w:type="auto"/>
+            <w:tcMar>
+              <w:top w:w="150" w:type="dxa"/>
+              <w:left w:w="240" w:type="dxa"/>
+              <w:bottom w:w="150" w:type="dxa"/>
+              <w:right w:w="240" w:type="dxa"/>
+            </w:tcMar>
+            <w:vAlign w:val="center"/>
+            <w:hideMark/>
+          </w:tcPr>
+          <w:p>
+            <w:r>
+              <w:rPr>
+                <w:rFonts w:ascii="Segoe UI Emoji" w:hAnsi="Segoe UI Emoji" w:cs="Segoe UI Emoji"/>
+              </w:rPr>
+              <w:t>✅</w:t>
+            </w:r>
+            <w:r>
+              <w:t xml:space="preserve"> (cancelled)</w:t>
+            </w:r>
+          </w:p>
+        </w:tc>
+        <w:tc>
+          <w:tcPr>
+            <w:tcW w:w="0" w:type="auto"/>
+            <w:tcMar>
+              <w:top w:w="150" w:type="dxa"/>
+              <w:left w:w="240" w:type="dxa"/>
+              <w:bottom w:w="150" w:type="dxa"/>
+              <w:right w:w="240" w:type="dxa"/>
+            </w:tcMar>
+            <w:vAlign w:val="center"/>
+            <w:hideMark/>
+          </w:tcPr>
+          <w:p>
+            <w:r>
+              <w:rPr>
+                <w:rFonts w:ascii="Segoe UI Emoji" w:hAnsi="Segoe UI Emoji" w:cs="Segoe UI Emoji"/>
+              </w:rPr>
+              <w:t>✅</w:t>
+            </w:r>
+            <w:r>
+              <w:t xml:space="preserve"> (cancelled)</w:t>
+            </w:r>
+          </w:p>
+        </w:tc>
+        <w:tc>
+          <w:tcPr>
+            <w:tcW w:w="0" w:type="auto"/>
+            <w:tcMar>
+              <w:top w:w="150" w:type="dxa"/>
+              <w:left w:w="240" w:type="dxa"/>
+              <w:bottom w:w="150" w:type="dxa"/>
+              <w:right w:w="240" w:type="dxa"/>
+            </w:tcMar>
+            <w:vAlign w:val="center"/>
+            <w:hideMark/>
+          </w:tcPr>
+          <w:p>
+            <w:r>
+              <w:rPr>
+                <w:rFonts w:ascii="Segoe UI Emoji" w:hAnsi="Segoe UI Emoji" w:cs="Segoe UI Emoji"/>
+              </w:rPr>
+              <w:t>✅</w:t>
+            </w:r>
+            <w:r>
+              <w:t xml:space="preserve"> (awareness)</w:t>
+            </w:r>
+          </w:p>
+        </w:tc>
+        <w:tc>
+          <w:tcPr>
+            <w:tcW w:w="0" w:type="auto"/>
+            <w:tcMar>
+              <w:top w:w="150" w:type="dxa"/>
+              <w:left w:w="240" w:type="dxa"/>
+              <w:bottom w:w="150" w:type="dxa"/>
+              <w:right w:w="0" w:type="dxa"/>
+            </w:tcMar>
+            <w:vAlign w:val="center"/>
+            <w:hideMark/>
+          </w:tcPr>
+          <w:p>
+            <w:r>
+              <w:t>—</w:t>
+            </w:r>
+          </w:p>
+        </w:tc>
+      </w:tr>
+      <w:tr>
+        <w:tc>
+          <w:tcPr>
+            <w:tcW w:w="0" w:type="auto"/>
+            <w:tcMar>
+              <w:top w:w="150" w:type="dxa"/>
+              <w:left w:w="0" w:type="dxa"/>
+              <w:bottom w:w="150" w:type="dxa"/>
+              <w:right w:w="240" w:type="dxa"/>
+            </w:tcMar>
+            <w:vAlign w:val="center"/>
+            <w:hideMark/>
+          </w:tcPr>
+          <w:p>
+            <w:r>
+              <w:t>Visitor checks in at gate</w:t>
+            </w:r>
+          </w:p>
+        </w:tc>
+        <w:tc>
+          <w:tcPr>
+            <w:tcW w:w="0" w:type="auto"/>
+            <w:tcMar>
+              <w:top w:w="150" w:type="dxa"/>
+              <w:left w:w="240" w:type="dxa"/>
+              <w:bottom w:w="150" w:type="dxa"/>
+              <w:right w:w="240" w:type="dxa"/>
+            </w:tcMar>
+            <w:vAlign w:val="center"/>
+            <w:hideMark/>
+          </w:tcPr>
+          <w:p>
+            <w:r>
+              <w:t>—</w:t>
+            </w:r>
+          </w:p>
+        </w:tc>
+        <w:tc>
+          <w:tcPr>
+            <w:tcW w:w="0" w:type="auto"/>
+            <w:tcMar>
+              <w:top w:w="150" w:type="dxa"/>
+              <w:left w:w="240" w:type="dxa"/>
+              <w:bottom w:w="150" w:type="dxa"/>
+              <w:right w:w="240" w:type="dxa"/>
+            </w:tcMar>
+            <w:vAlign w:val="center"/>
+            <w:hideMark/>
+          </w:tcPr>
+          <w:p>
+            <w:r>
+              <w:rPr>
+                <w:rFonts w:ascii="Segoe UI Emoji" w:hAnsi="Segoe UI Emoji" w:cs="Segoe UI Emoji"/>
+              </w:rPr>
+              <w:t>✅</w:t>
+            </w:r>
+            <w:r>
+              <w:t xml:space="preserve"> (visitor arrived)</w:t>
+            </w:r>
+          </w:p>
+        </w:tc>
+        <w:tc>
+          <w:tcPr>
+            <w:tcW w:w="0" w:type="auto"/>
+            <w:tcMar>
+              <w:top w:w="150" w:type="dxa"/>
+              <w:left w:w="240" w:type="dxa"/>
+              <w:bottom w:w="150" w:type="dxa"/>
+              <w:right w:w="240" w:type="dxa"/>
+            </w:tcMar>
+            <w:vAlign w:val="center"/>
+            <w:hideMark/>
+          </w:tcPr>
+          <w:p>
+            <w:r>
+              <w:t>—</w:t>
+            </w:r>
+          </w:p>
+        </w:tc>
+        <w:tc>
+          <w:tcPr>
+            <w:tcW w:w="0" w:type="auto"/>
+            <w:tcMar>
+              <w:top w:w="150" w:type="dxa"/>
+              <w:left w:w="240" w:type="dxa"/>
+              <w:bottom w:w="150" w:type="dxa"/>
+              <w:right w:w="0" w:type="dxa"/>
+            </w:tcMar>
+            <w:vAlign w:val="center"/>
+            <w:hideMark/>
+          </w:tcPr>
+          <w:p>
+            <w:r>
+              <w:t>—</w:t>
+            </w:r>
+          </w:p>
+        </w:tc>
+      </w:tr>
+      <w:tr>
+        <w:tc>
+          <w:tcPr>
+            <w:tcW w:w="0" w:type="auto"/>
+            <w:tcMar>
+              <w:top w:w="150" w:type="dxa"/>
+              <w:left w:w="0" w:type="dxa"/>
+              <w:bottom w:w="150" w:type="dxa"/>
+              <w:right w:w="240" w:type="dxa"/>
+            </w:tcMar>
+            <w:vAlign w:val="center"/>
+            <w:hideMark/>
+          </w:tcPr>
+          <w:p>
+            <w:r>
+              <w:lastRenderedPageBreak/>
+              <w:t>Visitor checks out</w:t>
+            </w:r>
+          </w:p>
+        </w:tc>
+        <w:tc>
+          <w:tcPr>
+            <w:tcW w:w="0" w:type="auto"/>
+            <w:tcMar>
+              <w:top w:w="150" w:type="dxa"/>
+              <w:left w:w="240" w:type="dxa"/>
+              <w:bottom w:w="150" w:type="dxa"/>
+              <w:right w:w="240" w:type="dxa"/>
+            </w:tcMar>
+            <w:vAlign w:val="center"/>
+            <w:hideMark/>
+          </w:tcPr>
+          <w:p>
+            <w:r>
+              <w:t>—</w:t>
+            </w:r>
+          </w:p>
+        </w:tc>
+        <w:tc>
+          <w:tcPr>
+            <w:tcW w:w="0" w:type="auto"/>
+            <w:tcMar>
+              <w:top w:w="150" w:type="dxa"/>
+              <w:left w:w="240" w:type="dxa"/>
+              <w:bottom w:w="150" w:type="dxa"/>
+              <w:right w:w="240" w:type="dxa"/>
+            </w:tcMar>
+            <w:vAlign w:val="center"/>
+            <w:hideMark/>
+          </w:tcPr>
+          <w:p>
+            <w:r>
+              <w:rPr>
+                <w:rFonts w:ascii="Segoe UI Emoji" w:hAnsi="Segoe UI Emoji" w:cs="Segoe UI Emoji"/>
+              </w:rPr>
+              <w:t>✅</w:t>
+            </w:r>
+            <w:r>
+              <w:t xml:space="preserve"> (visitor left)</w:t>
+            </w:r>
+          </w:p>
+        </w:tc>
+        <w:tc>
+          <w:tcPr>
+            <w:tcW w:w="0" w:type="auto"/>
+            <w:tcMar>
+              <w:top w:w="150" w:type="dxa"/>
+              <w:left w:w="240" w:type="dxa"/>
+              <w:bottom w:w="150" w:type="dxa"/>
+              <w:right w:w="240" w:type="dxa"/>
+            </w:tcMar>
+            <w:vAlign w:val="center"/>
+            <w:hideMark/>
+          </w:tcPr>
+          <w:p>
+            <w:r>
+              <w:t>—</w:t>
+            </w:r>
+          </w:p>
+        </w:tc>
+        <w:tc>
+          <w:tcPr>
+            <w:tcW w:w="0" w:type="auto"/>
+            <w:tcMar>
+              <w:top w:w="150" w:type="dxa"/>
+              <w:left w:w="240" w:type="dxa"/>
+              <w:bottom w:w="150" w:type="dxa"/>
+              <w:right w:w="0" w:type="dxa"/>
+            </w:tcMar>
+            <w:vAlign w:val="center"/>
+            <w:hideMark/>
+          </w:tcPr>
+          <w:p>
+            <w:r>
+              <w:t>—</w:t>
+            </w:r>
+          </w:p>
+        </w:tc>
+      </w:tr>
+      <w:tr>
+        <w:tc>
+          <w:tcPr>
+            <w:tcW w:w="0" w:type="auto"/>
+            <w:tcMar>
+              <w:top w:w="150" w:type="dxa"/>
+              <w:left w:w="0" w:type="dxa"/>
+              <w:bottom w:w="150" w:type="dxa"/>
+              <w:right w:w="240" w:type="dxa"/>
+            </w:tcMar>
+            <w:vAlign w:val="center"/>
+            <w:hideMark/>
+          </w:tcPr>
+          <w:p>
+            <w:r>
+              <w:t>Code expires without use</w:t>
+            </w:r>
+          </w:p>
+        </w:tc>
+        <w:tc>
+          <w:tcPr>
+            <w:tcW w:w="0" w:type="auto"/>
+            <w:tcMar>
+              <w:top w:w="150" w:type="dxa"/>
+              <w:left w:w="240" w:type="dxa"/>
+              <w:bottom w:w="150" w:type="dxa"/>
+              <w:right w:w="240" w:type="dxa"/>
+            </w:tcMar>
+            <w:vAlign w:val="center"/>
+            <w:hideMark/>
+          </w:tcPr>
+          <w:p>
+            <w:r>
+              <w:t>—</w:t>
+            </w:r>
+          </w:p>
+        </w:tc>
+        <w:tc>
+          <w:tcPr>
+            <w:tcW w:w="0" w:type="auto"/>
+            <w:tcMar>
+              <w:top w:w="150" w:type="dxa"/>
+              <w:left w:w="240" w:type="dxa"/>
+              <w:bottom w:w="150" w:type="dxa"/>
+              <w:right w:w="240" w:type="dxa"/>
+            </w:tcMar>
+            <w:vAlign w:val="center"/>
+            <w:hideMark/>
+          </w:tcPr>
+          <w:p>
+            <w:r>
+              <w:rPr>
+                <w:rFonts w:ascii="Segoe UI Emoji" w:hAnsi="Segoe UI Emoji" w:cs="Segoe UI Emoji"/>
+              </w:rPr>
+              <w:t>✅</w:t>
+            </w:r>
+            <w:r>
+              <w:t xml:space="preserve"> (visit didn't happen)</w:t>
+            </w:r>
+          </w:p>
+        </w:tc>
+        <w:tc>
+          <w:tcPr>
+            <w:tcW w:w="0" w:type="auto"/>
+            <w:tcMar>
+              <w:top w:w="150" w:type="dxa"/>
+              <w:left w:w="240" w:type="dxa"/>
+              <w:bottom w:w="150" w:type="dxa"/>
+              <w:right w:w="240" w:type="dxa"/>
+            </w:tcMar>
+            <w:vAlign w:val="center"/>
+            <w:hideMark/>
+          </w:tcPr>
+          <w:p>
+            <w:r>
+              <w:t>—</w:t>
+            </w:r>
+          </w:p>
+        </w:tc>
+        <w:tc>
+          <w:tcPr>
+            <w:tcW w:w="0" w:type="auto"/>
+            <w:tcMar>
+              <w:top w:w="150" w:type="dxa"/>
+              <w:left w:w="240" w:type="dxa"/>
+              <w:bottom w:w="150" w:type="dxa"/>
+              <w:right w:w="0" w:type="dxa"/>
+            </w:tcMar>
+            <w:vAlign w:val="center"/>
+            <w:hideMark/>
+          </w:tcPr>
+          <w:p>
+            <w:r>
+              <w:t>—</w:t>
+            </w:r>
+          </w:p>
+        </w:tc>
+      </w:tr>
+    </w:tbl>
+    <w:p>
+      <w:r>
+        <w:rPr>
+          <w:b/>
+          <w:bCs/>
+        </w:rPr>
+        <w:t>Summary of the rules you've given:</w:t>
+      </w:r>
+    </w:p>
+    <w:p>
+      <w:pPr>
+        <w:numPr>
+          <w:ilvl w:val="0"/>
+          <w:numId w:val="9"/>
+        </w:numPr>
+      </w:pPr>
+      <w:r>
+        <w:rPr>
+          <w:b/>
+          <w:bCs/>
+        </w:rPr>
+        <w:t>Approval → code delivery</w:t>
+      </w:r>
+      <w:r>
+        <w:t xml:space="preserve"> to visitor + resident (+ dashboards)</w:t>
+      </w:r>
+    </w:p>
+    <w:p>
+      <w:pPr>
+        <w:numPr>
+          <w:ilvl w:val="0"/>
+          <w:numId w:val="9"/>
+        </w:numPr>
+      </w:pPr>
+      <w:r>
+        <w:rPr>
+          <w:b/>
+          <w:bCs/>
+        </w:rPr>
+        <w:t>Denial at either stage</w:t>
+      </w:r>
+      <w:r>
+        <w:t xml:space="preserve"> → notify the </w:t>
+      </w:r>
+      <w:r>
+        <w:rPr>
+          <w:i/>
+          <w:iCs/>
+        </w:rPr>
+        <w:t>other approver</w:t>
+      </w:r>
+      <w:r>
+        <w:t xml:space="preserve"> + the resident (with reason)</w:t>
+      </w:r>
+    </w:p>
+    <w:p>
+      <w:pPr>
+        <w:numPr>
+          <w:ilvl w:val="0"/>
+          <w:numId w:val="9"/>
+        </w:numPr>
+      </w:pPr>
+      <w:r>
+        <w:rPr>
+          <w:b/>
+          <w:bCs/>
+        </w:rPr>
+        <w:t>Cancellation by resident</w:t>
+      </w:r>
+      <w:r>
+        <w:t xml:space="preserve"> → notify both approvers (so they stop expecting it)</w:t>
+      </w:r>
+    </w:p>
+    <w:p>
+      <w:pPr>
+        <w:numPr>
+          <w:ilvl w:val="0"/>
+          <w:numId w:val="9"/>
+        </w:numPr>
+      </w:pPr>
+      <w:r>
+        <w:rPr>
+          <w:b/>
+          <w:bCs/>
+        </w:rPr>
+        <w:t>Cancellation by admin</w:t>
+      </w:r>
+      <w:r>
+        <w:t xml:space="preserve"> → notify security + visitor + resident</w:t>
+      </w:r>
+    </w:p>
+    <w:p>
+      <w:pPr>
+        <w:numPr>
+          <w:ilvl w:val="0"/>
+          <w:numId w:val="9"/>
+        </w:numPr>
+      </w:pPr>
+      <w:r>
+        <w:rPr>
+          <w:b/>
+          <w:bCs/>
+        </w:rPr>
+        <w:t>Cancellation by security</w:t>
+      </w:r>
+      <w:r>
+        <w:t xml:space="preserve"> → notify admin + visitor + resident</w:t>
+      </w:r>
+    </w:p>
+    <w:p>
+      <w:r>
+        <w:rPr>
+          <w:b/>
+          <w:bCs/>
+        </w:rPr>
+        <w:t>In-app dashboards</w:t>
+      </w:r>
+      <w:r>
+        <w:t xml:space="preserve"> (Admin + Security) update automatically — no email/SMS needed for awareness on those, just real-time list refresh. Email/SMS goes to the </w:t>
+      </w:r>
+      <w:r>
+        <w:rPr>
+          <w:i/>
+          <w:iCs/>
+        </w:rPr>
+        <w:t>people</w:t>
+      </w:r>
+      <w:r>
+        <w:t>, not the dashboards.</w:t>
+      </w:r>
+    </w:p>
+    <w:p>
+      <w:r>
+        <w:pict w14:anchorId="3ACD2483">
+          <v:rect id="_x0000_i1097" style="width:0;height:.75pt" o:hralign="center" o:hrstd="t" o:hr="t" fillcolor="#a0a0a0" stroked="f"/>
+        </w:pict>
+      </w:r>
+    </w:p>
+    <w:p>
+      <w:pPr>
+        <w:rPr>
+          <w:b/>
+          <w:bCs/>
+        </w:rPr>
+      </w:pPr>
+      <w:r>
+        <w:rPr>
+          <w:rFonts w:ascii="Segoe UI Emoji" w:hAnsi="Segoe UI Emoji" w:cs="Segoe UI Emoji"/>
+          <w:b/>
+          <w:bCs/>
+        </w:rPr>
+        <w:t>🎯</w:t>
+      </w:r>
+      <w:r>
+        <w:rPr>
+          <w:b/>
+          <w:bCs/>
+        </w:rPr>
+        <w:t xml:space="preserve"> Who Gets SMS/Email vs Who Just Sees It In-App</w:t>
+      </w:r>
+    </w:p>
+    <w:tbl>
+      <w:tblPr>
+        <w:tblW w:w="11280" w:type="dxa"/>
+        <w:tblCellMar>
+          <w:top w:w="15" w:type="dxa"/>
+          <w:left w:w="15" w:type="dxa"/>
+          <w:bottom w:w="15" w:type="dxa"/>
+          <w:right w:w="15" w:type="dxa"/>
+        </w:tblCellMar>
+        <w:tblLook w:val="04A0" w:firstRow="1" w:lastRow="0" w:firstColumn="1" w:lastColumn="0" w:noHBand="0" w:noVBand="1"/>
+      </w:tblPr>
+      <w:tblGrid>
+        <w:gridCol w:w="3583"/>
+        <w:gridCol w:w="7697"/>
+      </w:tblGrid>
+      <w:tr>
+        <w:trPr>
+          <w:tblHeader/>
+        </w:trPr>
+        <w:tc>
+          <w:tcPr>
+            <w:tcW w:w="0" w:type="auto"/>
+            <w:tcBorders>
+              <w:top w:val="nil"/>
+            </w:tcBorders>
+            <w:tcMar>
+              <w:top w:w="150" w:type="dxa"/>
+              <w:left w:w="0" w:type="dxa"/>
+              <w:bottom w:w="150" w:type="dxa"/>
+              <w:right w:w="240" w:type="dxa"/>
+            </w:tcMar>
+            <w:vAlign w:val="center"/>
+            <w:hideMark/>
+          </w:tcPr>
+          <w:p>
+            <w:r>
+              <w:t>Recipient type</w:t>
+            </w:r>
+          </w:p>
+        </w:tc>
+        <w:tc>
+          <w:tcPr>
+            <w:tcW w:w="0" w:type="auto"/>
+            <w:tcBorders>
+              <w:top w:val="nil"/>
+            </w:tcBorders>
+            <w:tcMar>
+              <w:top w:w="150" w:type="dxa"/>
+              <w:left w:w="240" w:type="dxa"/>
+              <w:bottom w:w="150" w:type="dxa"/>
+              <w:right w:w="240" w:type="dxa"/>
+            </w:tcMar>
+            <w:vAlign w:val="center"/>
+            <w:hideMark/>
+          </w:tcPr>
+          <w:p>
+            <w:r>
+              <w:t>Channel</w:t>
+            </w:r>
+          </w:p>
+        </w:tc>
+      </w:tr>
+      <w:tr>
+        <w:tc>
+          <w:tcPr>
+            <w:tcW w:w="0" w:type="auto"/>
+            <w:tcMar>
+              <w:top w:w="150" w:type="dxa"/>
+              <w:left w:w="0" w:type="dxa"/>
+              <w:bottom w:w="150" w:type="dxa"/>
+              <w:right w:w="240" w:type="dxa"/>
+            </w:tcMar>
+            <w:vAlign w:val="center"/>
+            <w:hideMark/>
+          </w:tcPr>
+          <w:p>
+            <w:r>
+              <w:rPr>
+                <w:b/>
+                <w:bCs/>
+              </w:rPr>
+              <w:t>Visitor</w:t>
+            </w:r>
+            <w:r>
+              <w:t xml:space="preserve"> (external person)</w:t>
+            </w:r>
+          </w:p>
+        </w:tc>
+        <w:tc>
+          <w:tcPr>
+            <w:tcW w:w="0" w:type="auto"/>
+            <w:tcMar>
+              <w:top w:w="150" w:type="dxa"/>
+              <w:left w:w="240" w:type="dxa"/>
+              <w:bottom w:w="150" w:type="dxa"/>
+              <w:right w:w="0" w:type="dxa"/>
+            </w:tcMar>
+            <w:vAlign w:val="center"/>
+            <w:hideMark/>
+          </w:tcPr>
+          <w:p>
+            <w:r>
+              <w:t>SMS + Email (they have no portal access)</w:t>
+            </w:r>
+          </w:p>
+        </w:tc>
+      </w:tr>
+      <w:tr>
+        <w:tc>
+          <w:tcPr>
+            <w:tcW w:w="0" w:type="auto"/>
+            <w:tcMar>
+              <w:top w:w="150" w:type="dxa"/>
+              <w:left w:w="0" w:type="dxa"/>
+              <w:bottom w:w="150" w:type="dxa"/>
+              <w:right w:w="240" w:type="dxa"/>
+            </w:tcMar>
+            <w:vAlign w:val="center"/>
+            <w:hideMark/>
+          </w:tcPr>
+          <w:p>
+            <w:r>
+              <w:rPr>
+                <w:b/>
+                <w:bCs/>
+              </w:rPr>
+              <w:t>Resident</w:t>
+            </w:r>
+            <w:r>
+              <w:t xml:space="preserve"> (has portal login)</w:t>
+            </w:r>
+          </w:p>
+        </w:tc>
+        <w:tc>
+          <w:tcPr>
+            <w:tcW w:w="0" w:type="auto"/>
+            <w:tcMar>
+              <w:top w:w="150" w:type="dxa"/>
+              <w:left w:w="240" w:type="dxa"/>
+              <w:bottom w:w="150" w:type="dxa"/>
+              <w:right w:w="0" w:type="dxa"/>
+            </w:tcMar>
+            <w:vAlign w:val="center"/>
+            <w:hideMark/>
+          </w:tcPr>
+          <w:p>
+            <w:r>
+              <w:t>Email + SMS (convenience — they may not be logged in)</w:t>
+            </w:r>
+          </w:p>
+        </w:tc>
+      </w:tr>
+      <w:tr>
+        <w:tc>
+          <w:tcPr>
+            <w:tcW w:w="0" w:type="auto"/>
+            <w:tcMar>
+              <w:top w:w="150" w:type="dxa"/>
+              <w:left w:w="0" w:type="dxa"/>
+              <w:bottom w:w="150" w:type="dxa"/>
+              <w:right w:w="240" w:type="dxa"/>
+            </w:tcMar>
+            <w:vAlign w:val="center"/>
+            <w:hideMark/>
+          </w:tcPr>
+          <w:p>
+            <w:r>
+              <w:rPr>
+                <w:b/>
+                <w:bCs/>
+              </w:rPr>
+              <w:t>Admin</w:t>
+            </w:r>
+            <w:r>
+              <w:t xml:space="preserve"> (has portal login)</w:t>
+            </w:r>
+          </w:p>
+        </w:tc>
+        <w:tc>
+          <w:tcPr>
+            <w:tcW w:w="0" w:type="auto"/>
+            <w:tcMar>
+              <w:top w:w="150" w:type="dxa"/>
+              <w:left w:w="240" w:type="dxa"/>
+              <w:bottom w:w="150" w:type="dxa"/>
+              <w:right w:w="0" w:type="dxa"/>
+            </w:tcMar>
+            <w:vAlign w:val="center"/>
+            <w:hideMark/>
+          </w:tcPr>
+          <w:p>
+            <w:r>
+              <w:t>In-app badge + Email (backup — they may not be logged in)</w:t>
+            </w:r>
+          </w:p>
+        </w:tc>
+      </w:tr>
+      <w:tr>
+        <w:tc>
+          <w:tcPr>
+            <w:tcW w:w="0" w:type="auto"/>
+            <w:tcMar>
+              <w:top w:w="150" w:type="dxa"/>
+              <w:left w:w="0" w:type="dxa"/>
+              <w:bottom w:w="150" w:type="dxa"/>
+              <w:right w:w="240" w:type="dxa"/>
+            </w:tcMar>
+            <w:vAlign w:val="center"/>
+            <w:hideMark/>
+          </w:tcPr>
+          <w:p>
+            <w:r>
+              <w:rPr>
+                <w:b/>
+                <w:bCs/>
+              </w:rPr>
+              <w:t>Security</w:t>
+            </w:r>
+            <w:r>
+              <w:t xml:space="preserve"> (has portal login)</w:t>
+            </w:r>
+          </w:p>
+        </w:tc>
+        <w:tc>
+          <w:tcPr>
+            <w:tcW w:w="0" w:type="auto"/>
+            <w:tcMar>
+              <w:top w:w="150" w:type="dxa"/>
+              <w:left w:w="240" w:type="dxa"/>
+              <w:bottom w:w="150" w:type="dxa"/>
+              <w:right w:w="0" w:type="dxa"/>
+            </w:tcMar>
+            <w:vAlign w:val="center"/>
+            <w:hideMark/>
+          </w:tcPr>
+          <w:p>
+            <w:r>
+              <w:t>In-app badge + Email (backup — they may not be logged in)</w:t>
+            </w:r>
+          </w:p>
+        </w:tc>
+      </w:tr>
+    </w:tbl>
+    <w:p>
+      <w:r>
+        <w:rPr>
+          <w:b/>
+          <w:bCs/>
+        </w:rPr>
+        <w:lastRenderedPageBreak/>
+        <w:t>For admin + security, in-app is primary.</w:t>
+      </w:r>
+      <w:r>
+        <w:t xml:space="preserve"> Email is a safety net so they don't miss a request while away from the dashboard. SMS to admin/security is optional — probably not needed (they're staff, they can check the portal).</w:t>
+      </w:r>
+    </w:p>
+    <w:p>
+      <w:r>
+        <w:rPr>
+          <w:b/>
+          <w:bCs/>
+        </w:rPr>
+        <w:t>For visitor + resident, SMS + Email are both used</w:t>
+      </w:r>
+      <w:r>
+        <w:t xml:space="preserve"> (whichever the visitor has).</w:t>
+      </w:r>
+    </w:p>
+    <w:p>
+      <w:r>
+        <w:pict w14:anchorId="6AFE9BA4">
+          <v:rect id="_x0000_i1098" style="width:0;height:.75pt" o:hralign="center" o:hrstd="t" o:hr="t" fillcolor="#a0a0a0" stroked="f"/>
+        </w:pict>
+      </w:r>
+    </w:p>
+    <w:p>
+      <w:pPr>
+        <w:rPr>
+          <w:b/>
+          <w:bCs/>
+        </w:rPr>
+      </w:pPr>
+      <w:r>
+        <w:rPr>
+          <w:rFonts w:ascii="Segoe UI Emoji" w:hAnsi="Segoe UI Emoji" w:cs="Segoe UI Emoji"/>
+          <w:b/>
+          <w:bCs/>
+        </w:rPr>
+        <w:t>🎯</w:t>
+      </w:r>
+      <w:r>
+        <w:rPr>
+          <w:b/>
+          <w:bCs/>
+        </w:rPr>
+        <w:t xml:space="preserve"> Refined Delivery Rules</w:t>
+      </w:r>
+    </w:p>
+    <w:p>
+      <w:r>
+        <w:rPr>
+          <w:b/>
+          <w:bCs/>
+        </w:rPr>
+        <w:t>SMS goes to:</w:t>
+      </w:r>
+    </w:p>
+    <w:p>
+      <w:pPr>
+        <w:numPr>
+          <w:ilvl w:val="0"/>
+          <w:numId w:val="10"/>
+        </w:numPr>
+      </w:pPr>
+      <w:r>
+        <w:rPr>
+          <w:rFonts w:ascii="Segoe UI Emoji" w:hAnsi="Segoe UI Emoji" w:cs="Segoe UI Emoji"/>
+        </w:rPr>
+        <w:t>✅</w:t>
+      </w:r>
+      <w:r>
+        <w:t xml:space="preserve"> Visitor (code delivery, denial, cancellation)</w:t>
+      </w:r>
+    </w:p>
+    <w:p>
+      <w:pPr>
+        <w:numPr>
+          <w:ilvl w:val="0"/>
+          <w:numId w:val="10"/>
+        </w:numPr>
+      </w:pPr>
+      <w:r>
+        <w:rPr>
+          <w:rFonts w:ascii="Segoe UI Emoji" w:hAnsi="Segoe UI Emoji" w:cs="Segoe UI Emoji"/>
+        </w:rPr>
+        <w:t>✅</w:t>
+      </w:r>
+      <w:r>
+        <w:t xml:space="preserve"> Resident (all status changes)</w:t>
+      </w:r>
+    </w:p>
+    <w:p>
+      <w:pPr>
+        <w:numPr>
+          <w:ilvl w:val="0"/>
+          <w:numId w:val="10"/>
+        </w:numPr>
+      </w:pPr>
+      <w:r>
+        <w:rPr>
+          <w:rFonts w:ascii="Segoe UI Emoji" w:hAnsi="Segoe UI Emoji" w:cs="Segoe UI Emoji"/>
+        </w:rPr>
+        <w:t>❌</w:t>
+      </w:r>
+      <w:r>
+        <w:t xml:space="preserve"> Admin (in-app + email only — save the SMS budget)</w:t>
+      </w:r>
+    </w:p>
+    <w:p>
+      <w:pPr>
+        <w:numPr>
+          <w:ilvl w:val="0"/>
+          <w:numId w:val="10"/>
+        </w:numPr>
+      </w:pPr>
+      <w:r>
+        <w:rPr>
+          <w:rFonts w:ascii="Segoe UI Emoji" w:hAnsi="Segoe UI Emoji" w:cs="Segoe UI Emoji"/>
+        </w:rPr>
+        <w:t>❌</w:t>
+      </w:r>
+      <w:r>
+        <w:t xml:space="preserve"> Security (in-app + email only — save the SMS budget)</w:t>
+      </w:r>
+    </w:p>
+    <w:p>
+      <w:r>
+        <w:rPr>
+          <w:b/>
+          <w:bCs/>
+        </w:rPr>
+        <w:t>Email goes to:</w:t>
+      </w:r>
+    </w:p>
+    <w:p>
+      <w:pPr>
+        <w:numPr>
+          <w:ilvl w:val="0"/>
+          <w:numId w:val="11"/>
+        </w:numPr>
+      </w:pPr>
+      <w:r>
+        <w:rPr>
+          <w:rFonts w:ascii="Segoe UI Emoji" w:hAnsi="Segoe UI Emoji" w:cs="Segoe UI Emoji"/>
+        </w:rPr>
+        <w:t>✅</w:t>
+      </w:r>
+      <w:r>
+        <w:t xml:space="preserve"> Visitor (all status changes)</w:t>
+      </w:r>
+    </w:p>
+    <w:p>
+      <w:pPr>
+        <w:numPr>
+          <w:ilvl w:val="0"/>
+          <w:numId w:val="11"/>
+        </w:numPr>
+      </w:pPr>
+      <w:r>
+        <w:rPr>
+          <w:rFonts w:ascii="Segoe UI Emoji" w:hAnsi="Segoe UI Emoji" w:cs="Segoe UI Emoji"/>
+        </w:rPr>
+        <w:t>✅</w:t>
+      </w:r>
+      <w:r>
+        <w:t xml:space="preserve"> Resident (all status changes)</w:t>
+      </w:r>
+    </w:p>
+    <w:p>
+      <w:pPr>
+        <w:numPr>
+          <w:ilvl w:val="0"/>
+          <w:numId w:val="11"/>
+        </w:numPr>
+      </w:pPr>
+      <w:r>
+        <w:rPr>
+          <w:rFonts w:ascii="Segoe UI Emoji" w:hAnsi="Segoe UI Emoji" w:cs="Segoe UI Emoji"/>
+        </w:rPr>
+        <w:t>✅</w:t>
+      </w:r>
+      <w:r>
+        <w:t xml:space="preserve"> Admin (approval requests, cancellations, denials)</w:t>
+      </w:r>
+    </w:p>
+    <w:p>
+      <w:pPr>
+        <w:numPr>
+          <w:ilvl w:val="0"/>
+          <w:numId w:val="11"/>
+        </w:numPr>
+      </w:pPr>
+      <w:r>
+        <w:rPr>
+          <w:rFonts w:ascii="Segoe UI Emoji" w:hAnsi="Segoe UI Emoji" w:cs="Segoe UI Emoji"/>
+        </w:rPr>
+        <w:t>✅</w:t>
+      </w:r>
+      <w:r>
+        <w:t xml:space="preserve"> Security (approval requests, cancellations, denials)</w:t>
+      </w:r>
+    </w:p>
+    <w:p>
+      <w:r>
+        <w:rPr>
+          <w:b/>
+          <w:bCs/>
+        </w:rPr>
+        <w:t>In-app notification (list refresh + badge) goes to:</w:t>
+      </w:r>
+    </w:p>
+    <w:p>
+      <w:pPr>
+        <w:numPr>
+          <w:ilvl w:val="0"/>
+          <w:numId w:val="12"/>
+        </w:numPr>
+      </w:pPr>
+      <w:r>
+        <w:rPr>
+          <w:rFonts w:ascii="Segoe UI Emoji" w:hAnsi="Segoe UI Emoji" w:cs="Segoe UI Emoji"/>
+        </w:rPr>
+        <w:t>✅</w:t>
+      </w:r>
+      <w:r>
+        <w:t xml:space="preserve"> Admin (pending_admin count, and later audit list)</w:t>
+      </w:r>
+    </w:p>
+    <w:p>
+      <w:pPr>
+        <w:numPr>
+          <w:ilvl w:val="0"/>
+          <w:numId w:val="12"/>
+        </w:numPr>
+      </w:pPr>
+      <w:r>
+        <w:rPr>
+          <w:rFonts w:ascii="Segoe UI Emoji" w:hAnsi="Segoe UI Emoji" w:cs="Segoe UI Emoji"/>
+        </w:rPr>
+        <w:t>✅</w:t>
+      </w:r>
+      <w:r>
+        <w:t xml:space="preserve"> Security (pending_security count, and gate list)</w:t>
+      </w:r>
+    </w:p>
+    <w:p>
+      <w:r>
+        <w:t>This keeps SMS costs minimal (~2 SMS per visit lifecycle) while ensuring staff always see updates in their dashboards.</w:t>
+      </w:r>
+    </w:p>
+    <w:p>
+      <w:r>
+        <w:pict w14:anchorId="44A5CB8D">
+          <v:rect id="_x0000_i1099" style="width:0;height:.75pt" o:hralign="center" o:hrstd="t" o:hr="t" fillcolor="#a0a0a0" stroked="f"/>
+        </w:pict>
+      </w:r>
+    </w:p>
+    <w:p>
+      <w:pPr>
+        <w:rPr>
+          <w:b/>
+          <w:bCs/>
+        </w:rPr>
+      </w:pPr>
+      <w:r>
+        <w:rPr>
+          <w:rFonts w:ascii="Segoe UI Emoji" w:hAnsi="Segoe UI Emoji" w:cs="Segoe UI Emoji"/>
+          <w:b/>
+          <w:bCs/>
+        </w:rPr>
+        <w:t>🎯</w:t>
+      </w:r>
+      <w:r>
+        <w:rPr>
+          <w:b/>
+          <w:bCs/>
+        </w:rPr>
+        <w:t xml:space="preserve"> Schema Additions</w:t>
+      </w:r>
+    </w:p>
+    <w:p>
+      <w:r>
+        <w:t>For full event tracking, I need one more table:</w:t>
+      </w:r>
+    </w:p>
+    <w:p>
+      <w:r>
+        <w:t>sql</w:t>
+      </w:r>
+    </w:p>
+    <w:p>
+      <w:r>
+        <w:t>CREATE TABLE visitor_events (</w:t>
+      </w:r>
+    </w:p>
+    <w:p>
+      <w:r>
+        <w:lastRenderedPageBreak/>
+        <w:t xml:space="preserve">    id           INT IDENTITY(1,1) PRIMARY KEY,</w:t>
+      </w:r>
+    </w:p>
+    <w:p>
+      <w:r>
+        <w:t xml:space="preserve">    group_id     INT           NOT NULL,</w:t>
+      </w:r>
+    </w:p>
+    <w:p>
+      <w:r>
+        <w:t xml:space="preserve">    event_type   NVARCHAR(40)  NOT NULL,</w:t>
+      </w:r>
+    </w:p>
+    <w:p>
+      <w:r>
+        <w:t xml:space="preserve">        </w:t>
+      </w:r>
+      <w:r>
+        <w:rPr>
+          <w:i/>
+          <w:iCs/>
+        </w:rPr>
+        <w:t>-- submitted | approved_admin | denied_admin | approved_security |</w:t>
+      </w:r>
+    </w:p>
+    <w:p>
+      <w:r>
+        <w:t xml:space="preserve">        </w:t>
+      </w:r>
+      <w:r>
+        <w:rPr>
+          <w:i/>
+          <w:iCs/>
+        </w:rPr>
+        <w:t>-- denied_security | cancelled_resident | cancelled_admin |</w:t>
+      </w:r>
+    </w:p>
+    <w:p>
+      <w:r>
+        <w:t xml:space="preserve">        </w:t>
+      </w:r>
+      <w:r>
+        <w:rPr>
+          <w:i/>
+          <w:iCs/>
+        </w:rPr>
+        <w:t>-- cancelled_security | checked_in | checked_out | expired |</w:t>
+      </w:r>
+    </w:p>
+    <w:p>
+      <w:r>
+        <w:t xml:space="preserve">        </w:t>
+      </w:r>
+      <w:r>
+        <w:rPr>
+          <w:i/>
+          <w:iCs/>
+        </w:rPr>
+        <w:t>-- code_sent_visitor_sms | code_sent_visitor_email |</w:t>
+      </w:r>
+    </w:p>
+    <w:p>
+      <w:r>
+        <w:t xml:space="preserve">        </w:t>
+      </w:r>
+      <w:r>
+        <w:rPr>
+          <w:i/>
+          <w:iCs/>
+        </w:rPr>
+        <w:t>-- code_sent_resident_sms | code_sent_resident_email</w:t>
+      </w:r>
+    </w:p>
+    <w:p>
+      <w:r>
+        <w:t xml:space="preserve">    actor_id     INT           NULL,      </w:t>
+      </w:r>
+      <w:r>
+        <w:rPr>
+          <w:i/>
+          <w:iCs/>
+        </w:rPr>
+        <w:t>-- who triggered it</w:t>
+      </w:r>
+    </w:p>
+    <w:p>
+      <w:r>
+        <w:t xml:space="preserve">    actor_role   NVARCHAR(20)  NULL,      </w:t>
+      </w:r>
+      <w:r>
+        <w:rPr>
+          <w:i/>
+          <w:iCs/>
+        </w:rPr>
+        <w:t>-- resident | admin | security | system</w:t>
+      </w:r>
+    </w:p>
+    <w:p>
+      <w:r>
+        <w:t xml:space="preserve">    notes        NVARCHAR(400) NULL,</w:t>
+      </w:r>
+    </w:p>
+    <w:p>
+      <w:r>
+        <w:t xml:space="preserve">    created_at   DATETIME2     NOT NULL DEFAULT SYSUTCDATETIME(),</w:t>
+      </w:r>
+    </w:p>
+    <w:p>
+      <w:r>
+        <w:t xml:space="preserve">    CONSTRAINT FK_event_group FOREIGN KEY (group_id)</w:t>
+      </w:r>
+    </w:p>
+    <w:p>
+      <w:r>
+        <w:t xml:space="preserve">        REFERENCES visitor_groups(id) ON DELETE CASCADE</w:t>
+      </w:r>
+    </w:p>
+    <w:p>
+      <w:r>
+        <w:t>);</w:t>
+      </w:r>
+    </w:p>
+    <w:p>
+      <w:r>
+        <w:t>CREATE INDEX IX_events_group ON visitor_events(group_id);</w:t>
+      </w:r>
+    </w:p>
+    <w:p>
+      <w:r>
+        <w:t>CREATE INDEX IX_events_time  ON visitor_events(created_at DESC);</w:t>
+      </w:r>
+    </w:p>
+    <w:p>
+      <w:r>
+        <w:t xml:space="preserve">This gives you a complete </w:t>
+      </w:r>
+      <w:r>
+        <w:rPr>
+          <w:b/>
+          <w:bCs/>
+        </w:rPr>
+        <w:t>audit trail</w:t>
+      </w:r>
+      <w:r>
+        <w:t xml:space="preserve"> — every state change, who did it, when. Essential for a security-sensitive feature.</w:t>
+      </w:r>
+    </w:p>
+    <w:p>
+      <w:r>
+        <w:pict w14:anchorId="277ECC7F">
+          <v:rect id="_x0000_i1100" style="width:0;height:.75pt" o:hralign="center" o:hrstd="t" o:hr="t" fillcolor="#a0a0a0" stroked="f"/>
+        </w:pict>
+      </w:r>
+    </w:p>
+    <w:p>
+      <w:pPr>
+        <w:rPr>
+          <w:b/>
+          <w:bCs/>
+        </w:rPr>
+      </w:pPr>
+      <w:r>
+        <w:rPr>
+          <w:rFonts w:ascii="Segoe UI Emoji" w:hAnsi="Segoe UI Emoji" w:cs="Segoe UI Emoji"/>
+          <w:b/>
+          <w:bCs/>
+        </w:rPr>
+        <w:t>🎯</w:t>
+      </w:r>
+      <w:r>
+        <w:rPr>
+          <w:b/>
+          <w:bCs/>
+        </w:rPr>
+        <w:t xml:space="preserve"> What I Need From You — Final Answers (Consolidated)</w:t>
+      </w:r>
+    </w:p>
+    <w:p>
+      <w:r>
+        <w:t>Please reply with just this one line and I'll build:</w:t>
+      </w:r>
+    </w:p>
+    <w:p>
+      <w:r>
+        <w:t>text</w:t>
+      </w:r>
+    </w:p>
+    <w:p>
+      <w:r>
+        <w:t>3, either, later, block, 48h, resident</w:t>
+      </w:r>
+    </w:p>
+    <w:p>
+      <w:r>
+        <w:t>Where the values mean:</w:t>
+      </w:r>
+    </w:p>
+    <w:tbl>
+      <w:tblPr>
+        <w:tblW w:w="11280" w:type="dxa"/>
+        <w:tblCellMar>
+          <w:top w:w="15" w:type="dxa"/>
+          <w:left w:w="15" w:type="dxa"/>
+          <w:bottom w:w="15" w:type="dxa"/>
+          <w:right w:w="15" w:type="dxa"/>
+        </w:tblCellMar>
+        <w:tblLook w:val="04A0" w:firstRow="1" w:lastRow="0" w:firstColumn="1" w:lastColumn="0" w:noHBand="0" w:noVBand="1"/>
+      </w:tblPr>
+      <w:tblGrid>
+        <w:gridCol w:w="385"/>
+        <w:gridCol w:w="6640"/>
+        <w:gridCol w:w="4255"/>
+      </w:tblGrid>
+      <w:tr>
+        <w:trPr>
+          <w:tblHeader/>
+        </w:trPr>
+        <w:tc>
+          <w:tcPr>
+            <w:tcW w:w="0" w:type="auto"/>
+            <w:tcBorders>
+              <w:top w:val="nil"/>
+            </w:tcBorders>
+            <w:tcMar>
+              <w:top w:w="150" w:type="dxa"/>
+              <w:left w:w="0" w:type="dxa"/>
+              <w:bottom w:w="150" w:type="dxa"/>
+              <w:right w:w="240" w:type="dxa"/>
+            </w:tcMar>
+            <w:vAlign w:val="center"/>
+            <w:hideMark/>
+          </w:tcPr>
+          <w:p>
+            <w:r>
+              <w:lastRenderedPageBreak/>
+              <w:t>#</w:t>
+            </w:r>
+          </w:p>
+        </w:tc>
+        <w:tc>
+          <w:tcPr>
+            <w:tcW w:w="0" w:type="auto"/>
+            <w:tcBorders>
+              <w:top w:val="nil"/>
+            </w:tcBorders>
+            <w:tcMar>
+              <w:top w:w="150" w:type="dxa"/>
+              <w:left w:w="240" w:type="dxa"/>
+              <w:bottom w:w="150" w:type="dxa"/>
+              <w:right w:w="240" w:type="dxa"/>
+            </w:tcMar>
+            <w:vAlign w:val="center"/>
+            <w:hideMark/>
+          </w:tcPr>
+          <w:p>
+            <w:r>
+              <w:t>Question</w:t>
+            </w:r>
+          </w:p>
+        </w:tc>
+        <w:tc>
+          <w:tcPr>
+            <w:tcW w:w="0" w:type="auto"/>
+            <w:tcBorders>
+              <w:top w:val="nil"/>
+            </w:tcBorders>
+            <w:tcMar>
+              <w:top w:w="150" w:type="dxa"/>
+              <w:left w:w="240" w:type="dxa"/>
+              <w:bottom w:w="150" w:type="dxa"/>
+              <w:right w:w="240" w:type="dxa"/>
+            </w:tcMar>
+            <w:vAlign w:val="center"/>
+            <w:hideMark/>
+          </w:tcPr>
+          <w:p>
+            <w:r>
+              <w:t>Your answer</w:t>
+            </w:r>
+          </w:p>
+        </w:tc>
+      </w:tr>
+      <w:tr>
+        <w:tc>
+          <w:tcPr>
+            <w:tcW w:w="0" w:type="auto"/>
+            <w:tcMar>
+              <w:top w:w="150" w:type="dxa"/>
+              <w:left w:w="0" w:type="dxa"/>
+              <w:bottom w:w="150" w:type="dxa"/>
+              <w:right w:w="240" w:type="dxa"/>
+            </w:tcMar>
+            <w:vAlign w:val="center"/>
+            <w:hideMark/>
+          </w:tcPr>
+          <w:p>
+            <w:r>
+              <w:t>1</w:t>
+            </w:r>
+          </w:p>
+        </w:tc>
+        <w:tc>
+          <w:tcPr>
+            <w:tcW w:w="0" w:type="auto"/>
+            <w:tcMar>
+              <w:top w:w="150" w:type="dxa"/>
+              <w:left w:w="240" w:type="dxa"/>
+              <w:bottom w:w="150" w:type="dxa"/>
+              <w:right w:w="240" w:type="dxa"/>
+            </w:tcMar>
+            <w:vAlign w:val="center"/>
+            <w:hideMark/>
+          </w:tcPr>
+          <w:p>
+            <w:r>
+              <w:rPr>
+                <w:b/>
+                <w:bCs/>
+              </w:rPr>
+              <w:t>Role storage:</w:t>
+            </w:r>
+            <w:r>
+              <w:t xml:space="preserve"> where does "admin" flag live?</w:t>
+            </w:r>
+          </w:p>
+        </w:tc>
+        <w:tc>
+          <w:tcPr>
+            <w:tcW w:w="0" w:type="auto"/>
+            <w:tcMar>
+              <w:top w:w="150" w:type="dxa"/>
+              <w:left w:w="240" w:type="dxa"/>
+              <w:bottom w:w="150" w:type="dxa"/>
+              <w:right w:w="0" w:type="dxa"/>
+            </w:tcMar>
+            <w:vAlign w:val="center"/>
+            <w:hideMark/>
+          </w:tcPr>
+          <w:p>
+            <w:r>
+              <w:t>(say role column / is_admin / not sure)</w:t>
+            </w:r>
+          </w:p>
+        </w:tc>
+      </w:tr>
+      <w:tr>
+        <w:tc>
+          <w:tcPr>
+            <w:tcW w:w="0" w:type="auto"/>
+            <w:tcMar>
+              <w:top w:w="150" w:type="dxa"/>
+              <w:left w:w="0" w:type="dxa"/>
+              <w:bottom w:w="150" w:type="dxa"/>
+              <w:right w:w="240" w:type="dxa"/>
+            </w:tcMar>
+            <w:vAlign w:val="center"/>
+            <w:hideMark/>
+          </w:tcPr>
+          <w:p>
+            <w:r>
+              <w:t>2</w:t>
+            </w:r>
+          </w:p>
+        </w:tc>
+        <w:tc>
+          <w:tcPr>
+            <w:tcW w:w="0" w:type="auto"/>
+            <w:tcMar>
+              <w:top w:w="150" w:type="dxa"/>
+              <w:left w:w="240" w:type="dxa"/>
+              <w:bottom w:w="150" w:type="dxa"/>
+              <w:right w:w="240" w:type="dxa"/>
+            </w:tcMar>
+            <w:vAlign w:val="center"/>
+            <w:hideMark/>
+          </w:tcPr>
+          <w:p>
+            <w:r>
+              <w:rPr>
+                <w:b/>
+                <w:bCs/>
+              </w:rPr>
+              <w:t>Approval model:</w:t>
+            </w:r>
+            <w:r>
+              <w:t xml:space="preserve"> 1 / 2 / </w:t>
+            </w:r>
+            <w:r>
+              <w:rPr>
+                <w:b/>
+                <w:bCs/>
+              </w:rPr>
+              <w:t>3 (recommended)</w:t>
+            </w:r>
+          </w:p>
+        </w:tc>
+        <w:tc>
+          <w:tcPr>
+            <w:tcW w:w="0" w:type="auto"/>
+            <w:tcMar>
+              <w:top w:w="150" w:type="dxa"/>
+              <w:left w:w="240" w:type="dxa"/>
+              <w:bottom w:w="150" w:type="dxa"/>
+              <w:right w:w="0" w:type="dxa"/>
+            </w:tcMar>
+            <w:vAlign w:val="center"/>
+            <w:hideMark/>
+          </w:tcPr>
+          <w:p>
+            <w:r>
+              <w:t>3</w:t>
+            </w:r>
+          </w:p>
+        </w:tc>
+      </w:tr>
+      <w:tr>
+        <w:tc>
+          <w:tcPr>
+            <w:tcW w:w="0" w:type="auto"/>
+            <w:tcMar>
+              <w:top w:w="150" w:type="dxa"/>
+              <w:left w:w="0" w:type="dxa"/>
+              <w:bottom w:w="150" w:type="dxa"/>
+              <w:right w:w="240" w:type="dxa"/>
+            </w:tcMar>
+            <w:vAlign w:val="center"/>
+            <w:hideMark/>
+          </w:tcPr>
+          <w:p>
+            <w:r>
+              <w:t>3</w:t>
+            </w:r>
+          </w:p>
+        </w:tc>
+        <w:tc>
+          <w:tcPr>
+            <w:tcW w:w="0" w:type="auto"/>
+            <w:tcMar>
+              <w:top w:w="150" w:type="dxa"/>
+              <w:left w:w="240" w:type="dxa"/>
+              <w:bottom w:w="150" w:type="dxa"/>
+              <w:right w:w="240" w:type="dxa"/>
+            </w:tcMar>
+            <w:vAlign w:val="center"/>
+            <w:hideMark/>
+          </w:tcPr>
+          <w:p>
+            <w:r>
+              <w:rPr>
+                <w:b/>
+                <w:bCs/>
+              </w:rPr>
+              <w:t>Contact requirement:</w:t>
+            </w:r>
+            <w:r>
+              <w:t xml:space="preserve"> phone / email / </w:t>
+            </w:r>
+            <w:r>
+              <w:rPr>
+                <w:b/>
+                <w:bCs/>
+              </w:rPr>
+              <w:t>either (rec)</w:t>
+            </w:r>
+            <w:r>
+              <w:t xml:space="preserve"> / neither</w:t>
+            </w:r>
+          </w:p>
+        </w:tc>
+        <w:tc>
+          <w:tcPr>
+            <w:tcW w:w="0" w:type="auto"/>
+            <w:tcMar>
+              <w:top w:w="150" w:type="dxa"/>
+              <w:left w:w="240" w:type="dxa"/>
+              <w:bottom w:w="150" w:type="dxa"/>
+              <w:right w:w="0" w:type="dxa"/>
+            </w:tcMar>
+            <w:vAlign w:val="center"/>
+            <w:hideMark/>
+          </w:tcPr>
+          <w:p>
+            <w:r>
+              <w:t>either</w:t>
+            </w:r>
+          </w:p>
+        </w:tc>
+      </w:tr>
+      <w:tr>
+        <w:tc>
+          <w:tcPr>
+            <w:tcW w:w="0" w:type="auto"/>
+            <w:tcMar>
+              <w:top w:w="150" w:type="dxa"/>
+              <w:left w:w="0" w:type="dxa"/>
+              <w:bottom w:w="150" w:type="dxa"/>
+              <w:right w:w="240" w:type="dxa"/>
+            </w:tcMar>
+            <w:vAlign w:val="center"/>
+            <w:hideMark/>
+          </w:tcPr>
+          <w:p>
+            <w:r>
+              <w:t>4</w:t>
+            </w:r>
+          </w:p>
+        </w:tc>
+        <w:tc>
+          <w:tcPr>
+            <w:tcW w:w="0" w:type="auto"/>
+            <w:tcMar>
+              <w:top w:w="150" w:type="dxa"/>
+              <w:left w:w="240" w:type="dxa"/>
+              <w:bottom w:w="150" w:type="dxa"/>
+              <w:right w:w="240" w:type="dxa"/>
+            </w:tcMar>
+            <w:vAlign w:val="center"/>
+            <w:hideMark/>
+          </w:tcPr>
+          <w:p>
+            <w:r>
+              <w:rPr>
+                <w:b/>
+                <w:bCs/>
+              </w:rPr>
+              <w:t>SMS provider:</w:t>
+            </w:r>
+            <w:r>
+              <w:t xml:space="preserve"> now / </w:t>
+            </w:r>
+            <w:r>
+              <w:rPr>
+                <w:b/>
+                <w:bCs/>
+              </w:rPr>
+              <w:t>later (rec)</w:t>
+            </w:r>
+          </w:p>
+        </w:tc>
+        <w:tc>
+          <w:tcPr>
+            <w:tcW w:w="0" w:type="auto"/>
+            <w:tcMar>
+              <w:top w:w="150" w:type="dxa"/>
+              <w:left w:w="240" w:type="dxa"/>
+              <w:bottom w:w="150" w:type="dxa"/>
+              <w:right w:w="0" w:type="dxa"/>
+            </w:tcMar>
+            <w:vAlign w:val="center"/>
+            <w:hideMark/>
+          </w:tcPr>
+          <w:p>
+            <w:r>
+              <w:t>later</w:t>
+            </w:r>
+          </w:p>
+        </w:tc>
+      </w:tr>
+      <w:tr>
+        <w:tc>
+          <w:tcPr>
+            <w:tcW w:w="0" w:type="auto"/>
+            <w:tcMar>
+              <w:top w:w="150" w:type="dxa"/>
+              <w:left w:w="0" w:type="dxa"/>
+              <w:bottom w:w="150" w:type="dxa"/>
+              <w:right w:w="240" w:type="dxa"/>
+            </w:tcMar>
+            <w:vAlign w:val="center"/>
+            <w:hideMark/>
+          </w:tcPr>
+          <w:p>
+            <w:r>
+              <w:t>5</w:t>
+            </w:r>
+          </w:p>
+        </w:tc>
+        <w:tc>
+          <w:tcPr>
+            <w:tcW w:w="0" w:type="auto"/>
+            <w:tcMar>
+              <w:top w:w="150" w:type="dxa"/>
+              <w:left w:w="240" w:type="dxa"/>
+              <w:bottom w:w="150" w:type="dxa"/>
+              <w:right w:w="240" w:type="dxa"/>
+            </w:tcMar>
+            <w:vAlign w:val="center"/>
+            <w:hideMark/>
+          </w:tcPr>
+          <w:p>
+            <w:r>
+              <w:rPr>
+                <w:b/>
+                <w:bCs/>
+              </w:rPr>
+              <w:t>No-contact fallback:</w:t>
+            </w:r>
+            <w:r>
+              <w:t xml:space="preserve"> </w:t>
+            </w:r>
+            <w:r>
+              <w:rPr>
+                <w:b/>
+                <w:bCs/>
+              </w:rPr>
+              <w:t>block (rec)</w:t>
+            </w:r>
+            <w:r>
+              <w:t xml:space="preserve"> / allow</w:t>
+            </w:r>
+          </w:p>
+        </w:tc>
+        <w:tc>
+          <w:tcPr>
+            <w:tcW w:w="0" w:type="auto"/>
+            <w:tcMar>
+              <w:top w:w="150" w:type="dxa"/>
+              <w:left w:w="240" w:type="dxa"/>
+              <w:bottom w:w="150" w:type="dxa"/>
+              <w:right w:w="0" w:type="dxa"/>
+            </w:tcMar>
+            <w:vAlign w:val="center"/>
+            <w:hideMark/>
+          </w:tcPr>
+          <w:p>
+            <w:r>
+              <w:t>block</w:t>
+            </w:r>
+          </w:p>
+        </w:tc>
+      </w:tr>
+      <w:tr>
+        <w:tc>
+          <w:tcPr>
+            <w:tcW w:w="0" w:type="auto"/>
+            <w:tcMar>
+              <w:top w:w="150" w:type="dxa"/>
+              <w:left w:w="0" w:type="dxa"/>
+              <w:bottom w:w="150" w:type="dxa"/>
+              <w:right w:w="240" w:type="dxa"/>
+            </w:tcMar>
+            <w:vAlign w:val="center"/>
+            <w:hideMark/>
+          </w:tcPr>
+          <w:p>
+            <w:r>
+              <w:t>6</w:t>
+            </w:r>
+          </w:p>
+        </w:tc>
+        <w:tc>
+          <w:tcPr>
+            <w:tcW w:w="0" w:type="auto"/>
+            <w:tcMar>
+              <w:top w:w="150" w:type="dxa"/>
+              <w:left w:w="240" w:type="dxa"/>
+              <w:bottom w:w="150" w:type="dxa"/>
+              <w:right w:w="240" w:type="dxa"/>
+            </w:tcMar>
+            <w:vAlign w:val="center"/>
+            <w:hideMark/>
+          </w:tcPr>
+          <w:p>
+            <w:r>
+              <w:rPr>
+                <w:b/>
+                <w:bCs/>
+              </w:rPr>
+              <w:t>Lead time:</w:t>
+            </w:r>
+            <w:r>
+              <w:t xml:space="preserve"> 24h / </w:t>
+            </w:r>
+            <w:r>
+              <w:rPr>
+                <w:b/>
+                <w:bCs/>
+              </w:rPr>
+              <w:t>48h (rec)</w:t>
+            </w:r>
+          </w:p>
+        </w:tc>
+        <w:tc>
+          <w:tcPr>
+            <w:tcW w:w="0" w:type="auto"/>
+            <w:tcMar>
+              <w:top w:w="150" w:type="dxa"/>
+              <w:left w:w="240" w:type="dxa"/>
+              <w:bottom w:w="150" w:type="dxa"/>
+              <w:right w:w="0" w:type="dxa"/>
+            </w:tcMar>
+            <w:vAlign w:val="center"/>
+            <w:hideMark/>
+          </w:tcPr>
+          <w:p>
+            <w:r>
+              <w:t>48h</w:t>
+            </w:r>
+          </w:p>
+        </w:tc>
+      </w:tr>
+      <w:tr>
+        <w:tc>
+          <w:tcPr>
+            <w:tcW w:w="0" w:type="auto"/>
+            <w:tcMar>
+              <w:top w:w="150" w:type="dxa"/>
+              <w:left w:w="0" w:type="dxa"/>
+              <w:bottom w:w="150" w:type="dxa"/>
+              <w:right w:w="240" w:type="dxa"/>
+            </w:tcMar>
+            <w:vAlign w:val="center"/>
+            <w:hideMark/>
+          </w:tcPr>
+          <w:p>
+            <w:r>
+              <w:t>7</w:t>
+            </w:r>
+          </w:p>
+        </w:tc>
+        <w:tc>
+          <w:tcPr>
+            <w:tcW w:w="0" w:type="auto"/>
+            <w:tcMar>
+              <w:top w:w="150" w:type="dxa"/>
+              <w:left w:w="240" w:type="dxa"/>
+              <w:bottom w:w="150" w:type="dxa"/>
+              <w:right w:w="240" w:type="dxa"/>
+            </w:tcMar>
+            <w:vAlign w:val="center"/>
+            <w:hideMark/>
+          </w:tcPr>
+          <w:p>
+            <w:r>
+              <w:rPr>
+                <w:b/>
+                <w:bCs/>
+              </w:rPr>
+              <w:t>Cancel authority:</w:t>
+            </w:r>
+            <w:r>
+              <w:t xml:space="preserve"> </w:t>
+            </w:r>
+            <w:r>
+              <w:rPr>
+                <w:b/>
+                <w:bCs/>
+              </w:rPr>
+              <w:t>resident (rec)</w:t>
+            </w:r>
+            <w:r>
+              <w:t xml:space="preserve"> / admin</w:t>
+            </w:r>
+          </w:p>
+        </w:tc>
+        <w:tc>
+          <w:tcPr>
+            <w:tcW w:w="0" w:type="auto"/>
+            <w:tcMar>
+              <w:top w:w="150" w:type="dxa"/>
+              <w:left w:w="240" w:type="dxa"/>
+              <w:bottom w:w="150" w:type="dxa"/>
+              <w:right w:w="0" w:type="dxa"/>
+            </w:tcMar>
+            <w:vAlign w:val="center"/>
+            <w:hideMark/>
+          </w:tcPr>
+          <w:p>
+            <w:r>
+              <w:t>resident</w:t>
+            </w:r>
+          </w:p>
+        </w:tc>
+      </w:tr>
+    </w:tbl>
+    <w:p>
+      <w:r>
+        <w:pict w14:anchorId="4677E9AC">
+          <v:rect id="_x0000_i1101" style="width:0;height:.75pt" o:hralign="center" o:hrstd="t" o:hr="t" fillcolor="#a0a0a0" stroked="f"/>
+        </w:pict>
+      </w:r>
+    </w:p>
+    <w:p>
+      <w:pPr>
+        <w:rPr>
+          <w:b/>
+          <w:bCs/>
+        </w:rPr>
+      </w:pPr>
+      <w:r>
+        <w:rPr>
+          <w:rFonts w:ascii="Segoe UI Emoji" w:hAnsi="Segoe UI Emoji" w:cs="Segoe UI Emoji"/>
+          <w:b/>
+          <w:bCs/>
+        </w:rPr>
+        <w:t>🎯</w:t>
+      </w:r>
+      <w:r>
+        <w:rPr>
+          <w:b/>
+          <w:bCs/>
+        </w:rPr>
+        <w:t xml:space="preserve"> After Your Reply</w:t>
+      </w:r>
+    </w:p>
+    <w:p>
+      <w:r>
+        <w:rPr>
+          <w:b/>
+          <w:bCs/>
+        </w:rPr>
+        <w:t>Message 1</w:t>
+      </w:r>
+      <w:r>
+        <w:t xml:space="preserve"> — will contain:</w:t>
+      </w:r>
+    </w:p>
+    <w:p>
+      <w:pPr>
+        <w:numPr>
+          <w:ilvl w:val="0"/>
+          <w:numId w:val="13"/>
+        </w:numPr>
+      </w:pPr>
+      <w:r>
+        <w:t xml:space="preserve">Full </w:t>
+      </w:r>
+      <w:r>
+        <w:rPr>
+          <w:b/>
+          <w:bCs/>
+        </w:rPr>
+        <w:t>revised SQL migration</w:t>
+      </w:r>
+      <w:r>
+        <w:t xml:space="preserve"> (all columns for 2-stage approval, 4-way delivery, event log, plus the visitor_events table)</w:t>
+      </w:r>
+    </w:p>
+    <w:p>
+      <w:pPr>
+        <w:numPr>
+          <w:ilvl w:val="0"/>
+          <w:numId w:val="13"/>
+        </w:numPr>
+      </w:pPr>
+      <w:r>
+        <w:t>backend/routes/visitors.js — all endpoints including the approve→generate→send pipeline with the exact notification matrix above</w:t>
+      </w:r>
+    </w:p>
+    <w:p>
+      <w:r>
+        <w:rPr>
+          <w:b/>
+          <w:bCs/>
+        </w:rPr>
+        <w:t>Message 2</w:t>
+      </w:r>
+      <w:r>
+        <w:t xml:space="preserve"> — Resident page + JS</w:t>
+      </w:r>
+    </w:p>
+    <w:p>
+      <w:r>
+        <w:rPr>
+          <w:b/>
+          <w:bCs/>
+        </w:rPr>
+        <w:t>Message 3</w:t>
+      </w:r>
+      <w:r>
+        <w:t xml:space="preserve"> — Admin + Security pages + JS + API additions + Nav updates</w:t>
+      </w:r>
+    </w:p>
+    <w:p>
+      <w:r>
+        <w:rPr>
+          <w:b/>
+          <w:bCs/>
+        </w:rPr>
+        <w:t>Send me the one-liner + role storage info, and I start writing Message 1.</w:t>
+      </w:r>
+      <w:r>
+        <w:t xml:space="preserve"> </w:t>
+      </w:r>
+      <w:r>
+        <w:rPr>
+          <w:rFonts w:ascii="Segoe UI Emoji" w:hAnsi="Segoe UI Emoji" w:cs="Segoe UI Emoji"/>
+        </w:rPr>
+        <w:t>🚀</w:t>
+      </w:r>
+    </w:p>
+    <w:p>
+      <w:r>
+        <w:t>all the check in and check out, code expires without use must be captured on adminand security dashboard for analytics</w:t>
+      </w:r>
+    </w:p>
+    <w:p>
+      <w:r>
+        <w:t>Good — that closes the loop. Analytics on visitor flow is a solid operational feature.</w:t>
+      </w:r>
+    </w:p>
+    <w:p>
+      <w:r>
+        <w:t xml:space="preserve">Let me lock in the </w:t>
+      </w:r>
+      <w:r>
+        <w:rPr>
+          <w:b/>
+          <w:bCs/>
+        </w:rPr>
+        <w:t>full event capture + analytics model</w:t>
+      </w:r>
+      <w:r>
+        <w:t xml:space="preserve"> before we build.</w:t>
+      </w:r>
+    </w:p>
+    <w:p>
+      <w:r>
+        <w:lastRenderedPageBreak/>
+        <w:pict w14:anchorId="014C348B">
+          <v:rect id="_x0000_i1102" style="width:0;height:.75pt" o:hralign="center" o:hrstd="t" o:hr="t" fillcolor="#a0a0a0" stroked="f"/>
+        </w:pict>
+      </w:r>
+    </w:p>
+    <w:p>
+      <w:pPr>
+        <w:rPr>
+          <w:b/>
+          <w:bCs/>
+        </w:rPr>
+      </w:pPr>
+      <w:r>
+        <w:rPr>
+          <w:rFonts w:ascii="Segoe UI Emoji" w:hAnsi="Segoe UI Emoji" w:cs="Segoe UI Emoji"/>
+          <w:b/>
+          <w:bCs/>
+        </w:rPr>
+        <w:t>🎯</w:t>
+      </w:r>
+      <w:r>
+        <w:rPr>
+          <w:b/>
+          <w:bCs/>
+        </w:rPr>
+        <w:t xml:space="preserve"> Complete Event Capture</w:t>
+      </w:r>
+    </w:p>
+    <w:p>
+      <w:r>
+        <w:t xml:space="preserve">Every state transition writes a row to visitor_events. From that single table, admin and security dashboards can compute </w:t>
+      </w:r>
+      <w:r>
+        <w:rPr>
+          <w:b/>
+          <w:bCs/>
+        </w:rPr>
+        <w:t>everything</w:t>
+      </w:r>
+      <w:r>
+        <w:t>.</w:t>
+      </w:r>
+    </w:p>
+    <w:tbl>
+      <w:tblPr>
+        <w:tblW w:w="11280" w:type="dxa"/>
+        <w:tblCellMar>
+          <w:top w:w="15" w:type="dxa"/>
+          <w:left w:w="15" w:type="dxa"/>
+          <w:bottom w:w="15" w:type="dxa"/>
+          <w:right w:w="15" w:type="dxa"/>
+        </w:tblCellMar>
+        <w:tblLook w:val="04A0" w:firstRow="1" w:lastRow="0" w:firstColumn="1" w:lastColumn="0" w:noHBand="0" w:noVBand="1"/>
+      </w:tblPr>
+      <w:tblGrid>
+        <w:gridCol w:w="3882"/>
+        <w:gridCol w:w="4174"/>
+        <w:gridCol w:w="3224"/>
+      </w:tblGrid>
+      <w:tr>
+        <w:trPr>
+          <w:tblHeader/>
+        </w:trPr>
+        <w:tc>
+          <w:tcPr>
+            <w:tcW w:w="0" w:type="auto"/>
+            <w:tcBorders>
+              <w:top w:val="nil"/>
+            </w:tcBorders>
+            <w:tcMar>
+              <w:top w:w="150" w:type="dxa"/>
+              <w:left w:w="0" w:type="dxa"/>
+              <w:bottom w:w="150" w:type="dxa"/>
+              <w:right w:w="240" w:type="dxa"/>
+            </w:tcMar>
+            <w:vAlign w:val="center"/>
+            <w:hideMark/>
+          </w:tcPr>
+          <w:p>
+            <w:r>
+              <w:t>Event</w:t>
+            </w:r>
+          </w:p>
+        </w:tc>
+        <w:tc>
+          <w:tcPr>
+            <w:tcW w:w="0" w:type="auto"/>
+            <w:tcBorders>
+              <w:top w:val="nil"/>
+            </w:tcBorders>
+            <w:tcMar>
+              <w:top w:w="150" w:type="dxa"/>
+              <w:left w:w="240" w:type="dxa"/>
+              <w:bottom w:w="150" w:type="dxa"/>
+              <w:right w:w="240" w:type="dxa"/>
+            </w:tcMar>
+            <w:vAlign w:val="center"/>
+            <w:hideMark/>
+          </w:tcPr>
+          <w:p>
+            <w:r>
+              <w:t>Logged with</w:t>
+            </w:r>
+          </w:p>
+        </w:tc>
+        <w:tc>
+          <w:tcPr>
+            <w:tcW w:w="0" w:type="auto"/>
+            <w:tcBorders>
+              <w:top w:val="nil"/>
+            </w:tcBorders>
+            <w:tcMar>
+              <w:top w:w="150" w:type="dxa"/>
+              <w:left w:w="240" w:type="dxa"/>
+              <w:bottom w:w="150" w:type="dxa"/>
+              <w:right w:w="240" w:type="dxa"/>
+            </w:tcMar>
+            <w:vAlign w:val="center"/>
+            <w:hideMark/>
+          </w:tcPr>
+          <w:p>
+            <w:r>
+              <w:t>Used for</w:t>
+            </w:r>
+          </w:p>
+        </w:tc>
+      </w:tr>
+      <w:tr>
+        <w:tc>
+          <w:tcPr>
+            <w:tcW w:w="0" w:type="auto"/>
+            <w:tcMar>
+              <w:top w:w="150" w:type="dxa"/>
+              <w:left w:w="0" w:type="dxa"/>
+              <w:bottom w:w="150" w:type="dxa"/>
+              <w:right w:w="240" w:type="dxa"/>
+            </w:tcMar>
+            <w:vAlign w:val="center"/>
+            <w:hideMark/>
+          </w:tcPr>
+          <w:p>
+            <w:r>
+              <w:t>submitted</w:t>
+            </w:r>
+          </w:p>
+        </w:tc>
+        <w:tc>
+          <w:tcPr>
+            <w:tcW w:w="0" w:type="auto"/>
+            <w:tcMar>
+              <w:top w:w="150" w:type="dxa"/>
+              <w:left w:w="240" w:type="dxa"/>
+              <w:bottom w:w="150" w:type="dxa"/>
+              <w:right w:w="240" w:type="dxa"/>
+            </w:tcMar>
+            <w:vAlign w:val="center"/>
+            <w:hideMark/>
+          </w:tcPr>
+          <w:p>
+            <w:r>
+              <w:t>resident_id, timestamp</w:t>
+            </w:r>
+          </w:p>
+        </w:tc>
+        <w:tc>
+          <w:tcPr>
+            <w:tcW w:w="0" w:type="auto"/>
+            <w:tcMar>
+              <w:top w:w="150" w:type="dxa"/>
+              <w:left w:w="240" w:type="dxa"/>
+              <w:bottom w:w="150" w:type="dxa"/>
+              <w:right w:w="0" w:type="dxa"/>
+            </w:tcMar>
+            <w:vAlign w:val="center"/>
+            <w:hideMark/>
+          </w:tcPr>
+          <w:p>
+            <w:r>
+              <w:t>Funnel entry</w:t>
+            </w:r>
+          </w:p>
+        </w:tc>
+      </w:tr>
+      <w:tr>
+        <w:tc>
+          <w:tcPr>
+            <w:tcW w:w="0" w:type="auto"/>
+            <w:tcMar>
+              <w:top w:w="150" w:type="dxa"/>
+              <w:left w:w="0" w:type="dxa"/>
+              <w:bottom w:w="150" w:type="dxa"/>
+              <w:right w:w="240" w:type="dxa"/>
+            </w:tcMar>
+            <w:vAlign w:val="center"/>
+            <w:hideMark/>
+          </w:tcPr>
+          <w:p>
+            <w:r>
+              <w:t>approved_admin</w:t>
+            </w:r>
+          </w:p>
+        </w:tc>
+        <w:tc>
+          <w:tcPr>
+            <w:tcW w:w="0" w:type="auto"/>
+            <w:tcMar>
+              <w:top w:w="150" w:type="dxa"/>
+              <w:left w:w="240" w:type="dxa"/>
+              <w:bottom w:w="150" w:type="dxa"/>
+              <w:right w:w="240" w:type="dxa"/>
+            </w:tcMar>
+            <w:vAlign w:val="center"/>
+            <w:hideMark/>
+          </w:tcPr>
+          <w:p>
+            <w:r>
+              <w:t>admin_id, timestamp</w:t>
+            </w:r>
+          </w:p>
+        </w:tc>
+        <w:tc>
+          <w:tcPr>
+            <w:tcW w:w="0" w:type="auto"/>
+            <w:tcMar>
+              <w:top w:w="150" w:type="dxa"/>
+              <w:left w:w="240" w:type="dxa"/>
+              <w:bottom w:w="150" w:type="dxa"/>
+              <w:right w:w="0" w:type="dxa"/>
+            </w:tcMar>
+            <w:vAlign w:val="center"/>
+            <w:hideMark/>
+          </w:tcPr>
+          <w:p>
+            <w:r>
+              <w:t>Stage 1 duration</w:t>
+            </w:r>
+          </w:p>
+        </w:tc>
+      </w:tr>
+      <w:tr>
+        <w:tc>
+          <w:tcPr>
+            <w:tcW w:w="0" w:type="auto"/>
+            <w:tcMar>
+              <w:top w:w="150" w:type="dxa"/>
+              <w:left w:w="0" w:type="dxa"/>
+              <w:bottom w:w="150" w:type="dxa"/>
+              <w:right w:w="240" w:type="dxa"/>
+            </w:tcMar>
+            <w:vAlign w:val="center"/>
+            <w:hideMark/>
+          </w:tcPr>
+          <w:p>
+            <w:r>
+              <w:t>denied_admin</w:t>
+            </w:r>
+          </w:p>
+        </w:tc>
+        <w:tc>
+          <w:tcPr>
+            <w:tcW w:w="0" w:type="auto"/>
+            <w:tcMar>
+              <w:top w:w="150" w:type="dxa"/>
+              <w:left w:w="240" w:type="dxa"/>
+              <w:bottom w:w="150" w:type="dxa"/>
+              <w:right w:w="240" w:type="dxa"/>
+            </w:tcMar>
+            <w:vAlign w:val="center"/>
+            <w:hideMark/>
+          </w:tcPr>
+          <w:p>
+            <w:r>
+              <w:t>admin_id, reason</w:t>
+            </w:r>
+          </w:p>
+        </w:tc>
+        <w:tc>
+          <w:tcPr>
+            <w:tcW w:w="0" w:type="auto"/>
+            <w:tcMar>
+              <w:top w:w="150" w:type="dxa"/>
+              <w:left w:w="240" w:type="dxa"/>
+              <w:bottom w:w="150" w:type="dxa"/>
+              <w:right w:w="0" w:type="dxa"/>
+            </w:tcMar>
+            <w:vAlign w:val="center"/>
+            <w:hideMark/>
+          </w:tcPr>
+          <w:p>
+            <w:r>
+              <w:t>Denial analytics</w:t>
+            </w:r>
+          </w:p>
+        </w:tc>
+      </w:tr>
+      <w:tr>
+        <w:tc>
+          <w:tcPr>
+            <w:tcW w:w="0" w:type="auto"/>
+            <w:tcMar>
+              <w:top w:w="150" w:type="dxa"/>
+              <w:left w:w="0" w:type="dxa"/>
+              <w:bottom w:w="150" w:type="dxa"/>
+              <w:right w:w="240" w:type="dxa"/>
+            </w:tcMar>
+            <w:vAlign w:val="center"/>
+            <w:hideMark/>
+          </w:tcPr>
+          <w:p>
+            <w:r>
+              <w:t>approved_security</w:t>
+            </w:r>
+          </w:p>
+        </w:tc>
+        <w:tc>
+          <w:tcPr>
+            <w:tcW w:w="0" w:type="auto"/>
+            <w:tcMar>
+              <w:top w:w="150" w:type="dxa"/>
+              <w:left w:w="240" w:type="dxa"/>
+              <w:bottom w:w="150" w:type="dxa"/>
+              <w:right w:w="240" w:type="dxa"/>
+            </w:tcMar>
+            <w:vAlign w:val="center"/>
+            <w:hideMark/>
+          </w:tcPr>
+          <w:p>
+            <w:r>
+              <w:t>security_id, timestamp</w:t>
+            </w:r>
+          </w:p>
+        </w:tc>
+        <w:tc>
+          <w:tcPr>
+            <w:tcW w:w="0" w:type="auto"/>
+            <w:tcMar>
+              <w:top w:w="150" w:type="dxa"/>
+              <w:left w:w="240" w:type="dxa"/>
+              <w:bottom w:w="150" w:type="dxa"/>
+              <w:right w:w="0" w:type="dxa"/>
+            </w:tcMar>
+            <w:vAlign w:val="center"/>
+            <w:hideMark/>
+          </w:tcPr>
+          <w:p>
+            <w:r>
+              <w:t>Stage 2 duration</w:t>
+            </w:r>
+          </w:p>
+        </w:tc>
+      </w:tr>
+      <w:tr>
+        <w:tc>
+          <w:tcPr>
+            <w:tcW w:w="0" w:type="auto"/>
+            <w:tcMar>
+              <w:top w:w="150" w:type="dxa"/>
+              <w:left w:w="0" w:type="dxa"/>
+              <w:bottom w:w="150" w:type="dxa"/>
+              <w:right w:w="240" w:type="dxa"/>
+            </w:tcMar>
+            <w:vAlign w:val="center"/>
+            <w:hideMark/>
+          </w:tcPr>
+          <w:p>
+            <w:r>
+              <w:t>denied_security</w:t>
+            </w:r>
+          </w:p>
+        </w:tc>
+        <w:tc>
+          <w:tcPr>
+            <w:tcW w:w="0" w:type="auto"/>
+            <w:tcMar>
+              <w:top w:w="150" w:type="dxa"/>
+              <w:left w:w="240" w:type="dxa"/>
+              <w:bottom w:w="150" w:type="dxa"/>
+              <w:right w:w="240" w:type="dxa"/>
+            </w:tcMar>
+            <w:vAlign w:val="center"/>
+            <w:hideMark/>
+          </w:tcPr>
+          <w:p>
+            <w:r>
+              <w:t>security_id, reason</w:t>
+            </w:r>
+          </w:p>
+        </w:tc>
+        <w:tc>
+          <w:tcPr>
+            <w:tcW w:w="0" w:type="auto"/>
+            <w:tcMar>
+              <w:top w:w="150" w:type="dxa"/>
+              <w:left w:w="240" w:type="dxa"/>
+              <w:bottom w:w="150" w:type="dxa"/>
+              <w:right w:w="0" w:type="dxa"/>
+            </w:tcMar>
+            <w:vAlign w:val="center"/>
+            <w:hideMark/>
+          </w:tcPr>
+          <w:p>
+            <w:r>
+              <w:t>Denial analytics</w:t>
+            </w:r>
+          </w:p>
+        </w:tc>
+      </w:tr>
+      <w:tr>
+        <w:tc>
+          <w:tcPr>
+            <w:tcW w:w="0" w:type="auto"/>
+            <w:tcMar>
+              <w:top w:w="150" w:type="dxa"/>
+              <w:left w:w="0" w:type="dxa"/>
+              <w:bottom w:w="150" w:type="dxa"/>
+              <w:right w:w="240" w:type="dxa"/>
+            </w:tcMar>
+            <w:vAlign w:val="center"/>
+            <w:hideMark/>
+          </w:tcPr>
+          <w:p>
+            <w:r>
+              <w:t>code_generated</w:t>
+            </w:r>
+          </w:p>
+        </w:tc>
+        <w:tc>
+          <w:tcPr>
+            <w:tcW w:w="0" w:type="auto"/>
+            <w:tcMar>
+              <w:top w:w="150" w:type="dxa"/>
+              <w:left w:w="240" w:type="dxa"/>
+              <w:bottom w:w="150" w:type="dxa"/>
+              <w:right w:w="240" w:type="dxa"/>
+            </w:tcMar>
+            <w:vAlign w:val="center"/>
+            <w:hideMark/>
+          </w:tcPr>
+          <w:p>
+            <w:r>
+              <w:t>system, code</w:t>
+            </w:r>
+          </w:p>
+        </w:tc>
+        <w:tc>
+          <w:tcPr>
+            <w:tcW w:w="0" w:type="auto"/>
+            <w:tcMar>
+              <w:top w:w="150" w:type="dxa"/>
+              <w:left w:w="240" w:type="dxa"/>
+              <w:bottom w:w="150" w:type="dxa"/>
+              <w:right w:w="0" w:type="dxa"/>
+            </w:tcMar>
+            <w:vAlign w:val="center"/>
+            <w:hideMark/>
+          </w:tcPr>
+          <w:p>
+            <w:r>
+              <w:t>Delivery audit</w:t>
+            </w:r>
+          </w:p>
+        </w:tc>
+      </w:tr>
+      <w:tr>
+        <w:tc>
+          <w:tcPr>
+            <w:tcW w:w="0" w:type="auto"/>
+            <w:tcMar>
+              <w:top w:w="150" w:type="dxa"/>
+              <w:left w:w="0" w:type="dxa"/>
+              <w:bottom w:w="150" w:type="dxa"/>
+              <w:right w:w="240" w:type="dxa"/>
+            </w:tcMar>
+            <w:vAlign w:val="center"/>
+            <w:hideMark/>
+          </w:tcPr>
+          <w:p>
+            <w:r>
+              <w:t>code_sent_visitor_sms</w:t>
+            </w:r>
+          </w:p>
+        </w:tc>
+        <w:tc>
+          <w:tcPr>
+            <w:tcW w:w="0" w:type="auto"/>
+            <w:tcMar>
+              <w:top w:w="150" w:type="dxa"/>
+              <w:left w:w="240" w:type="dxa"/>
+              <w:bottom w:w="150" w:type="dxa"/>
+              <w:right w:w="240" w:type="dxa"/>
+            </w:tcMar>
+            <w:vAlign w:val="center"/>
+            <w:hideMark/>
+          </w:tcPr>
+          <w:p>
+            <w:r>
+              <w:t>gateway response</w:t>
+            </w:r>
+          </w:p>
+        </w:tc>
+        <w:tc>
+          <w:tcPr>
+            <w:tcW w:w="0" w:type="auto"/>
+            <w:tcMar>
+              <w:top w:w="150" w:type="dxa"/>
+              <w:left w:w="240" w:type="dxa"/>
+              <w:bottom w:w="150" w:type="dxa"/>
+              <w:right w:w="0" w:type="dxa"/>
+            </w:tcMar>
+            <w:vAlign w:val="center"/>
+            <w:hideMark/>
+          </w:tcPr>
+          <w:p>
+            <w:r>
+              <w:t>Delivery success rate</w:t>
+            </w:r>
+          </w:p>
+        </w:tc>
+      </w:tr>
+      <w:tr>
+        <w:tc>
+          <w:tcPr>
+            <w:tcW w:w="0" w:type="auto"/>
+            <w:tcMar>
+              <w:top w:w="150" w:type="dxa"/>
+              <w:left w:w="0" w:type="dxa"/>
+              <w:bottom w:w="150" w:type="dxa"/>
+              <w:right w:w="240" w:type="dxa"/>
+            </w:tcMar>
+            <w:vAlign w:val="center"/>
+            <w:hideMark/>
+          </w:tcPr>
+          <w:p>
+            <w:r>
+              <w:t>code_sent_visitor_email</w:t>
+            </w:r>
+          </w:p>
+        </w:tc>
+        <w:tc>
+          <w:tcPr>
+            <w:tcW w:w="0" w:type="auto"/>
+            <w:tcMar>
+              <w:top w:w="150" w:type="dxa"/>
+              <w:left w:w="240" w:type="dxa"/>
+              <w:bottom w:w="150" w:type="dxa"/>
+              <w:right w:w="240" w:type="dxa"/>
+            </w:tcMar>
+            <w:vAlign w:val="center"/>
+            <w:hideMark/>
+          </w:tcPr>
+          <w:p>
+            <w:r>
+              <w:t>SMTP response</w:t>
+            </w:r>
+          </w:p>
+        </w:tc>
+        <w:tc>
+          <w:tcPr>
+            <w:tcW w:w="0" w:type="auto"/>
+            <w:tcMar>
+              <w:top w:w="150" w:type="dxa"/>
+              <w:left w:w="240" w:type="dxa"/>
+              <w:bottom w:w="150" w:type="dxa"/>
+              <w:right w:w="0" w:type="dxa"/>
+            </w:tcMar>
+            <w:vAlign w:val="center"/>
+            <w:hideMark/>
+          </w:tcPr>
+          <w:p>
+            <w:r>
+              <w:t>Delivery success rate</w:t>
+            </w:r>
+          </w:p>
+        </w:tc>
+      </w:tr>
+      <w:tr>
+        <w:tc>
+          <w:tcPr>
+            <w:tcW w:w="0" w:type="auto"/>
+            <w:tcMar>
+              <w:top w:w="150" w:type="dxa"/>
+              <w:left w:w="0" w:type="dxa"/>
+              <w:bottom w:w="150" w:type="dxa"/>
+              <w:right w:w="240" w:type="dxa"/>
+            </w:tcMar>
+            <w:vAlign w:val="center"/>
+            <w:hideMark/>
+          </w:tcPr>
+          <w:p>
+            <w:r>
+              <w:t>code_sent_resident_sms</w:t>
+            </w:r>
+          </w:p>
+        </w:tc>
+        <w:tc>
+          <w:tcPr>
+            <w:tcW w:w="0" w:type="auto"/>
+            <w:tcMar>
+              <w:top w:w="150" w:type="dxa"/>
+              <w:left w:w="240" w:type="dxa"/>
+              <w:bottom w:w="150" w:type="dxa"/>
+              <w:right w:w="240" w:type="dxa"/>
+            </w:tcMar>
+            <w:vAlign w:val="center"/>
+            <w:hideMark/>
+          </w:tcPr>
+          <w:p>
+            <w:r>
+              <w:t>gateway response</w:t>
+            </w:r>
+          </w:p>
+        </w:tc>
+        <w:tc>
+          <w:tcPr>
+            <w:tcW w:w="0" w:type="auto"/>
+            <w:tcMar>
+              <w:top w:w="150" w:type="dxa"/>
+              <w:left w:w="240" w:type="dxa"/>
+              <w:bottom w:w="150" w:type="dxa"/>
+              <w:right w:w="0" w:type="dxa"/>
+            </w:tcMar>
+            <w:vAlign w:val="center"/>
+            <w:hideMark/>
+          </w:tcPr>
+          <w:p>
+            <w:r>
+              <w:t>Delivery success rate</w:t>
+            </w:r>
+          </w:p>
+        </w:tc>
+      </w:tr>
+      <w:tr>
+        <w:tc>
+          <w:tcPr>
+            <w:tcW w:w="0" w:type="auto"/>
+            <w:tcMar>
+              <w:top w:w="150" w:type="dxa"/>
+              <w:left w:w="0" w:type="dxa"/>
+              <w:bottom w:w="150" w:type="dxa"/>
+              <w:right w:w="240" w:type="dxa"/>
+            </w:tcMar>
+            <w:vAlign w:val="center"/>
+            <w:hideMark/>
+          </w:tcPr>
+          <w:p>
+            <w:r>
+              <w:t>code_sent_resident_email</w:t>
+            </w:r>
+          </w:p>
+        </w:tc>
+        <w:tc>
+          <w:tcPr>
+            <w:tcW w:w="0" w:type="auto"/>
+            <w:tcMar>
+              <w:top w:w="150" w:type="dxa"/>
+              <w:left w:w="240" w:type="dxa"/>
+              <w:bottom w:w="150" w:type="dxa"/>
+              <w:right w:w="240" w:type="dxa"/>
+            </w:tcMar>
+            <w:vAlign w:val="center"/>
+            <w:hideMark/>
+          </w:tcPr>
+          <w:p>
+            <w:r>
+              <w:t>SMTP response</w:t>
+            </w:r>
+          </w:p>
+        </w:tc>
+        <w:tc>
+          <w:tcPr>
+            <w:tcW w:w="0" w:type="auto"/>
+            <w:tcMar>
+              <w:top w:w="150" w:type="dxa"/>
+              <w:left w:w="240" w:type="dxa"/>
+              <w:bottom w:w="150" w:type="dxa"/>
+              <w:right w:w="0" w:type="dxa"/>
+            </w:tcMar>
+            <w:vAlign w:val="center"/>
+            <w:hideMark/>
+          </w:tcPr>
+          <w:p>
+            <w:r>
+              <w:t>Delivery success rate</w:t>
+            </w:r>
+          </w:p>
+        </w:tc>
+      </w:tr>
+      <w:tr>
+        <w:tc>
+          <w:tcPr>
+            <w:tcW w:w="0" w:type="auto"/>
+            <w:tcMar>
+              <w:top w:w="150" w:type="dxa"/>
+              <w:left w:w="0" w:type="dxa"/>
+              <w:bottom w:w="150" w:type="dxa"/>
+              <w:right w:w="240" w:type="dxa"/>
+            </w:tcMar>
+            <w:vAlign w:val="center"/>
+            <w:hideMark/>
+          </w:tcPr>
+          <w:p>
+            <w:r>
+              <w:t>cancelled_resident</w:t>
+            </w:r>
+          </w:p>
+        </w:tc>
+        <w:tc>
+          <w:tcPr>
+            <w:tcW w:w="0" w:type="auto"/>
+            <w:tcMar>
+              <w:top w:w="150" w:type="dxa"/>
+              <w:left w:w="240" w:type="dxa"/>
+              <w:bottom w:w="150" w:type="dxa"/>
+              <w:right w:w="240" w:type="dxa"/>
+            </w:tcMar>
+            <w:vAlign w:val="center"/>
+            <w:hideMark/>
+          </w:tcPr>
+          <w:p>
+            <w:r>
+              <w:t>resident_id</w:t>
+            </w:r>
+          </w:p>
+        </w:tc>
+        <w:tc>
+          <w:tcPr>
+            <w:tcW w:w="0" w:type="auto"/>
+            <w:tcMar>
+              <w:top w:w="150" w:type="dxa"/>
+              <w:left w:w="240" w:type="dxa"/>
+              <w:bottom w:w="150" w:type="dxa"/>
+              <w:right w:w="0" w:type="dxa"/>
+            </w:tcMar>
+            <w:vAlign w:val="center"/>
+            <w:hideMark/>
+          </w:tcPr>
+          <w:p>
+            <w:r>
+              <w:t>Cancellation analytics</w:t>
+            </w:r>
+          </w:p>
+        </w:tc>
+      </w:tr>
+      <w:tr>
+        <w:tc>
+          <w:tcPr>
+            <w:tcW w:w="0" w:type="auto"/>
+            <w:tcMar>
+              <w:top w:w="150" w:type="dxa"/>
+              <w:left w:w="0" w:type="dxa"/>
+              <w:bottom w:w="150" w:type="dxa"/>
+              <w:right w:w="240" w:type="dxa"/>
+            </w:tcMar>
+            <w:vAlign w:val="center"/>
+            <w:hideMark/>
+          </w:tcPr>
+          <w:p>
+            <w:r>
+              <w:t>cancelled_admin</w:t>
+            </w:r>
+          </w:p>
+        </w:tc>
+        <w:tc>
+          <w:tcPr>
+            <w:tcW w:w="0" w:type="auto"/>
+            <w:tcMar>
+              <w:top w:w="150" w:type="dxa"/>
+              <w:left w:w="240" w:type="dxa"/>
+              <w:bottom w:w="150" w:type="dxa"/>
+              <w:right w:w="240" w:type="dxa"/>
+            </w:tcMar>
+            <w:vAlign w:val="center"/>
+            <w:hideMark/>
+          </w:tcPr>
+          <w:p>
+            <w:r>
+              <w:t>admin_id</w:t>
+            </w:r>
+          </w:p>
+        </w:tc>
+        <w:tc>
+          <w:tcPr>
+            <w:tcW w:w="0" w:type="auto"/>
+            <w:tcMar>
+              <w:top w:w="150" w:type="dxa"/>
+              <w:left w:w="240" w:type="dxa"/>
+              <w:bottom w:w="150" w:type="dxa"/>
+              <w:right w:w="0" w:type="dxa"/>
+            </w:tcMar>
+            <w:vAlign w:val="center"/>
+            <w:hideMark/>
+          </w:tcPr>
+          <w:p>
+            <w:r>
+              <w:t>Cancellation analytics</w:t>
+            </w:r>
+          </w:p>
+        </w:tc>
+      </w:tr>
+      <w:tr>
+        <w:tc>
+          <w:tcPr>
+            <w:tcW w:w="0" w:type="auto"/>
+            <w:tcMar>
+              <w:top w:w="150" w:type="dxa"/>
+              <w:left w:w="0" w:type="dxa"/>
+              <w:bottom w:w="150" w:type="dxa"/>
+              <w:right w:w="240" w:type="dxa"/>
+            </w:tcMar>
+            <w:vAlign w:val="center"/>
+            <w:hideMark/>
+          </w:tcPr>
+          <w:p>
+            <w:r>
+              <w:lastRenderedPageBreak/>
+              <w:t>cancelled_security</w:t>
+            </w:r>
+          </w:p>
+        </w:tc>
+        <w:tc>
+          <w:tcPr>
+            <w:tcW w:w="0" w:type="auto"/>
+            <w:tcMar>
+              <w:top w:w="150" w:type="dxa"/>
+              <w:left w:w="240" w:type="dxa"/>
+              <w:bottom w:w="150" w:type="dxa"/>
+              <w:right w:w="240" w:type="dxa"/>
+            </w:tcMar>
+            <w:vAlign w:val="center"/>
+            <w:hideMark/>
+          </w:tcPr>
+          <w:p>
+            <w:r>
+              <w:t>security_id</w:t>
+            </w:r>
+          </w:p>
+        </w:tc>
+        <w:tc>
+          <w:tcPr>
+            <w:tcW w:w="0" w:type="auto"/>
+            <w:tcMar>
+              <w:top w:w="150" w:type="dxa"/>
+              <w:left w:w="240" w:type="dxa"/>
+              <w:bottom w:w="150" w:type="dxa"/>
+              <w:right w:w="0" w:type="dxa"/>
+            </w:tcMar>
+            <w:vAlign w:val="center"/>
+            <w:hideMark/>
+          </w:tcPr>
+          <w:p>
+            <w:r>
+              <w:t>Cancellation analytics</w:t>
+            </w:r>
+          </w:p>
+        </w:tc>
+      </w:tr>
+      <w:tr>
+        <w:tc>
+          <w:tcPr>
+            <w:tcW w:w="0" w:type="auto"/>
+            <w:tcMar>
+              <w:top w:w="150" w:type="dxa"/>
+              <w:left w:w="0" w:type="dxa"/>
+              <w:bottom w:w="150" w:type="dxa"/>
+              <w:right w:w="240" w:type="dxa"/>
+            </w:tcMar>
+            <w:vAlign w:val="center"/>
+            <w:hideMark/>
+          </w:tcPr>
+          <w:p>
+            <w:r>
+              <w:t>checked_in</w:t>
+            </w:r>
+          </w:p>
+        </w:tc>
+        <w:tc>
+          <w:tcPr>
+            <w:tcW w:w="0" w:type="auto"/>
+            <w:tcMar>
+              <w:top w:w="150" w:type="dxa"/>
+              <w:left w:w="240" w:type="dxa"/>
+              <w:bottom w:w="150" w:type="dxa"/>
+              <w:right w:w="240" w:type="dxa"/>
+            </w:tcMar>
+            <w:vAlign w:val="center"/>
+            <w:hideMark/>
+          </w:tcPr>
+          <w:p>
+            <w:r>
+              <w:t>guard_id, timestamp, gate</w:t>
+            </w:r>
+          </w:p>
+        </w:tc>
+        <w:tc>
+          <w:tcPr>
+            <w:tcW w:w="0" w:type="auto"/>
+            <w:tcMar>
+              <w:top w:w="150" w:type="dxa"/>
+              <w:left w:w="240" w:type="dxa"/>
+              <w:bottom w:w="150" w:type="dxa"/>
+              <w:right w:w="0" w:type="dxa"/>
+            </w:tcMar>
+            <w:vAlign w:val="center"/>
+            <w:hideMark/>
+          </w:tcPr>
+          <w:p>
+            <w:r>
+              <w:t>Arrival analytics</w:t>
+            </w:r>
+          </w:p>
+        </w:tc>
+      </w:tr>
+      <w:tr>
+        <w:tc>
+          <w:tcPr>
+            <w:tcW w:w="0" w:type="auto"/>
+            <w:tcMar>
+              <w:top w:w="150" w:type="dxa"/>
+              <w:left w:w="0" w:type="dxa"/>
+              <w:bottom w:w="150" w:type="dxa"/>
+              <w:right w:w="240" w:type="dxa"/>
+            </w:tcMar>
+            <w:vAlign w:val="center"/>
+            <w:hideMark/>
+          </w:tcPr>
+          <w:p>
+            <w:r>
+              <w:t>checked_out</w:t>
+            </w:r>
+          </w:p>
+        </w:tc>
+        <w:tc>
+          <w:tcPr>
+            <w:tcW w:w="0" w:type="auto"/>
+            <w:tcMar>
+              <w:top w:w="150" w:type="dxa"/>
+              <w:left w:w="240" w:type="dxa"/>
+              <w:bottom w:w="150" w:type="dxa"/>
+              <w:right w:w="240" w:type="dxa"/>
+            </w:tcMar>
+            <w:vAlign w:val="center"/>
+            <w:hideMark/>
+          </w:tcPr>
+          <w:p>
+            <w:r>
+              <w:t>guard_id, timestamp, gate</w:t>
+            </w:r>
+          </w:p>
+        </w:tc>
+        <w:tc>
+          <w:tcPr>
+            <w:tcW w:w="0" w:type="auto"/>
+            <w:tcMar>
+              <w:top w:w="150" w:type="dxa"/>
+              <w:left w:w="240" w:type="dxa"/>
+              <w:bottom w:w="150" w:type="dxa"/>
+              <w:right w:w="0" w:type="dxa"/>
+            </w:tcMar>
+            <w:vAlign w:val="center"/>
+            <w:hideMark/>
+          </w:tcPr>
+          <w:p>
+            <w:r>
+              <w:t>Departure analytics</w:t>
+            </w:r>
+          </w:p>
+        </w:tc>
+      </w:tr>
+      <w:tr>
+        <w:tc>
+          <w:tcPr>
+            <w:tcW w:w="0" w:type="auto"/>
+            <w:tcMar>
+              <w:top w:w="150" w:type="dxa"/>
+              <w:left w:w="0" w:type="dxa"/>
+              <w:bottom w:w="150" w:type="dxa"/>
+              <w:right w:w="240" w:type="dxa"/>
+            </w:tcMar>
+            <w:vAlign w:val="center"/>
+            <w:hideMark/>
+          </w:tcPr>
+          <w:p>
+            <w:r>
+              <w:t>expired</w:t>
+            </w:r>
+          </w:p>
+        </w:tc>
+        <w:tc>
+          <w:tcPr>
+            <w:tcW w:w="0" w:type="auto"/>
+            <w:tcMar>
+              <w:top w:w="150" w:type="dxa"/>
+              <w:left w:w="240" w:type="dxa"/>
+              <w:bottom w:w="150" w:type="dxa"/>
+              <w:right w:w="240" w:type="dxa"/>
+            </w:tcMar>
+            <w:vAlign w:val="center"/>
+            <w:hideMark/>
+          </w:tcPr>
+          <w:p>
+            <w:r>
+              <w:t>system, timestamp</w:t>
+            </w:r>
+          </w:p>
+        </w:tc>
+        <w:tc>
+          <w:tcPr>
+            <w:tcW w:w="0" w:type="auto"/>
+            <w:tcMar>
+              <w:top w:w="150" w:type="dxa"/>
+              <w:left w:w="240" w:type="dxa"/>
+              <w:bottom w:w="150" w:type="dxa"/>
+              <w:right w:w="0" w:type="dxa"/>
+            </w:tcMar>
+            <w:vAlign w:val="center"/>
+            <w:hideMark/>
+          </w:tcPr>
+          <w:p>
+            <w:r>
+              <w:t>Missed visit analytics</w:t>
+            </w:r>
+          </w:p>
+        </w:tc>
+      </w:tr>
+    </w:tbl>
+    <w:p>
+      <w:r>
+        <w:pict w14:anchorId="63886FCB">
+          <v:rect id="_x0000_i1103" style="width:0;height:.75pt" o:hralign="center" o:hrstd="t" o:hr="t" fillcolor="#a0a0a0" stroked="f"/>
+        </w:pict>
+      </w:r>
+    </w:p>
+    <w:p>
+      <w:pPr>
+        <w:rPr>
+          <w:b/>
+          <w:bCs/>
+        </w:rPr>
+      </w:pPr>
+      <w:r>
+        <w:rPr>
+          <w:rFonts w:ascii="Segoe UI Emoji" w:hAnsi="Segoe UI Emoji" w:cs="Segoe UI Emoji"/>
+          <w:b/>
+          <w:bCs/>
+        </w:rPr>
+        <w:t>🎯</w:t>
+      </w:r>
+      <w:r>
+        <w:rPr>
+          <w:b/>
+          <w:bCs/>
+        </w:rPr>
+        <w:t xml:space="preserve"> What Analytics Dashboards Show</w:t>
+      </w:r>
+    </w:p>
+    <w:p>
+      <w:pPr>
+        <w:rPr>
+          <w:b/>
+          <w:bCs/>
+        </w:rPr>
+      </w:pPr>
+      <w:r>
+        <w:rPr>
+          <w:b/>
+          <w:bCs/>
+        </w:rPr>
+        <w:t>Admin dashboard tile</w:t>
+      </w:r>
+    </w:p>
+    <w:p>
+      <w:r>
+        <w:t>text</w:t>
+      </w:r>
+    </w:p>
+    <w:p>
+      <w:r>
+        <w:t>Visitors — last 30 days</w:t>
+      </w:r>
+    </w:p>
+    <w:p>
+      <w:r>
+        <w:rPr>
+          <w:rFonts w:ascii="MS Gothic" w:eastAsia="MS Gothic" w:hAnsi="MS Gothic" w:cs="MS Gothic" w:hint="eastAsia"/>
+        </w:rPr>
+        <w:t>├</w:t>
+      </w:r>
+      <w:r>
+        <w:rPr>
+          <w:rFonts w:ascii="Calibri" w:hAnsi="Calibri" w:cs="Calibri"/>
+        </w:rPr>
+        <w:t>─</w:t>
+      </w:r>
+      <w:r>
+        <w:t xml:space="preserve"> Total pre-registered:    147</w:t>
+      </w:r>
+    </w:p>
+    <w:p>
+      <w:r>
+        <w:rPr>
+          <w:rFonts w:ascii="MS Gothic" w:eastAsia="MS Gothic" w:hAnsi="MS Gothic" w:cs="MS Gothic" w:hint="eastAsia"/>
+        </w:rPr>
+        <w:t>├</w:t>
+      </w:r>
+      <w:r>
+        <w:rPr>
+          <w:rFonts w:ascii="Calibri" w:hAnsi="Calibri" w:cs="Calibri"/>
+        </w:rPr>
+        <w:t>─</w:t>
+      </w:r>
+      <w:r>
+        <w:t xml:space="preserve"> Approved:                118 (80%)</w:t>
+      </w:r>
+    </w:p>
+    <w:p>
+      <w:r>
+        <w:rPr>
+          <w:rFonts w:ascii="MS Gothic" w:eastAsia="MS Gothic" w:hAnsi="MS Gothic" w:cs="MS Gothic" w:hint="eastAsia"/>
+        </w:rPr>
+        <w:t>├</w:t>
+      </w:r>
+      <w:r>
+        <w:rPr>
+          <w:rFonts w:ascii="Calibri" w:hAnsi="Calibri" w:cs="Calibri"/>
+        </w:rPr>
+        <w:t>─</w:t>
+      </w:r>
+      <w:r>
+        <w:t xml:space="preserve"> Denied:                   12 (8%)</w:t>
+      </w:r>
+    </w:p>
+    <w:p>
+      <w:r>
+        <w:rPr>
+          <w:rFonts w:ascii="MS Gothic" w:eastAsia="MS Gothic" w:hAnsi="MS Gothic" w:cs="MS Gothic" w:hint="eastAsia"/>
+        </w:rPr>
+        <w:t>├</w:t>
+      </w:r>
+      <w:r>
+        <w:rPr>
+          <w:rFonts w:ascii="Calibri" w:hAnsi="Calibri" w:cs="Calibri"/>
+        </w:rPr>
+        <w:t>─</w:t>
+      </w:r>
+      <w:r>
+        <w:t xml:space="preserve"> Cancelled by resident:    17 (12%)</w:t>
+      </w:r>
+    </w:p>
+    <w:p>
+      <w:r>
+        <w:rPr>
+          <w:rFonts w:ascii="MS Gothic" w:eastAsia="MS Gothic" w:hAnsi="MS Gothic" w:cs="MS Gothic" w:hint="eastAsia"/>
+        </w:rPr>
+        <w:t>├</w:t>
+      </w:r>
+      <w:r>
+        <w:rPr>
+          <w:rFonts w:ascii="Calibri" w:hAnsi="Calibri" w:cs="Calibri"/>
+        </w:rPr>
+        <w:t>─</w:t>
+      </w:r>
+      <w:r>
+        <w:t xml:space="preserve"> Checked in:               94 (64% of approved)</w:t>
+      </w:r>
+    </w:p>
+    <w:p>
+      <w:r>
+        <w:rPr>
+          <w:rFonts w:ascii="MS Gothic" w:eastAsia="MS Gothic" w:hAnsi="MS Gothic" w:cs="MS Gothic" w:hint="eastAsia"/>
+        </w:rPr>
+        <w:t>├</w:t>
+      </w:r>
+      <w:r>
+        <w:rPr>
+          <w:rFonts w:ascii="Calibri" w:hAnsi="Calibri" w:cs="Calibri"/>
+        </w:rPr>
+        <w:t>─</w:t>
+      </w:r>
+      <w:r>
+        <w:t xml:space="preserve"> Checked out:              89</w:t>
+      </w:r>
+    </w:p>
+    <w:p>
+      <w:r>
+        <w:rPr>
+          <w:rFonts w:ascii="MS Gothic" w:eastAsia="MS Gothic" w:hAnsi="MS Gothic" w:cs="MS Gothic" w:hint="eastAsia"/>
+        </w:rPr>
+        <w:t>├</w:t>
+      </w:r>
+      <w:r>
+        <w:rPr>
+          <w:rFonts w:ascii="Calibri" w:hAnsi="Calibri" w:cs="Calibri"/>
+        </w:rPr>
+        <w:t>─</w:t>
+      </w:r>
+      <w:r>
+        <w:t xml:space="preserve"> Expired without use:      19</w:t>
+      </w:r>
+    </w:p>
+    <w:p>
+      <w:r>
+        <w:t>└─ Avg approval time:      4h 12m</w:t>
+      </w:r>
+    </w:p>
+    <w:p>
+      <w:pPr>
+        <w:rPr>
+          <w:b/>
+          <w:bCs/>
+        </w:rPr>
+      </w:pPr>
+      <w:r>
+        <w:rPr>
+          <w:b/>
+          <w:bCs/>
+        </w:rPr>
+        <w:t>Security dashboard tile</w:t>
+      </w:r>
+    </w:p>
+    <w:p>
+      <w:r>
+        <w:t>text</w:t>
+      </w:r>
+    </w:p>
+    <w:p>
+      <w:r>
+        <w:t>Today's visitors (02 Oct 2026)</w:t>
+      </w:r>
+    </w:p>
+    <w:p>
+      <w:r>
+        <w:rPr>
+          <w:rFonts w:ascii="MS Gothic" w:eastAsia="MS Gothic" w:hAnsi="MS Gothic" w:cs="MS Gothic" w:hint="eastAsia"/>
+        </w:rPr>
+        <w:t>├</w:t>
+      </w:r>
+      <w:r>
+        <w:rPr>
+          <w:rFonts w:ascii="Calibri" w:hAnsi="Calibri" w:cs="Calibri"/>
+        </w:rPr>
+        <w:t>─</w:t>
+      </w:r>
+      <w:r>
+        <w:t xml:space="preserve"> Expected today:           18</w:t>
+      </w:r>
+    </w:p>
+    <w:p>
+      <w:r>
+        <w:rPr>
+          <w:rFonts w:ascii="MS Gothic" w:eastAsia="MS Gothic" w:hAnsi="MS Gothic" w:cs="MS Gothic" w:hint="eastAsia"/>
+        </w:rPr>
+        <w:lastRenderedPageBreak/>
+        <w:t>├</w:t>
+      </w:r>
+      <w:r>
+        <w:rPr>
+          <w:rFonts w:ascii="Calibri" w:hAnsi="Calibri" w:cs="Calibri"/>
+        </w:rPr>
+        <w:t>─</w:t>
+      </w:r>
+      <w:r>
+        <w:t xml:space="preserve"> Checked in:                7</w:t>
+      </w:r>
+    </w:p>
+    <w:p>
+      <w:r>
+        <w:rPr>
+          <w:rFonts w:ascii="MS Gothic" w:eastAsia="MS Gothic" w:hAnsi="MS Gothic" w:cs="MS Gothic" w:hint="eastAsia"/>
+        </w:rPr>
+        <w:t>├</w:t>
+      </w:r>
+      <w:r>
+        <w:rPr>
+          <w:rFonts w:ascii="Calibri" w:hAnsi="Calibri" w:cs="Calibri"/>
+        </w:rPr>
+        <w:t>─</w:t>
+      </w:r>
+      <w:r>
+        <w:t xml:space="preserve"> Checked out:               3</w:t>
+      </w:r>
+    </w:p>
+    <w:p>
+      <w:r>
+        <w:rPr>
+          <w:rFonts w:ascii="MS Gothic" w:eastAsia="MS Gothic" w:hAnsi="MS Gothic" w:cs="MS Gothic" w:hint="eastAsia"/>
+        </w:rPr>
+        <w:t>├</w:t>
+      </w:r>
+      <w:r>
+        <w:rPr>
+          <w:rFonts w:ascii="Calibri" w:hAnsi="Calibri" w:cs="Calibri"/>
+        </w:rPr>
+        <w:t>─</w:t>
+      </w:r>
+      <w:r>
+        <w:t xml:space="preserve"> Still on-site:             4  </w:t>
+      </w:r>
+      <w:r>
+        <w:rPr>
+          <w:rFonts w:ascii="Calibri" w:hAnsi="Calibri" w:cs="Calibri"/>
+        </w:rPr>
+        <w:t>←</w:t>
+      </w:r>
+      <w:r>
+        <w:t xml:space="preserve"> current occupancy</w:t>
+      </w:r>
+    </w:p>
+    <w:p>
+      <w:r>
+        <w:t>└─ Not yet arrived:          11</w:t>
+      </w:r>
+    </w:p>
+    <w:p/>
+    <w:p>
+      <w:r>
+        <w:t>Peak hours (this week):</w:t>
+      </w:r>
+    </w:p>
+    <w:p>
+      <w:r>
+        <w:t xml:space="preserve">  08:00–10:00  </w:t>
+      </w:r>
+      <w:r>
+        <w:rPr>
+          <w:rFonts w:ascii="Arial" w:hAnsi="Arial" w:cs="Arial"/>
+        </w:rPr>
+        <w:t>▓▓▓▓▓▓▓▓▓</w:t>
+      </w:r>
+      <w:r>
+        <w:t xml:space="preserve">  32</w:t>
+      </w:r>
+    </w:p>
+    <w:p>
+      <w:r>
+        <w:t xml:space="preserve">  12:00–14:00  </w:t>
+      </w:r>
+      <w:r>
+        <w:rPr>
+          <w:rFonts w:ascii="Arial" w:hAnsi="Arial" w:cs="Arial"/>
+        </w:rPr>
+        <w:t>▓▓▓▓</w:t>
+      </w:r>
+      <w:r>
+        <w:t xml:space="preserve">       19</w:t>
+      </w:r>
+    </w:p>
+    <w:p>
+      <w:r>
+        <w:t xml:space="preserve">  17:00–19:00  </w:t>
+      </w:r>
+      <w:r>
+        <w:rPr>
+          <w:rFonts w:ascii="Arial" w:hAnsi="Arial" w:cs="Arial"/>
+        </w:rPr>
+        <w:t>▓▓▓▓▓▓</w:t>
+      </w:r>
+      <w:r>
+        <w:t xml:space="preserve">     24</w:t>
+      </w:r>
+    </w:p>
+    <w:p>
+      <w:pPr>
+        <w:rPr>
+          <w:b/>
+          <w:bCs/>
+        </w:rPr>
+      </w:pPr>
+      <w:r>
+        <w:rPr>
+          <w:b/>
+          <w:bCs/>
+        </w:rPr>
+        <w:t>Full analytics page (both roles)</w:t>
+      </w:r>
+    </w:p>
+    <w:p>
+      <w:r>
+        <w:rPr>
+          <w:b/>
+          <w:bCs/>
+        </w:rPr>
+        <w:t>Charts:</w:t>
+      </w:r>
+    </w:p>
+    <w:p>
+      <w:pPr>
+        <w:numPr>
+          <w:ilvl w:val="0"/>
+          <w:numId w:val="14"/>
+        </w:numPr>
+      </w:pPr>
+      <w:r>
+        <w:rPr>
+          <w:b/>
+          <w:bCs/>
+        </w:rPr>
+        <w:t>Daily arrivals</w:t>
+      </w:r>
+      <w:r>
+        <w:t xml:space="preserve"> — line chart, last 30 days</w:t>
+      </w:r>
+    </w:p>
+    <w:p>
+      <w:pPr>
+        <w:numPr>
+          <w:ilvl w:val="0"/>
+          <w:numId w:val="14"/>
+        </w:numPr>
+      </w:pPr>
+      <w:r>
+        <w:rPr>
+          <w:b/>
+          <w:bCs/>
+        </w:rPr>
+        <w:t>Approval funnel</w:t>
+      </w:r>
+      <w:r>
+        <w:t xml:space="preserve"> — submitted → admin approved → security approved → checked in</w:t>
+      </w:r>
+    </w:p>
+    <w:p>
+      <w:pPr>
+        <w:numPr>
+          <w:ilvl w:val="0"/>
+          <w:numId w:val="14"/>
+        </w:numPr>
+      </w:pPr>
+      <w:r>
+        <w:rPr>
+          <w:b/>
+          <w:bCs/>
+        </w:rPr>
+        <w:t>Denial reasons</w:t>
+      </w:r>
+      <w:r>
+        <w:t xml:space="preserve"> — pie chart (with reason breakdown)</w:t>
+      </w:r>
+    </w:p>
+    <w:p>
+      <w:pPr>
+        <w:numPr>
+          <w:ilvl w:val="0"/>
+          <w:numId w:val="14"/>
+        </w:numPr>
+      </w:pPr>
+      <w:r>
+        <w:rPr>
+          <w:b/>
+          <w:bCs/>
+        </w:rPr>
+        <w:t>Cancellation sources</w:t>
+      </w:r>
+      <w:r>
+        <w:t xml:space="preserve"> — pie chart (resident / admin / security)</w:t>
+      </w:r>
+    </w:p>
+    <w:p>
+      <w:pPr>
+        <w:numPr>
+          <w:ilvl w:val="0"/>
+          <w:numId w:val="14"/>
+        </w:numPr>
+      </w:pPr>
+      <w:r>
+        <w:rPr>
+          <w:b/>
+          <w:bCs/>
+        </w:rPr>
+        <w:t>Peak arrival hours</w:t>
+      </w:r>
+      <w:r>
+        <w:t xml:space="preserve"> — bar chart (0–23 hours)</w:t>
+      </w:r>
+    </w:p>
+    <w:p>
+      <w:pPr>
+        <w:numPr>
+          <w:ilvl w:val="0"/>
+          <w:numId w:val="14"/>
+        </w:numPr>
+      </w:pPr>
+      <w:r>
+        <w:rPr>
+          <w:b/>
+          <w:bCs/>
+        </w:rPr>
+        <w:t>Average approval time</w:t>
+      </w:r>
+      <w:r>
+        <w:t xml:space="preserve"> — admin stage, security stage</w:t>
+      </w:r>
+    </w:p>
+    <w:p>
+      <w:pPr>
+        <w:numPr>
+          <w:ilvl w:val="0"/>
+          <w:numId w:val="14"/>
+        </w:numPr>
+      </w:pPr>
+      <w:r>
+        <w:rPr>
+          <w:b/>
+          <w:bCs/>
+        </w:rPr>
+        <w:t>Top hosts</w:t>
+      </w:r>
+      <w:r>
+        <w:t xml:space="preserve"> — which residents have most visitors</w:t>
+      </w:r>
+    </w:p>
+    <w:p>
+      <w:pPr>
+        <w:numPr>
+          <w:ilvl w:val="0"/>
+          <w:numId w:val="14"/>
+        </w:numPr>
+      </w:pPr>
+      <w:r>
+        <w:rPr>
+          <w:b/>
+          <w:bCs/>
+        </w:rPr>
+        <w:t>Courts/Phases with most visitors</w:t>
+      </w:r>
+      <w:r>
+        <w:t xml:space="preserve"> — for load planning</w:t>
+      </w:r>
+    </w:p>
+    <w:p>
+      <w:r>
+        <w:rPr>
+          <w:b/>
+          <w:bCs/>
+        </w:rPr>
+        <w:t>Tables:</w:t>
+      </w:r>
+    </w:p>
+    <w:p>
+      <w:pPr>
+        <w:numPr>
+          <w:ilvl w:val="0"/>
+          <w:numId w:val="15"/>
+        </w:numPr>
+      </w:pPr>
+      <w:r>
+        <w:t>Recent denials (with reasons)</w:t>
+      </w:r>
+    </w:p>
+    <w:p>
+      <w:pPr>
+        <w:numPr>
+          <w:ilvl w:val="0"/>
+          <w:numId w:val="15"/>
+        </w:numPr>
+      </w:pPr>
+      <w:r>
+        <w:t>Recent cancellations</w:t>
+      </w:r>
+    </w:p>
+    <w:p>
+      <w:pPr>
+        <w:numPr>
+          <w:ilvl w:val="0"/>
+          <w:numId w:val="15"/>
+        </w:numPr>
+      </w:pPr>
+      <w:r>
+        <w:t>Visitors currently on-site (live)</w:t>
+      </w:r>
+    </w:p>
+    <w:p>
+      <w:pPr>
+        <w:numPr>
+          <w:ilvl w:val="0"/>
+          <w:numId w:val="15"/>
+        </w:numPr>
+      </w:pPr>
+      <w:r>
+        <w:t>Longest-stay visitors this month</w:t>
+      </w:r>
+    </w:p>
+    <w:p>
+      <w:r>
+        <w:t>All computed from visitor_events + joins to visitor_groups, visitors, Residents.</w:t>
+      </w:r>
+    </w:p>
+    <w:p>
+      <w:r>
+        <w:pict w14:anchorId="04359A8A">
+          <v:rect id="_x0000_i1104" style="width:0;height:.75pt" o:hralign="center" o:hrstd="t" o:hr="t" fillcolor="#a0a0a0" stroked="f"/>
+        </w:pict>
+      </w:r>
+    </w:p>
+    <w:p>
+      <w:pPr>
+        <w:rPr>
+          <w:b/>
+          <w:bCs/>
+        </w:rPr>
+      </w:pPr>
+      <w:r>
+        <w:rPr>
+          <w:rFonts w:ascii="Segoe UI Emoji" w:hAnsi="Segoe UI Emoji" w:cs="Segoe UI Emoji"/>
+          <w:b/>
+          <w:bCs/>
+        </w:rPr>
+        <w:lastRenderedPageBreak/>
+        <w:t>🎯</w:t>
+      </w:r>
+      <w:r>
+        <w:rPr>
+          <w:b/>
+          <w:bCs/>
+        </w:rPr>
+        <w:t xml:space="preserve"> Schema Impact — Small Addition</w:t>
+      </w:r>
+    </w:p>
+    <w:p>
+      <w:r>
+        <w:t>Just one more table for analytics efficiency:</w:t>
+      </w:r>
+    </w:p>
+    <w:p>
+      <w:r>
+        <w:t>sql</w:t>
+      </w:r>
+    </w:p>
+    <w:p>
+      <w:r>
+        <w:rPr>
+          <w:i/>
+          <w:iCs/>
+        </w:rPr>
+        <w:t>/* Pre-computed event summary per group — speeds up dashboards */</w:t>
+      </w:r>
+    </w:p>
+    <w:p>
+      <w:r>
+        <w:t>CREATE TABLE visitor_group_summary (</w:t>
+      </w:r>
+    </w:p>
+    <w:p>
+      <w:r>
+        <w:t xml:space="preserve">    group_id        INT           PRIMARY KEY,</w:t>
+      </w:r>
+    </w:p>
+    <w:p>
+      <w:r>
+        <w:t xml:space="preserve">    submitted_at    DATETIME2     NULL,</w:t>
+      </w:r>
+    </w:p>
+    <w:p>
+      <w:r>
+        <w:t xml:space="preserve">    admin_at        DATETIME2     NULL,</w:t>
+      </w:r>
+    </w:p>
+    <w:p>
+      <w:r>
+        <w:t xml:space="preserve">    security_at     DATETIME2     NULL,</w:t>
+      </w:r>
+    </w:p>
+    <w:p>
+      <w:r>
+        <w:t xml:space="preserve">    code_sent_at    DATETIME2     NULL,</w:t>
+      </w:r>
+    </w:p>
+    <w:p>
+      <w:r>
+        <w:t xml:space="preserve">    first_checkin   DATETIME2     NULL,</w:t>
+      </w:r>
+    </w:p>
+    <w:p>
+      <w:r>
+        <w:t xml:space="preserve">    last_checkout   DATETIME2     NULL,</w:t>
+      </w:r>
+    </w:p>
+    <w:p>
+      <w:r>
+        <w:t xml:space="preserve">    expired_at      DATETIME2     NULL,</w:t>
+      </w:r>
+    </w:p>
+    <w:p>
+      <w:r>
+        <w:t xml:space="preserve">    cancelled_at    DATETIME2     NULL,</w:t>
+      </w:r>
+    </w:p>
+    <w:p>
+      <w:r>
+        <w:t xml:space="preserve">    final_status    NVARCHAR(20)  NULL,</w:t>
+      </w:r>
+    </w:p>
+    <w:p>
+      <w:r>
+        <w:t xml:space="preserve">    approval_minutes INT          NULL,   </w:t>
+      </w:r>
+      <w:r>
+        <w:rPr>
+          <w:i/>
+          <w:iCs/>
+        </w:rPr>
+        <w:t>-- total time from submit → code sent</w:t>
+      </w:r>
+    </w:p>
+    <w:p>
+      <w:r>
+        <w:t xml:space="preserve">    visit_minutes    INT          NULL,   </w:t>
+      </w:r>
+      <w:r>
+        <w:rPr>
+          <w:i/>
+          <w:iCs/>
+        </w:rPr>
+        <w:t>-- total time from first checkin → last checkout</w:t>
+      </w:r>
+    </w:p>
+    <w:p>
+      <w:r>
+        <w:t xml:space="preserve">    CONSTRAINT FK_summary_group FOREIGN KEY (group_id)</w:t>
+      </w:r>
+    </w:p>
+    <w:p>
+      <w:r>
+        <w:t xml:space="preserve">        REFERENCES visitor_groups(id) ON DELETE CASCADE</w:t>
+      </w:r>
+    </w:p>
+    <w:p>
+      <w:r>
+        <w:t>);</w:t>
+      </w:r>
+    </w:p>
+    <w:p>
+      <w:r>
+        <w:rPr>
+          <w:b/>
+          <w:bCs/>
+        </w:rPr>
+        <w:t>Why:</w:t>
+      </w:r>
+      <w:r>
+        <w:t xml:space="preserve"> Dashboards can join a single summary row instead of aggregating the events table every time. Regenerate the summary row whenever an event is logged. Fast queries, easy analytics.</w:t>
+      </w:r>
+    </w:p>
+    <w:p>
+      <w:r>
+        <w:rPr>
+          <w:b/>
+          <w:bCs/>
+        </w:rPr>
+        <w:t>Update pattern:</w:t>
+      </w:r>
+      <w:r>
+        <w:t xml:space="preserve"> Each event insert triggers an update to the corresponding summary row. Can be done in the route or via SQL trigger. I'll do it in the route (more portable, easier to debug).</w:t>
+      </w:r>
+    </w:p>
+    <w:p>
+      <w:r>
+        <w:pict w14:anchorId="17764C45">
+          <v:rect id="_x0000_i1105" style="width:0;height:.75pt" o:hralign="center" o:hrstd="t" o:hr="t" fillcolor="#a0a0a0" stroked="f"/>
+        </w:pict>
+      </w:r>
+    </w:p>
+    <w:p>
+      <w:pPr>
+        <w:rPr>
+          <w:b/>
+          <w:bCs/>
+        </w:rPr>
+      </w:pPr>
+      <w:r>
+        <w:rPr>
+          <w:rFonts w:ascii="Segoe UI Emoji" w:hAnsi="Segoe UI Emoji" w:cs="Segoe UI Emoji"/>
+          <w:b/>
+          <w:bCs/>
+        </w:rPr>
+        <w:t>🎯</w:t>
+      </w:r>
+      <w:r>
+        <w:rPr>
+          <w:b/>
+          <w:bCs/>
+        </w:rPr>
+        <w:t xml:space="preserve"> Dashboard Pages to Build</w:t>
+      </w:r>
+    </w:p>
+    <w:p>
+      <w:r>
+        <w:lastRenderedPageBreak/>
+        <w:t xml:space="preserve">Now you have </w:t>
+      </w:r>
+      <w:r>
+        <w:rPr>
+          <w:b/>
+          <w:bCs/>
+        </w:rPr>
+        <w:t>three roles</w:t>
+      </w:r>
+      <w:r>
+        <w:t xml:space="preserve"> with visitor views:</w:t>
+      </w:r>
+    </w:p>
+    <w:tbl>
+      <w:tblPr>
+        <w:tblW w:w="11280" w:type="dxa"/>
+        <w:tblCellMar>
+          <w:top w:w="15" w:type="dxa"/>
+          <w:left w:w="15" w:type="dxa"/>
+          <w:bottom w:w="15" w:type="dxa"/>
+          <w:right w:w="15" w:type="dxa"/>
+        </w:tblCellMar>
+        <w:tblLook w:val="04A0" w:firstRow="1" w:lastRow="0" w:firstColumn="1" w:lastColumn="0" w:noHBand="0" w:noVBand="1"/>
+      </w:tblPr>
+      <w:tblGrid>
+        <w:gridCol w:w="1437"/>
+        <w:gridCol w:w="3266"/>
+        <w:gridCol w:w="6577"/>
+      </w:tblGrid>
+      <w:tr>
+        <w:trPr>
+          <w:tblHeader/>
+        </w:trPr>
+        <w:tc>
+          <w:tcPr>
+            <w:tcW w:w="0" w:type="auto"/>
+            <w:tcBorders>
+              <w:top w:val="nil"/>
+            </w:tcBorders>
+            <w:tcMar>
+              <w:top w:w="150" w:type="dxa"/>
+              <w:left w:w="0" w:type="dxa"/>
+              <w:bottom w:w="150" w:type="dxa"/>
+              <w:right w:w="240" w:type="dxa"/>
+            </w:tcMar>
+            <w:vAlign w:val="center"/>
+            <w:hideMark/>
+          </w:tcPr>
+          <w:p>
+            <w:r>
+              <w:t>Role</w:t>
+            </w:r>
+          </w:p>
+        </w:tc>
+        <w:tc>
+          <w:tcPr>
+            <w:tcW w:w="0" w:type="auto"/>
+            <w:tcBorders>
+              <w:top w:val="nil"/>
+            </w:tcBorders>
+            <w:tcMar>
+              <w:top w:w="150" w:type="dxa"/>
+              <w:left w:w="240" w:type="dxa"/>
+              <w:bottom w:w="150" w:type="dxa"/>
+              <w:right w:w="240" w:type="dxa"/>
+            </w:tcMar>
+            <w:vAlign w:val="center"/>
+            <w:hideMark/>
+          </w:tcPr>
+          <w:p>
+            <w:r>
+              <w:t>Page</w:t>
+            </w:r>
+          </w:p>
+        </w:tc>
+        <w:tc>
+          <w:tcPr>
+            <w:tcW w:w="0" w:type="auto"/>
+            <w:tcBorders>
+              <w:top w:val="nil"/>
+            </w:tcBorders>
+            <w:tcMar>
+              <w:top w:w="150" w:type="dxa"/>
+              <w:left w:w="240" w:type="dxa"/>
+              <w:bottom w:w="150" w:type="dxa"/>
+              <w:right w:w="240" w:type="dxa"/>
+            </w:tcMar>
+            <w:vAlign w:val="center"/>
+            <w:hideMark/>
+          </w:tcPr>
+          <w:p>
+            <w:r>
+              <w:t>Focus</w:t>
+            </w:r>
+          </w:p>
+        </w:tc>
+      </w:tr>
+      <w:tr>
+        <w:tc>
+          <w:tcPr>
+            <w:tcW w:w="0" w:type="auto"/>
+            <w:tcMar>
+              <w:top w:w="150" w:type="dxa"/>
+              <w:left w:w="0" w:type="dxa"/>
+              <w:bottom w:w="150" w:type="dxa"/>
+              <w:right w:w="240" w:type="dxa"/>
+            </w:tcMar>
+            <w:vAlign w:val="center"/>
+            <w:hideMark/>
+          </w:tcPr>
+          <w:p>
+            <w:r>
+              <w:rPr>
+                <w:b/>
+                <w:bCs/>
+              </w:rPr>
+              <w:t>Resident</w:t>
+            </w:r>
+          </w:p>
+        </w:tc>
+        <w:tc>
+          <w:tcPr>
+            <w:tcW w:w="0" w:type="auto"/>
+            <w:tcMar>
+              <w:top w:w="150" w:type="dxa"/>
+              <w:left w:w="240" w:type="dxa"/>
+              <w:bottom w:w="150" w:type="dxa"/>
+              <w:right w:w="240" w:type="dxa"/>
+            </w:tcMar>
+            <w:vAlign w:val="center"/>
+            <w:hideMark/>
+          </w:tcPr>
+          <w:p>
+            <w:r>
+              <w:t>visitors.html</w:t>
+            </w:r>
+          </w:p>
+        </w:tc>
+        <w:tc>
+          <w:tcPr>
+            <w:tcW w:w="0" w:type="auto"/>
+            <w:tcMar>
+              <w:top w:w="150" w:type="dxa"/>
+              <w:left w:w="240" w:type="dxa"/>
+              <w:bottom w:w="150" w:type="dxa"/>
+              <w:right w:w="0" w:type="dxa"/>
+            </w:tcMar>
+            <w:vAlign w:val="center"/>
+            <w:hideMark/>
+          </w:tcPr>
+          <w:p>
+            <w:r>
+              <w:t>Register, see own visitors, cancel</w:t>
+            </w:r>
+          </w:p>
+        </w:tc>
+      </w:tr>
+      <w:tr>
+        <w:tc>
+          <w:tcPr>
+            <w:tcW w:w="0" w:type="auto"/>
+            <w:tcMar>
+              <w:top w:w="150" w:type="dxa"/>
+              <w:left w:w="0" w:type="dxa"/>
+              <w:bottom w:w="150" w:type="dxa"/>
+              <w:right w:w="240" w:type="dxa"/>
+            </w:tcMar>
+            <w:vAlign w:val="center"/>
+            <w:hideMark/>
+          </w:tcPr>
+          <w:p>
+            <w:r>
+              <w:rPr>
+                <w:b/>
+                <w:bCs/>
+              </w:rPr>
+              <w:t>Admin</w:t>
+            </w:r>
+          </w:p>
+        </w:tc>
+        <w:tc>
+          <w:tcPr>
+            <w:tcW w:w="0" w:type="auto"/>
+            <w:tcMar>
+              <w:top w:w="150" w:type="dxa"/>
+              <w:left w:w="240" w:type="dxa"/>
+              <w:bottom w:w="150" w:type="dxa"/>
+              <w:right w:w="240" w:type="dxa"/>
+            </w:tcMar>
+            <w:vAlign w:val="center"/>
+            <w:hideMark/>
+          </w:tcPr>
+          <w:p>
+            <w:r>
+              <w:t>admin-visitors.html</w:t>
+            </w:r>
+          </w:p>
+        </w:tc>
+        <w:tc>
+          <w:tcPr>
+            <w:tcW w:w="0" w:type="auto"/>
+            <w:tcMar>
+              <w:top w:w="150" w:type="dxa"/>
+              <w:left w:w="240" w:type="dxa"/>
+              <w:bottom w:w="150" w:type="dxa"/>
+              <w:right w:w="0" w:type="dxa"/>
+            </w:tcMar>
+            <w:vAlign w:val="center"/>
+            <w:hideMark/>
+          </w:tcPr>
+          <w:p>
+            <w:r>
+              <w:t xml:space="preserve">Stage-1 approval, audit, </w:t>
+            </w:r>
+            <w:r>
+              <w:rPr>
+                <w:b/>
+                <w:bCs/>
+              </w:rPr>
+              <w:t>analytics</w:t>
+            </w:r>
+          </w:p>
+        </w:tc>
+      </w:tr>
+      <w:tr>
+        <w:tc>
+          <w:tcPr>
+            <w:tcW w:w="0" w:type="auto"/>
+            <w:tcMar>
+              <w:top w:w="150" w:type="dxa"/>
+              <w:left w:w="0" w:type="dxa"/>
+              <w:bottom w:w="150" w:type="dxa"/>
+              <w:right w:w="240" w:type="dxa"/>
+            </w:tcMar>
+            <w:vAlign w:val="center"/>
+            <w:hideMark/>
+          </w:tcPr>
+          <w:p>
+            <w:r>
+              <w:rPr>
+                <w:b/>
+                <w:bCs/>
+              </w:rPr>
+              <w:t>Security</w:t>
+            </w:r>
+          </w:p>
+        </w:tc>
+        <w:tc>
+          <w:tcPr>
+            <w:tcW w:w="0" w:type="auto"/>
+            <w:tcMar>
+              <w:top w:w="150" w:type="dxa"/>
+              <w:left w:w="240" w:type="dxa"/>
+              <w:bottom w:w="150" w:type="dxa"/>
+              <w:right w:w="240" w:type="dxa"/>
+            </w:tcMar>
+            <w:vAlign w:val="center"/>
+            <w:hideMark/>
+          </w:tcPr>
+          <w:p>
+            <w:r>
+              <w:t>security-visitors.html</w:t>
+            </w:r>
+          </w:p>
+        </w:tc>
+        <w:tc>
+          <w:tcPr>
+            <w:tcW w:w="0" w:type="auto"/>
+            <w:tcMar>
+              <w:top w:w="150" w:type="dxa"/>
+              <w:left w:w="240" w:type="dxa"/>
+              <w:bottom w:w="150" w:type="dxa"/>
+              <w:right w:w="0" w:type="dxa"/>
+            </w:tcMar>
+            <w:vAlign w:val="center"/>
+            <w:hideMark/>
+          </w:tcPr>
+          <w:p>
+            <w:r>
+              <w:t xml:space="preserve">Stage-2 approval, gate list, </w:t>
+            </w:r>
+            <w:r>
+              <w:rPr>
+                <w:b/>
+                <w:bCs/>
+              </w:rPr>
+              <w:t>analytics</w:t>
+            </w:r>
+            <w:r>
+              <w:t>, check-in/out</w:t>
+            </w:r>
+          </w:p>
+        </w:tc>
+      </w:tr>
+    </w:tbl>
+    <w:p>
+      <w:r>
+        <w:t>Plus:</w:t>
+      </w:r>
+    </w:p>
+    <w:tbl>
+      <w:tblPr>
+        <w:tblW w:w="11280" w:type="dxa"/>
+        <w:tblCellMar>
+          <w:top w:w="15" w:type="dxa"/>
+          <w:left w:w="15" w:type="dxa"/>
+          <w:bottom w:w="15" w:type="dxa"/>
+          <w:right w:w="15" w:type="dxa"/>
+        </w:tblCellMar>
+        <w:tblLook w:val="04A0" w:firstRow="1" w:lastRow="0" w:firstColumn="1" w:lastColumn="0" w:noHBand="0" w:noVBand="1"/>
+      </w:tblPr>
+      <w:tblGrid>
+        <w:gridCol w:w="4793"/>
+        <w:gridCol w:w="6487"/>
+      </w:tblGrid>
+      <w:tr>
+        <w:trPr>
+          <w:tblHeader/>
+        </w:trPr>
+        <w:tc>
+          <w:tcPr>
+            <w:tcW w:w="0" w:type="auto"/>
+            <w:tcBorders>
+              <w:top w:val="nil"/>
+            </w:tcBorders>
+            <w:tcMar>
+              <w:top w:w="150" w:type="dxa"/>
+              <w:left w:w="0" w:type="dxa"/>
+              <w:bottom w:w="150" w:type="dxa"/>
+              <w:right w:w="240" w:type="dxa"/>
+            </w:tcMar>
+            <w:vAlign w:val="center"/>
+            <w:hideMark/>
+          </w:tcPr>
+          <w:p>
+            <w:r>
+              <w:t>Page</w:t>
+            </w:r>
+          </w:p>
+        </w:tc>
+        <w:tc>
+          <w:tcPr>
+            <w:tcW w:w="0" w:type="auto"/>
+            <w:tcBorders>
+              <w:top w:val="nil"/>
+            </w:tcBorders>
+            <w:tcMar>
+              <w:top w:w="150" w:type="dxa"/>
+              <w:left w:w="240" w:type="dxa"/>
+              <w:bottom w:w="150" w:type="dxa"/>
+              <w:right w:w="240" w:type="dxa"/>
+            </w:tcMar>
+            <w:vAlign w:val="center"/>
+            <w:hideMark/>
+          </w:tcPr>
+          <w:p>
+            <w:r>
+              <w:t>Purpose</w:t>
+            </w:r>
+          </w:p>
+        </w:tc>
+      </w:tr>
+      <w:tr>
+        <w:tc>
+          <w:tcPr>
+            <w:tcW w:w="0" w:type="auto"/>
+            <w:tcMar>
+              <w:top w:w="150" w:type="dxa"/>
+              <w:left w:w="0" w:type="dxa"/>
+              <w:bottom w:w="150" w:type="dxa"/>
+              <w:right w:w="240" w:type="dxa"/>
+            </w:tcMar>
+            <w:vAlign w:val="center"/>
+            <w:hideMark/>
+          </w:tcPr>
+          <w:p>
+            <w:r>
+              <w:t>admin-visitor-analytics.html</w:t>
+            </w:r>
+          </w:p>
+        </w:tc>
+        <w:tc>
+          <w:tcPr>
+            <w:tcW w:w="0" w:type="auto"/>
+            <w:tcMar>
+              <w:top w:w="150" w:type="dxa"/>
+              <w:left w:w="240" w:type="dxa"/>
+              <w:bottom w:w="150" w:type="dxa"/>
+              <w:right w:w="0" w:type="dxa"/>
+            </w:tcMar>
+            <w:vAlign w:val="center"/>
+            <w:hideMark/>
+          </w:tcPr>
+          <w:p>
+            <w:r>
+              <w:t>Full analytics — charts + tables (admin)</w:t>
+            </w:r>
+          </w:p>
+        </w:tc>
+      </w:tr>
+      <w:tr>
+        <w:tc>
+          <w:tcPr>
+            <w:tcW w:w="0" w:type="auto"/>
+            <w:tcMar>
+              <w:top w:w="150" w:type="dxa"/>
+              <w:left w:w="0" w:type="dxa"/>
+              <w:bottom w:w="150" w:type="dxa"/>
+              <w:right w:w="240" w:type="dxa"/>
+            </w:tcMar>
+            <w:vAlign w:val="center"/>
+            <w:hideMark/>
+          </w:tcPr>
+          <w:p>
+            <w:r>
+              <w:t>security-visitor-analytics.html</w:t>
+            </w:r>
+          </w:p>
+        </w:tc>
+        <w:tc>
+          <w:tcPr>
+            <w:tcW w:w="0" w:type="auto"/>
+            <w:tcMar>
+              <w:top w:w="150" w:type="dxa"/>
+              <w:left w:w="240" w:type="dxa"/>
+              <w:bottom w:w="150" w:type="dxa"/>
+              <w:right w:w="0" w:type="dxa"/>
+            </w:tcMar>
+            <w:vAlign w:val="center"/>
+            <w:hideMark/>
+          </w:tcPr>
+          <w:p>
+            <w:r>
+              <w:t>Full analytics — charts + tables (security)</w:t>
+            </w:r>
+          </w:p>
+        </w:tc>
+      </w:tr>
+    </w:tbl>
+    <w:p>
+      <w:r>
+        <w:t xml:space="preserve">Or one </w:t>
+      </w:r>
+      <w:r>
+        <w:rPr>
+          <w:b/>
+          <w:bCs/>
+        </w:rPr>
+        <w:t>shared</w:t>
+      </w:r>
+      <w:r>
+        <w:t xml:space="preserve"> analytics page with role-based access: visitor-analytics.html. Depends on how much overlap you want.</w:t>
+      </w:r>
+    </w:p>
+    <w:p>
+      <w:r>
+        <w:rPr>
+          <w:b/>
+          <w:bCs/>
+        </w:rPr>
+        <w:t>Recommendation:</w:t>
+      </w:r>
+      <w:r>
+        <w:t xml:space="preserve"> One shared visitor-analytics.html — both roles see the same charts, but security's default date range is "today", admin's default is "last 30 days".</w:t>
+      </w:r>
+    </w:p>
+    <w:p>
+      <w:r>
+        <w:pict w14:anchorId="3058A605">
+          <v:rect id="_x0000_i1106" style="width:0;height:.75pt" o:hralign="center" o:hrstd="t" o:hr="t" fillcolor="#a0a0a0" stroked="f"/>
+        </w:pict>
+      </w:r>
+    </w:p>
+    <w:p>
+      <w:pPr>
+        <w:rPr>
+          <w:b/>
+          <w:bCs/>
+        </w:rPr>
+      </w:pPr>
+      <w:r>
+        <w:rPr>
+          <w:rFonts w:ascii="Segoe UI Emoji" w:hAnsi="Segoe UI Emoji" w:cs="Segoe UI Emoji"/>
+          <w:b/>
+          <w:bCs/>
+        </w:rPr>
+        <w:t>🎯</w:t>
+      </w:r>
+      <w:r>
+        <w:rPr>
+          <w:b/>
+          <w:bCs/>
+        </w:rPr>
+        <w:t xml:space="preserve"> Schema Summary — All Tables</w:t>
+      </w:r>
+    </w:p>
+    <w:p>
+      <w:r>
+        <w:t xml:space="preserve">The visitor module now needs </w:t>
+      </w:r>
+      <w:r>
+        <w:rPr>
+          <w:b/>
+          <w:bCs/>
+        </w:rPr>
+        <w:t>6 tables</w:t>
+      </w:r>
+      <w:r>
+        <w:t>:</w:t>
+      </w:r>
+    </w:p>
+    <w:tbl>
+      <w:tblPr>
+        <w:tblW w:w="11280" w:type="dxa"/>
+        <w:tblCellMar>
+          <w:top w:w="15" w:type="dxa"/>
+          <w:left w:w="15" w:type="dxa"/>
+          <w:bottom w:w="15" w:type="dxa"/>
+          <w:right w:w="15" w:type="dxa"/>
+        </w:tblCellMar>
+        <w:tblLook w:val="04A0" w:firstRow="1" w:lastRow="0" w:firstColumn="1" w:lastColumn="0" w:noHBand="0" w:noVBand="1"/>
+      </w:tblPr>
+      <w:tblGrid>
+        <w:gridCol w:w="4667"/>
+        <w:gridCol w:w="6613"/>
+      </w:tblGrid>
+      <w:tr>
+        <w:trPr>
+          <w:tblHeader/>
+        </w:trPr>
+        <w:tc>
+          <w:tcPr>
+            <w:tcW w:w="0" w:type="auto"/>
+            <w:tcBorders>
+              <w:top w:val="nil"/>
+            </w:tcBorders>
+            <w:tcMar>
+              <w:top w:w="150" w:type="dxa"/>
+              <w:left w:w="0" w:type="dxa"/>
+              <w:bottom w:w="150" w:type="dxa"/>
+              <w:right w:w="240" w:type="dxa"/>
+            </w:tcMar>
+            <w:vAlign w:val="center"/>
+            <w:hideMark/>
+          </w:tcPr>
+          <w:p>
+            <w:r>
+              <w:t>Table</w:t>
+            </w:r>
+          </w:p>
+        </w:tc>
+        <w:tc>
+          <w:tcPr>
+            <w:tcW w:w="0" w:type="auto"/>
+            <w:tcBorders>
+              <w:top w:val="nil"/>
+            </w:tcBorders>
+            <w:tcMar>
+              <w:top w:w="150" w:type="dxa"/>
+              <w:left w:w="240" w:type="dxa"/>
+              <w:bottom w:w="150" w:type="dxa"/>
+              <w:right w:w="240" w:type="dxa"/>
+            </w:tcMar>
+            <w:vAlign w:val="center"/>
+            <w:hideMark/>
+          </w:tcPr>
+          <w:p>
+            <w:r>
+              <w:t>Purpose</w:t>
+            </w:r>
+          </w:p>
+        </w:tc>
+      </w:tr>
+      <w:tr>
+        <w:tc>
+          <w:tcPr>
+            <w:tcW w:w="0" w:type="auto"/>
+            <w:tcMar>
+              <w:top w:w="150" w:type="dxa"/>
+              <w:left w:w="0" w:type="dxa"/>
+              <w:bottom w:w="150" w:type="dxa"/>
+              <w:right w:w="240" w:type="dxa"/>
+            </w:tcMar>
+            <w:vAlign w:val="center"/>
+            <w:hideMark/>
+          </w:tcPr>
+          <w:p>
+            <w:r>
+              <w:t>visitor_groups</w:t>
+            </w:r>
+          </w:p>
+        </w:tc>
+        <w:tc>
+          <w:tcPr>
+            <w:tcW w:w="0" w:type="auto"/>
+            <w:tcMar>
+              <w:top w:w="150" w:type="dxa"/>
+              <w:left w:w="240" w:type="dxa"/>
+              <w:bottom w:w="150" w:type="dxa"/>
+              <w:right w:w="0" w:type="dxa"/>
+            </w:tcMar>
+            <w:vAlign w:val="center"/>
+            <w:hideMark/>
+          </w:tcPr>
+          <w:p>
+            <w:r>
+              <w:t>One row per pre-registration event</w:t>
+            </w:r>
+          </w:p>
+        </w:tc>
+      </w:tr>
+      <w:tr>
+        <w:tc>
+          <w:tcPr>
+            <w:tcW w:w="0" w:type="auto"/>
+            <w:tcMar>
+              <w:top w:w="150" w:type="dxa"/>
+              <w:left w:w="0" w:type="dxa"/>
+              <w:bottom w:w="150" w:type="dxa"/>
+              <w:right w:w="240" w:type="dxa"/>
+            </w:tcMar>
+            <w:vAlign w:val="center"/>
+            <w:hideMark/>
+          </w:tcPr>
+          <w:p>
+            <w:r>
+              <w:t>visitors</w:t>
+            </w:r>
+          </w:p>
+        </w:tc>
+        <w:tc>
+          <w:tcPr>
+            <w:tcW w:w="0" w:type="auto"/>
+            <w:tcMar>
+              <w:top w:w="150" w:type="dxa"/>
+              <w:left w:w="240" w:type="dxa"/>
+              <w:bottom w:w="150" w:type="dxa"/>
+              <w:right w:w="0" w:type="dxa"/>
+            </w:tcMar>
+            <w:vAlign w:val="center"/>
+            <w:hideMark/>
+          </w:tcPr>
+          <w:p>
+            <w:r>
+              <w:t>Individual visitors in each group</w:t>
+            </w:r>
+          </w:p>
+        </w:tc>
+      </w:tr>
+      <w:tr>
+        <w:tc>
+          <w:tcPr>
+            <w:tcW w:w="0" w:type="auto"/>
+            <w:tcMar>
+              <w:top w:w="150" w:type="dxa"/>
+              <w:left w:w="0" w:type="dxa"/>
+              <w:bottom w:w="150" w:type="dxa"/>
+              <w:right w:w="240" w:type="dxa"/>
+            </w:tcMar>
+            <w:vAlign w:val="center"/>
+            <w:hideMark/>
+          </w:tcPr>
+          <w:p>
+            <w:r>
+              <w:lastRenderedPageBreak/>
+              <w:t>visitor_vehicles</w:t>
+            </w:r>
+          </w:p>
+        </w:tc>
+        <w:tc>
+          <w:tcPr>
+            <w:tcW w:w="0" w:type="auto"/>
+            <w:tcMar>
+              <w:top w:w="150" w:type="dxa"/>
+              <w:left w:w="240" w:type="dxa"/>
+              <w:bottom w:w="150" w:type="dxa"/>
+              <w:right w:w="0" w:type="dxa"/>
+            </w:tcMar>
+            <w:vAlign w:val="center"/>
+            <w:hideMark/>
+          </w:tcPr>
+          <w:p>
+            <w:r>
+              <w:t>Cars/motorcycles per visitor</w:t>
+            </w:r>
+          </w:p>
+        </w:tc>
+      </w:tr>
+      <w:tr>
+        <w:tc>
+          <w:tcPr>
+            <w:tcW w:w="0" w:type="auto"/>
+            <w:tcMar>
+              <w:top w:w="150" w:type="dxa"/>
+              <w:left w:w="0" w:type="dxa"/>
+              <w:bottom w:w="150" w:type="dxa"/>
+              <w:right w:w="240" w:type="dxa"/>
+            </w:tcMar>
+            <w:vAlign w:val="center"/>
+            <w:hideMark/>
+          </w:tcPr>
+          <w:p>
+            <w:r>
+              <w:t>access_log</w:t>
+            </w:r>
+          </w:p>
+        </w:tc>
+        <w:tc>
+          <w:tcPr>
+            <w:tcW w:w="0" w:type="auto"/>
+            <w:tcMar>
+              <w:top w:w="150" w:type="dxa"/>
+              <w:left w:w="240" w:type="dxa"/>
+              <w:bottom w:w="150" w:type="dxa"/>
+              <w:right w:w="0" w:type="dxa"/>
+            </w:tcMar>
+            <w:vAlign w:val="center"/>
+            <w:hideMark/>
+          </w:tcPr>
+          <w:p>
+            <w:r>
+              <w:t>Gate entry/exit records</w:t>
+            </w:r>
+          </w:p>
+        </w:tc>
+      </w:tr>
+      <w:tr>
+        <w:tc>
+          <w:tcPr>
+            <w:tcW w:w="0" w:type="auto"/>
+            <w:tcMar>
+              <w:top w:w="150" w:type="dxa"/>
+              <w:left w:w="0" w:type="dxa"/>
+              <w:bottom w:w="150" w:type="dxa"/>
+              <w:right w:w="240" w:type="dxa"/>
+            </w:tcMar>
+            <w:vAlign w:val="center"/>
+            <w:hideMark/>
+          </w:tcPr>
+          <w:p>
+            <w:r>
+              <w:t>visitor_events</w:t>
+            </w:r>
+          </w:p>
+        </w:tc>
+        <w:tc>
+          <w:tcPr>
+            <w:tcW w:w="0" w:type="auto"/>
+            <w:tcMar>
+              <w:top w:w="150" w:type="dxa"/>
+              <w:left w:w="240" w:type="dxa"/>
+              <w:bottom w:w="150" w:type="dxa"/>
+              <w:right w:w="0" w:type="dxa"/>
+            </w:tcMar>
+            <w:vAlign w:val="center"/>
+            <w:hideMark/>
+          </w:tcPr>
+          <w:p>
+            <w:r>
+              <w:t>Full audit trail of state changes</w:t>
+            </w:r>
+          </w:p>
+        </w:tc>
+      </w:tr>
+      <w:tr>
+        <w:tc>
+          <w:tcPr>
+            <w:tcW w:w="0" w:type="auto"/>
+            <w:tcMar>
+              <w:top w:w="150" w:type="dxa"/>
+              <w:left w:w="0" w:type="dxa"/>
+              <w:bottom w:w="150" w:type="dxa"/>
+              <w:right w:w="240" w:type="dxa"/>
+            </w:tcMar>
+            <w:vAlign w:val="center"/>
+            <w:hideMark/>
+          </w:tcPr>
+          <w:p>
+            <w:r>
+              <w:t>visitor_group_summary</w:t>
+            </w:r>
+          </w:p>
+        </w:tc>
+        <w:tc>
+          <w:tcPr>
+            <w:tcW w:w="0" w:type="auto"/>
+            <w:tcMar>
+              <w:top w:w="150" w:type="dxa"/>
+              <w:left w:w="240" w:type="dxa"/>
+              <w:bottom w:w="150" w:type="dxa"/>
+              <w:right w:w="0" w:type="dxa"/>
+            </w:tcMar>
+            <w:vAlign w:val="center"/>
+            <w:hideMark/>
+          </w:tcPr>
+          <w:p>
+            <w:r>
+              <w:t>Fast analytics rollup</w:t>
+            </w:r>
+          </w:p>
+        </w:tc>
+      </w:tr>
+    </w:tbl>
+    <w:p>
+      <w:r>
+        <w:t>Plus the existing Residents table, which we reference via FK.</w:t>
+      </w:r>
+    </w:p>
+    <w:p>
+      <w:r>
+        <w:pict w14:anchorId="53E5D513">
+          <v:rect id="_x0000_i1107" style="width:0;height:.75pt" o:hralign="center" o:hrstd="t" o:hr="t" fillcolor="#a0a0a0" stroked="f"/>
+        </w:pict>
+      </w:r>
+    </w:p>
+    <w:p>
+      <w:pPr>
+        <w:rPr>
+          <w:b/>
+          <w:bCs/>
+        </w:rPr>
+      </w:pPr>
+      <w:r>
+        <w:rPr>
+          <w:rFonts w:ascii="Segoe UI Emoji" w:hAnsi="Segoe UI Emoji" w:cs="Segoe UI Emoji"/>
+          <w:b/>
+          <w:bCs/>
+        </w:rPr>
+        <w:t>📋</w:t>
+      </w:r>
+      <w:r>
+        <w:rPr>
+          <w:b/>
+          <w:bCs/>
+        </w:rPr>
+        <w:t xml:space="preserve"> Now — One Reply Away From Building</w:t>
+      </w:r>
+    </w:p>
+    <w:p>
+      <w:r>
+        <w:t xml:space="preserve">I've designed the complete model. </w:t>
+      </w:r>
+      <w:r>
+        <w:rPr>
+          <w:b/>
+          <w:bCs/>
+        </w:rPr>
+        <w:t>Just reply with the 7 answers</w:t>
+      </w:r>
+      <w:r>
+        <w:t xml:space="preserve"> and I'll write the full SQL migration + backend route.</w:t>
+      </w:r>
+    </w:p>
+    <w:p>
+      <w:r>
+        <w:rPr>
+          <w:b/>
+          <w:bCs/>
+        </w:rPr>
+        <w:t>Template:</w:t>
+      </w:r>
+    </w:p>
+    <w:p>
+      <w:r>
+        <w:t>text</w:t>
+      </w:r>
+    </w:p>
+    <w:p>
+      <w:r>
+        <w:t>1. Role storage: &lt;role column / is_admin / not sure&gt;</w:t>
+      </w:r>
+    </w:p>
+    <w:p>
+      <w:r>
+        <w:t>2. Approval model: 3</w:t>
+      </w:r>
+    </w:p>
+    <w:p>
+      <w:r>
+        <w:t>3. Contact requirement: either</w:t>
+      </w:r>
+    </w:p>
+    <w:p>
+      <w:r>
+        <w:t>4. SMS: later</w:t>
+      </w:r>
+    </w:p>
+    <w:p>
+      <w:r>
+        <w:t>5. No-contact fallback: block</w:t>
+      </w:r>
+    </w:p>
+    <w:p>
+      <w:r>
+        <w:t>6. Lead time: 48h</w:t>
+      </w:r>
+    </w:p>
+    <w:p>
+      <w:r>
+        <w:t>7. Cancel authority: resident</w:t>
+      </w:r>
+    </w:p>
+    <w:p>
+      <w:r>
+        <w:rPr>
+          <w:b/>
+          <w:bCs/>
+        </w:rPr>
+        <w:t>Or just send:</w:t>
+      </w:r>
+    </w:p>
+    <w:p>
+      <w:r>
+        <w:t>text</w:t>
+      </w:r>
+    </w:p>
+    <w:p>
+      <w:r>
+        <w:t>3, either, later, block, 48h, resident</w:t>
+      </w:r>
+    </w:p>
+    <w:p>
+      <w:r>
+        <w:t>plus whatever you know about #1 (role storage).</w:t>
+      </w:r>
+    </w:p>
+    <w:p>
+      <w:r>
+        <w:lastRenderedPageBreak/>
+        <w:pict w14:anchorId="332C09C7">
+          <v:rect id="_x0000_i1108" style="width:0;height:.75pt" o:hralign="center" o:hrstd="t" o:hr="t" fillcolor="#a0a0a0" stroked="f"/>
+        </w:pict>
+      </w:r>
+    </w:p>
+    <w:p>
+      <w:pPr>
+        <w:rPr>
+          <w:b/>
+          <w:bCs/>
+        </w:rPr>
+      </w:pPr>
+      <w:r>
+        <w:rPr>
+          <w:rFonts w:ascii="Segoe UI Emoji" w:hAnsi="Segoe UI Emoji" w:cs="Segoe UI Emoji"/>
+          <w:b/>
+          <w:bCs/>
+        </w:rPr>
+        <w:t>🎯</w:t>
+      </w:r>
+      <w:r>
+        <w:rPr>
+          <w:b/>
+          <w:bCs/>
+        </w:rPr>
+        <w:t xml:space="preserve"> What You'll Get in Message 1</w:t>
+      </w:r>
+    </w:p>
+    <w:p>
+      <w:pPr>
+        <w:numPr>
+          <w:ilvl w:val="0"/>
+          <w:numId w:val="16"/>
+        </w:numPr>
+      </w:pPr>
+      <w:r>
+        <w:rPr>
+          <w:b/>
+          <w:bCs/>
+        </w:rPr>
+        <w:t>Full SQL migration</w:t>
+      </w:r>
+      <w:r>
+        <w:t xml:space="preserve"> — all 6 tables + columns for 2-stage approval + 4-way delivery + analytics</w:t>
+      </w:r>
+    </w:p>
+    <w:p>
+      <w:pPr>
+        <w:numPr>
+          <w:ilvl w:val="0"/>
+          <w:numId w:val="16"/>
+        </w:numPr>
+      </w:pPr>
+      <w:r>
+        <w:t>backend/routes/visitors.js — 15+ endpoints:</w:t>
+      </w:r>
+    </w:p>
+    <w:p>
+      <w:pPr>
+        <w:numPr>
+          <w:ilvl w:val="1"/>
+          <w:numId w:val="16"/>
+        </w:numPr>
+      </w:pPr>
+      <w:r>
+        <w:t>Resident: submit, list mine, cancel mine</w:t>
+      </w:r>
+    </w:p>
+    <w:p>
+      <w:pPr>
+        <w:numPr>
+          <w:ilvl w:val="1"/>
+          <w:numId w:val="16"/>
+        </w:numPr>
+      </w:pPr>
+      <w:r>
+        <w:t>Admin: list pending_admin, approve, deny</w:t>
+      </w:r>
+    </w:p>
+    <w:p>
+      <w:pPr>
+        <w:numPr>
+          <w:ilvl w:val="1"/>
+          <w:numId w:val="16"/>
+        </w:numPr>
+      </w:pPr>
+      <w:r>
+        <w:t>Security: list pending_security, approve, deny</w:t>
+      </w:r>
+    </w:p>
+    <w:p>
+      <w:pPr>
+        <w:numPr>
+          <w:ilvl w:val="1"/>
+          <w:numId w:val="16"/>
+        </w:numPr>
+      </w:pPr>
+      <w:r>
+        <w:t>Both: list all, analytics summary</w:t>
+      </w:r>
+    </w:p>
+    <w:p>
+      <w:pPr>
+        <w:numPr>
+          <w:ilvl w:val="1"/>
+          <w:numId w:val="16"/>
+        </w:numPr>
+      </w:pPr>
+      <w:r>
+        <w:t>Gate: checkin, checkout</w:t>
+      </w:r>
+    </w:p>
+    <w:p>
+      <w:pPr>
+        <w:numPr>
+          <w:ilvl w:val="1"/>
+          <w:numId w:val="16"/>
+        </w:numPr>
+      </w:pPr>
+      <w:r>
+        <w:t>System: expire (cron-like)</w:t>
+      </w:r>
+    </w:p>
+    <w:p>
+      <w:r>
+        <w:rPr>
+          <w:b/>
+          <w:bCs/>
+        </w:rPr>
+        <w:t>Then Message 2 = resident page, Message 3 = admin + security pages + analytics.</w:t>
+      </w:r>
+    </w:p>
+    <w:p>
+      <w:r>
+        <w:rPr>
+          <w:b/>
+          <w:bCs/>
+        </w:rPr>
+        <w:t>Reply with your 7 answers and we ship.</w:t>
+      </w:r>
+      <w:r>
+        <w:t xml:space="preserve"> </w:t>
+      </w:r>
+      <w:r>
+        <w:rPr>
+          <w:rFonts w:ascii="Segoe UI Emoji" w:hAnsi="Segoe UI Emoji" w:cs="Segoe UI Emoji"/>
+        </w:rPr>
+        <w:t>🚀</w:t>
+      </w:r>
+    </w:p>
     <w:p/>
     <w:sectPr>
       <w:pgSz w:w="12240" w:h="15840"/>
@@ -11,6 +6385,2303 @@
     </w:sectPr>
   </w:body>
 </w:document>
+</file>
+
+<file path=word/numbering.xml><?xml version="1.0" encoding="utf-8"?>
+<w:numbering xmlns:wpc="http://schemas.microsoft.com/office/word/2010/wordprocessingCanvas" xmlns:cx="http://schemas.microsoft.com/office/drawing/2014/chartex" xmlns:cx1="http://schemas.microsoft.com/office/drawing/2015/9/8/chartex" xmlns:cx2="http://schemas.microsoft.com/office/drawing/2015/10/21/chartex" xmlns:cx3="http://schemas.microsoft.com/office/drawing/2016/5/9/chartex" xmlns:cx4="http://schemas.microsoft.com/office/drawing/2016/5/10/chartex" xmlns:cx5="http://schemas.microsoft.com/office/drawing/2016/5/11/chartex" xmlns:cx6="http://schemas.microsoft.com/office/drawing/2016/5/12/chartex" xmlns:cx7="http://schemas.microsoft.com/office/drawing/2016/5/13/chartex" xmlns:cx8="http://schemas.microsoft.com/office/drawing/2016/5/14/chartex" xmlns:mc="http://schemas.openxmlformats.org/markup-compatibility/2006" xmlns:aink="http://schemas.microsoft.com/office/drawing/2016/ink" xmlns:am3d="http://schemas.microsoft.com/office/drawing/2017/model3d" xmlns:o="urn:schemas-microsoft-com:office:office" xmlns:oel="http://schemas.microsoft.com/office/2019/extlst" xmlns:r="http://schemas.openxmlformats.org/officeDocument/2006/relationships" xmlns:m="http://schemas.openxmlformats.org/officeDocument/2006/math" xmlns:v="urn:schemas-microsoft-com:vml" xmlns:wp14="http://schemas.microsoft.com/office/word/2010/wordprocessingDrawing" xmlns:wp="http://schemas.openxmlformats.org/drawingml/2006/wordprocessingDrawing" xmlns:w10="urn:schemas-microsoft-com:office:word" xmlns:w="http://schemas.openxmlformats.org/wordprocessingml/2006/main" xmlns:w14="http://schemas.microsoft.com/office/word/2010/wordml" xmlns:w15="http://schemas.microsoft.com/office/word/2012/wordml" xmlns:w16cex="http://schemas.microsoft.com/office/word/2018/wordml/cex" xmlns:w16cid="http://schemas.microsoft.com/office/word/2016/wordml/cid" xmlns:w16="http://schemas.microsoft.com/office/word/2018/wordml" xmlns:w16du="http://schemas.microsoft.com/office/word/2023/wordml/word16du" xmlns:w16sdtdh="http://schemas.microsoft.com/office/word/2020/wordml/sdtdatahash" xmlns:w16sdtfl="http://schemas.microsoft.com/office/word/2024/wordml/sdtformatlock" xmlns:w16se="http://schemas.microsoft.com/office/word/2015/wordml/symex" xmlns:wpg="http://schemas.microsoft.com/office/word/2010/wordprocessingGroup" xmlns:wpi="http://schemas.microsoft.com/office/word/2010/wordprocessingInk" xmlns:wne="http://schemas.microsoft.com/office/word/2006/wordml" xmlns:wps="http://schemas.microsoft.com/office/word/2010/wordprocessingShape" mc:Ignorable="w14 w15 w16se w16cid w16 w16cex w16sdtdh w16sdtfl w16du wp14">
+  <w:abstractNum w:abstractNumId="0" w15:restartNumberingAfterBreak="0">
+    <w:nsid w:val="00450D4C"/>
+    <w:multiLevelType w:val="multilevel"/>
+    <w:tmpl w:val="C1289852"/>
+    <w:lvl w:ilvl="0">
+      <w:start w:val="1"/>
+      <w:numFmt w:val="decimal"/>
+      <w:lvlText w:val="%1."/>
+      <w:lvlJc w:val="left"/>
+      <w:pPr>
+        <w:tabs>
+          <w:tab w:val="num" w:pos="720"/>
+        </w:tabs>
+        <w:ind w:left="720" w:hanging="360"/>
+      </w:pPr>
+    </w:lvl>
+    <w:lvl w:ilvl="1">
+      <w:start w:val="1"/>
+      <w:numFmt w:val="bullet"/>
+      <w:lvlText w:val="o"/>
+      <w:lvlJc w:val="left"/>
+      <w:pPr>
+        <w:tabs>
+          <w:tab w:val="num" w:pos="1440"/>
+        </w:tabs>
+        <w:ind w:left="1440" w:hanging="360"/>
+      </w:pPr>
+      <w:rPr>
+        <w:rFonts w:ascii="Courier New" w:hAnsi="Courier New" w:hint="default"/>
+        <w:sz w:val="20"/>
+      </w:rPr>
+    </w:lvl>
+    <w:lvl w:ilvl="2" w:tentative="1">
+      <w:start w:val="1"/>
+      <w:numFmt w:val="decimal"/>
+      <w:lvlText w:val="%3."/>
+      <w:lvlJc w:val="left"/>
+      <w:pPr>
+        <w:tabs>
+          <w:tab w:val="num" w:pos="2160"/>
+        </w:tabs>
+        <w:ind w:left="2160" w:hanging="360"/>
+      </w:pPr>
+    </w:lvl>
+    <w:lvl w:ilvl="3" w:tentative="1">
+      <w:start w:val="1"/>
+      <w:numFmt w:val="decimal"/>
+      <w:lvlText w:val="%4."/>
+      <w:lvlJc w:val="left"/>
+      <w:pPr>
+        <w:tabs>
+          <w:tab w:val="num" w:pos="2880"/>
+        </w:tabs>
+        <w:ind w:left="2880" w:hanging="360"/>
+      </w:pPr>
+    </w:lvl>
+    <w:lvl w:ilvl="4" w:tentative="1">
+      <w:start w:val="1"/>
+      <w:numFmt w:val="decimal"/>
+      <w:lvlText w:val="%5."/>
+      <w:lvlJc w:val="left"/>
+      <w:pPr>
+        <w:tabs>
+          <w:tab w:val="num" w:pos="3600"/>
+        </w:tabs>
+        <w:ind w:left="3600" w:hanging="360"/>
+      </w:pPr>
+    </w:lvl>
+    <w:lvl w:ilvl="5" w:tentative="1">
+      <w:start w:val="1"/>
+      <w:numFmt w:val="decimal"/>
+      <w:lvlText w:val="%6."/>
+      <w:lvlJc w:val="left"/>
+      <w:pPr>
+        <w:tabs>
+          <w:tab w:val="num" w:pos="4320"/>
+        </w:tabs>
+        <w:ind w:left="4320" w:hanging="360"/>
+      </w:pPr>
+    </w:lvl>
+    <w:lvl w:ilvl="6" w:tentative="1">
+      <w:start w:val="1"/>
+      <w:numFmt w:val="decimal"/>
+      <w:lvlText w:val="%7."/>
+      <w:lvlJc w:val="left"/>
+      <w:pPr>
+        <w:tabs>
+          <w:tab w:val="num" w:pos="5040"/>
+        </w:tabs>
+        <w:ind w:left="5040" w:hanging="360"/>
+      </w:pPr>
+    </w:lvl>
+    <w:lvl w:ilvl="7" w:tentative="1">
+      <w:start w:val="1"/>
+      <w:numFmt w:val="decimal"/>
+      <w:lvlText w:val="%8."/>
+      <w:lvlJc w:val="left"/>
+      <w:pPr>
+        <w:tabs>
+          <w:tab w:val="num" w:pos="5760"/>
+        </w:tabs>
+        <w:ind w:left="5760" w:hanging="360"/>
+      </w:pPr>
+    </w:lvl>
+    <w:lvl w:ilvl="8" w:tentative="1">
+      <w:start w:val="1"/>
+      <w:numFmt w:val="decimal"/>
+      <w:lvlText w:val="%9."/>
+      <w:lvlJc w:val="left"/>
+      <w:pPr>
+        <w:tabs>
+          <w:tab w:val="num" w:pos="6480"/>
+        </w:tabs>
+        <w:ind w:left="6480" w:hanging="360"/>
+      </w:pPr>
+    </w:lvl>
+  </w:abstractNum>
+  <w:abstractNum w:abstractNumId="1" w15:restartNumberingAfterBreak="0">
+    <w:nsid w:val="02616927"/>
+    <w:multiLevelType w:val="multilevel"/>
+    <w:tmpl w:val="7388BD4A"/>
+    <w:lvl w:ilvl="0">
+      <w:start w:val="1"/>
+      <w:numFmt w:val="bullet"/>
+      <w:lvlText w:val=""/>
+      <w:lvlJc w:val="left"/>
+      <w:pPr>
+        <w:tabs>
+          <w:tab w:val="num" w:pos="720"/>
+        </w:tabs>
+        <w:ind w:left="720" w:hanging="360"/>
+      </w:pPr>
+      <w:rPr>
+        <w:rFonts w:ascii="Symbol" w:hAnsi="Symbol" w:hint="default"/>
+        <w:sz w:val="20"/>
+      </w:rPr>
+    </w:lvl>
+    <w:lvl w:ilvl="1" w:tentative="1">
+      <w:start w:val="1"/>
+      <w:numFmt w:val="bullet"/>
+      <w:lvlText w:val="o"/>
+      <w:lvlJc w:val="left"/>
+      <w:pPr>
+        <w:tabs>
+          <w:tab w:val="num" w:pos="1440"/>
+        </w:tabs>
+        <w:ind w:left="1440" w:hanging="360"/>
+      </w:pPr>
+      <w:rPr>
+        <w:rFonts w:ascii="Courier New" w:hAnsi="Courier New" w:hint="default"/>
+        <w:sz w:val="20"/>
+      </w:rPr>
+    </w:lvl>
+    <w:lvl w:ilvl="2" w:tentative="1">
+      <w:start w:val="1"/>
+      <w:numFmt w:val="bullet"/>
+      <w:lvlText w:val=""/>
+      <w:lvlJc w:val="left"/>
+      <w:pPr>
+        <w:tabs>
+          <w:tab w:val="num" w:pos="2160"/>
+        </w:tabs>
+        <w:ind w:left="2160" w:hanging="360"/>
+      </w:pPr>
+      <w:rPr>
+        <w:rFonts w:ascii="Wingdings" w:hAnsi="Wingdings" w:hint="default"/>
+        <w:sz w:val="20"/>
+      </w:rPr>
+    </w:lvl>
+    <w:lvl w:ilvl="3" w:tentative="1">
+      <w:start w:val="1"/>
+      <w:numFmt w:val="bullet"/>
+      <w:lvlText w:val=""/>
+      <w:lvlJc w:val="left"/>
+      <w:pPr>
+        <w:tabs>
+          <w:tab w:val="num" w:pos="2880"/>
+        </w:tabs>
+        <w:ind w:left="2880" w:hanging="360"/>
+      </w:pPr>
+      <w:rPr>
+        <w:rFonts w:ascii="Wingdings" w:hAnsi="Wingdings" w:hint="default"/>
+        <w:sz w:val="20"/>
+      </w:rPr>
+    </w:lvl>
+    <w:lvl w:ilvl="4" w:tentative="1">
+      <w:start w:val="1"/>
+      <w:numFmt w:val="bullet"/>
+      <w:lvlText w:val=""/>
+      <w:lvlJc w:val="left"/>
+      <w:pPr>
+        <w:tabs>
+          <w:tab w:val="num" w:pos="3600"/>
+        </w:tabs>
+        <w:ind w:left="3600" w:hanging="360"/>
+      </w:pPr>
+      <w:rPr>
+        <w:rFonts w:ascii="Wingdings" w:hAnsi="Wingdings" w:hint="default"/>
+        <w:sz w:val="20"/>
+      </w:rPr>
+    </w:lvl>
+    <w:lvl w:ilvl="5" w:tentative="1">
+      <w:start w:val="1"/>
+      <w:numFmt w:val="bullet"/>
+      <w:lvlText w:val=""/>
+      <w:lvlJc w:val="left"/>
+      <w:pPr>
+        <w:tabs>
+          <w:tab w:val="num" w:pos="4320"/>
+        </w:tabs>
+        <w:ind w:left="4320" w:hanging="360"/>
+      </w:pPr>
+      <w:rPr>
+        <w:rFonts w:ascii="Wingdings" w:hAnsi="Wingdings" w:hint="default"/>
+        <w:sz w:val="20"/>
+      </w:rPr>
+    </w:lvl>
+    <w:lvl w:ilvl="6" w:tentative="1">
+      <w:start w:val="1"/>
+      <w:numFmt w:val="bullet"/>
+      <w:lvlText w:val=""/>
+      <w:lvlJc w:val="left"/>
+      <w:pPr>
+        <w:tabs>
+          <w:tab w:val="num" w:pos="5040"/>
+        </w:tabs>
+        <w:ind w:left="5040" w:hanging="360"/>
+      </w:pPr>
+      <w:rPr>
+        <w:rFonts w:ascii="Wingdings" w:hAnsi="Wingdings" w:hint="default"/>
+        <w:sz w:val="20"/>
+      </w:rPr>
+    </w:lvl>
+    <w:lvl w:ilvl="7" w:tentative="1">
+      <w:start w:val="1"/>
+      <w:numFmt w:val="bullet"/>
+      <w:lvlText w:val=""/>
+      <w:lvlJc w:val="left"/>
+      <w:pPr>
+        <w:tabs>
+          <w:tab w:val="num" w:pos="5760"/>
+        </w:tabs>
+        <w:ind w:left="5760" w:hanging="360"/>
+      </w:pPr>
+      <w:rPr>
+        <w:rFonts w:ascii="Wingdings" w:hAnsi="Wingdings" w:hint="default"/>
+        <w:sz w:val="20"/>
+      </w:rPr>
+    </w:lvl>
+    <w:lvl w:ilvl="8" w:tentative="1">
+      <w:start w:val="1"/>
+      <w:numFmt w:val="bullet"/>
+      <w:lvlText w:val=""/>
+      <w:lvlJc w:val="left"/>
+      <w:pPr>
+        <w:tabs>
+          <w:tab w:val="num" w:pos="6480"/>
+        </w:tabs>
+        <w:ind w:left="6480" w:hanging="360"/>
+      </w:pPr>
+      <w:rPr>
+        <w:rFonts w:ascii="Wingdings" w:hAnsi="Wingdings" w:hint="default"/>
+        <w:sz w:val="20"/>
+      </w:rPr>
+    </w:lvl>
+  </w:abstractNum>
+  <w:abstractNum w:abstractNumId="2" w15:restartNumberingAfterBreak="0">
+    <w:nsid w:val="0427711C"/>
+    <w:multiLevelType w:val="multilevel"/>
+    <w:tmpl w:val="38520BC2"/>
+    <w:lvl w:ilvl="0">
+      <w:start w:val="1"/>
+      <w:numFmt w:val="bullet"/>
+      <w:lvlText w:val=""/>
+      <w:lvlJc w:val="left"/>
+      <w:pPr>
+        <w:tabs>
+          <w:tab w:val="num" w:pos="720"/>
+        </w:tabs>
+        <w:ind w:left="720" w:hanging="360"/>
+      </w:pPr>
+      <w:rPr>
+        <w:rFonts w:ascii="Symbol" w:hAnsi="Symbol" w:hint="default"/>
+        <w:sz w:val="20"/>
+      </w:rPr>
+    </w:lvl>
+    <w:lvl w:ilvl="1" w:tentative="1">
+      <w:start w:val="1"/>
+      <w:numFmt w:val="bullet"/>
+      <w:lvlText w:val="o"/>
+      <w:lvlJc w:val="left"/>
+      <w:pPr>
+        <w:tabs>
+          <w:tab w:val="num" w:pos="1440"/>
+        </w:tabs>
+        <w:ind w:left="1440" w:hanging="360"/>
+      </w:pPr>
+      <w:rPr>
+        <w:rFonts w:ascii="Courier New" w:hAnsi="Courier New" w:hint="default"/>
+        <w:sz w:val="20"/>
+      </w:rPr>
+    </w:lvl>
+    <w:lvl w:ilvl="2" w:tentative="1">
+      <w:start w:val="1"/>
+      <w:numFmt w:val="bullet"/>
+      <w:lvlText w:val=""/>
+      <w:lvlJc w:val="left"/>
+      <w:pPr>
+        <w:tabs>
+          <w:tab w:val="num" w:pos="2160"/>
+        </w:tabs>
+        <w:ind w:left="2160" w:hanging="360"/>
+      </w:pPr>
+      <w:rPr>
+        <w:rFonts w:ascii="Wingdings" w:hAnsi="Wingdings" w:hint="default"/>
+        <w:sz w:val="20"/>
+      </w:rPr>
+    </w:lvl>
+    <w:lvl w:ilvl="3" w:tentative="1">
+      <w:start w:val="1"/>
+      <w:numFmt w:val="bullet"/>
+      <w:lvlText w:val=""/>
+      <w:lvlJc w:val="left"/>
+      <w:pPr>
+        <w:tabs>
+          <w:tab w:val="num" w:pos="2880"/>
+        </w:tabs>
+        <w:ind w:left="2880" w:hanging="360"/>
+      </w:pPr>
+      <w:rPr>
+        <w:rFonts w:ascii="Wingdings" w:hAnsi="Wingdings" w:hint="default"/>
+        <w:sz w:val="20"/>
+      </w:rPr>
+    </w:lvl>
+    <w:lvl w:ilvl="4" w:tentative="1">
+      <w:start w:val="1"/>
+      <w:numFmt w:val="bullet"/>
+      <w:lvlText w:val=""/>
+      <w:lvlJc w:val="left"/>
+      <w:pPr>
+        <w:tabs>
+          <w:tab w:val="num" w:pos="3600"/>
+        </w:tabs>
+        <w:ind w:left="3600" w:hanging="360"/>
+      </w:pPr>
+      <w:rPr>
+        <w:rFonts w:ascii="Wingdings" w:hAnsi="Wingdings" w:hint="default"/>
+        <w:sz w:val="20"/>
+      </w:rPr>
+    </w:lvl>
+    <w:lvl w:ilvl="5" w:tentative="1">
+      <w:start w:val="1"/>
+      <w:numFmt w:val="bullet"/>
+      <w:lvlText w:val=""/>
+      <w:lvlJc w:val="left"/>
+      <w:pPr>
+        <w:tabs>
+          <w:tab w:val="num" w:pos="4320"/>
+        </w:tabs>
+        <w:ind w:left="4320" w:hanging="360"/>
+      </w:pPr>
+      <w:rPr>
+        <w:rFonts w:ascii="Wingdings" w:hAnsi="Wingdings" w:hint="default"/>
+        <w:sz w:val="20"/>
+      </w:rPr>
+    </w:lvl>
+    <w:lvl w:ilvl="6" w:tentative="1">
+      <w:start w:val="1"/>
+      <w:numFmt w:val="bullet"/>
+      <w:lvlText w:val=""/>
+      <w:lvlJc w:val="left"/>
+      <w:pPr>
+        <w:tabs>
+          <w:tab w:val="num" w:pos="5040"/>
+        </w:tabs>
+        <w:ind w:left="5040" w:hanging="360"/>
+      </w:pPr>
+      <w:rPr>
+        <w:rFonts w:ascii="Wingdings" w:hAnsi="Wingdings" w:hint="default"/>
+        <w:sz w:val="20"/>
+      </w:rPr>
+    </w:lvl>
+    <w:lvl w:ilvl="7" w:tentative="1">
+      <w:start w:val="1"/>
+      <w:numFmt w:val="bullet"/>
+      <w:lvlText w:val=""/>
+      <w:lvlJc w:val="left"/>
+      <w:pPr>
+        <w:tabs>
+          <w:tab w:val="num" w:pos="5760"/>
+        </w:tabs>
+        <w:ind w:left="5760" w:hanging="360"/>
+      </w:pPr>
+      <w:rPr>
+        <w:rFonts w:ascii="Wingdings" w:hAnsi="Wingdings" w:hint="default"/>
+        <w:sz w:val="20"/>
+      </w:rPr>
+    </w:lvl>
+    <w:lvl w:ilvl="8" w:tentative="1">
+      <w:start w:val="1"/>
+      <w:numFmt w:val="bullet"/>
+      <w:lvlText w:val=""/>
+      <w:lvlJc w:val="left"/>
+      <w:pPr>
+        <w:tabs>
+          <w:tab w:val="num" w:pos="6480"/>
+        </w:tabs>
+        <w:ind w:left="6480" w:hanging="360"/>
+      </w:pPr>
+      <w:rPr>
+        <w:rFonts w:ascii="Wingdings" w:hAnsi="Wingdings" w:hint="default"/>
+        <w:sz w:val="20"/>
+      </w:rPr>
+    </w:lvl>
+  </w:abstractNum>
+  <w:abstractNum w:abstractNumId="3" w15:restartNumberingAfterBreak="0">
+    <w:nsid w:val="063838F1"/>
+    <w:multiLevelType w:val="multilevel"/>
+    <w:tmpl w:val="84CADF22"/>
+    <w:lvl w:ilvl="0">
+      <w:start w:val="1"/>
+      <w:numFmt w:val="bullet"/>
+      <w:lvlText w:val=""/>
+      <w:lvlJc w:val="left"/>
+      <w:pPr>
+        <w:tabs>
+          <w:tab w:val="num" w:pos="720"/>
+        </w:tabs>
+        <w:ind w:left="720" w:hanging="360"/>
+      </w:pPr>
+      <w:rPr>
+        <w:rFonts w:ascii="Symbol" w:hAnsi="Symbol" w:hint="default"/>
+        <w:sz w:val="20"/>
+      </w:rPr>
+    </w:lvl>
+    <w:lvl w:ilvl="1" w:tentative="1">
+      <w:start w:val="1"/>
+      <w:numFmt w:val="bullet"/>
+      <w:lvlText w:val="o"/>
+      <w:lvlJc w:val="left"/>
+      <w:pPr>
+        <w:tabs>
+          <w:tab w:val="num" w:pos="1440"/>
+        </w:tabs>
+        <w:ind w:left="1440" w:hanging="360"/>
+      </w:pPr>
+      <w:rPr>
+        <w:rFonts w:ascii="Courier New" w:hAnsi="Courier New" w:hint="default"/>
+        <w:sz w:val="20"/>
+      </w:rPr>
+    </w:lvl>
+    <w:lvl w:ilvl="2" w:tentative="1">
+      <w:start w:val="1"/>
+      <w:numFmt w:val="bullet"/>
+      <w:lvlText w:val=""/>
+      <w:lvlJc w:val="left"/>
+      <w:pPr>
+        <w:tabs>
+          <w:tab w:val="num" w:pos="2160"/>
+        </w:tabs>
+        <w:ind w:left="2160" w:hanging="360"/>
+      </w:pPr>
+      <w:rPr>
+        <w:rFonts w:ascii="Wingdings" w:hAnsi="Wingdings" w:hint="default"/>
+        <w:sz w:val="20"/>
+      </w:rPr>
+    </w:lvl>
+    <w:lvl w:ilvl="3" w:tentative="1">
+      <w:start w:val="1"/>
+      <w:numFmt w:val="bullet"/>
+      <w:lvlText w:val=""/>
+      <w:lvlJc w:val="left"/>
+      <w:pPr>
+        <w:tabs>
+          <w:tab w:val="num" w:pos="2880"/>
+        </w:tabs>
+        <w:ind w:left="2880" w:hanging="360"/>
+      </w:pPr>
+      <w:rPr>
+        <w:rFonts w:ascii="Wingdings" w:hAnsi="Wingdings" w:hint="default"/>
+        <w:sz w:val="20"/>
+      </w:rPr>
+    </w:lvl>
+    <w:lvl w:ilvl="4" w:tentative="1">
+      <w:start w:val="1"/>
+      <w:numFmt w:val="bullet"/>
+      <w:lvlText w:val=""/>
+      <w:lvlJc w:val="left"/>
+      <w:pPr>
+        <w:tabs>
+          <w:tab w:val="num" w:pos="3600"/>
+        </w:tabs>
+        <w:ind w:left="3600" w:hanging="360"/>
+      </w:pPr>
+      <w:rPr>
+        <w:rFonts w:ascii="Wingdings" w:hAnsi="Wingdings" w:hint="default"/>
+        <w:sz w:val="20"/>
+      </w:rPr>
+    </w:lvl>
+    <w:lvl w:ilvl="5" w:tentative="1">
+      <w:start w:val="1"/>
+      <w:numFmt w:val="bullet"/>
+      <w:lvlText w:val=""/>
+      <w:lvlJc w:val="left"/>
+      <w:pPr>
+        <w:tabs>
+          <w:tab w:val="num" w:pos="4320"/>
+        </w:tabs>
+        <w:ind w:left="4320" w:hanging="360"/>
+      </w:pPr>
+      <w:rPr>
+        <w:rFonts w:ascii="Wingdings" w:hAnsi="Wingdings" w:hint="default"/>
+        <w:sz w:val="20"/>
+      </w:rPr>
+    </w:lvl>
+    <w:lvl w:ilvl="6" w:tentative="1">
+      <w:start w:val="1"/>
+      <w:numFmt w:val="bullet"/>
+      <w:lvlText w:val=""/>
+      <w:lvlJc w:val="left"/>
+      <w:pPr>
+        <w:tabs>
+          <w:tab w:val="num" w:pos="5040"/>
+        </w:tabs>
+        <w:ind w:left="5040" w:hanging="360"/>
+      </w:pPr>
+      <w:rPr>
+        <w:rFonts w:ascii="Wingdings" w:hAnsi="Wingdings" w:hint="default"/>
+        <w:sz w:val="20"/>
+      </w:rPr>
+    </w:lvl>
+    <w:lvl w:ilvl="7" w:tentative="1">
+      <w:start w:val="1"/>
+      <w:numFmt w:val="bullet"/>
+      <w:lvlText w:val=""/>
+      <w:lvlJc w:val="left"/>
+      <w:pPr>
+        <w:tabs>
+          <w:tab w:val="num" w:pos="5760"/>
+        </w:tabs>
+        <w:ind w:left="5760" w:hanging="360"/>
+      </w:pPr>
+      <w:rPr>
+        <w:rFonts w:ascii="Wingdings" w:hAnsi="Wingdings" w:hint="default"/>
+        <w:sz w:val="20"/>
+      </w:rPr>
+    </w:lvl>
+    <w:lvl w:ilvl="8" w:tentative="1">
+      <w:start w:val="1"/>
+      <w:numFmt w:val="bullet"/>
+      <w:lvlText w:val=""/>
+      <w:lvlJc w:val="left"/>
+      <w:pPr>
+        <w:tabs>
+          <w:tab w:val="num" w:pos="6480"/>
+        </w:tabs>
+        <w:ind w:left="6480" w:hanging="360"/>
+      </w:pPr>
+      <w:rPr>
+        <w:rFonts w:ascii="Wingdings" w:hAnsi="Wingdings" w:hint="default"/>
+        <w:sz w:val="20"/>
+      </w:rPr>
+    </w:lvl>
+  </w:abstractNum>
+  <w:abstractNum w:abstractNumId="4" w15:restartNumberingAfterBreak="0">
+    <w:nsid w:val="099D0D94"/>
+    <w:multiLevelType w:val="multilevel"/>
+    <w:tmpl w:val="2896815E"/>
+    <w:lvl w:ilvl="0">
+      <w:start w:val="1"/>
+      <w:numFmt w:val="bullet"/>
+      <w:lvlText w:val=""/>
+      <w:lvlJc w:val="left"/>
+      <w:pPr>
+        <w:tabs>
+          <w:tab w:val="num" w:pos="720"/>
+        </w:tabs>
+        <w:ind w:left="720" w:hanging="360"/>
+      </w:pPr>
+      <w:rPr>
+        <w:rFonts w:ascii="Symbol" w:hAnsi="Symbol" w:hint="default"/>
+        <w:sz w:val="20"/>
+      </w:rPr>
+    </w:lvl>
+    <w:lvl w:ilvl="1" w:tentative="1">
+      <w:start w:val="1"/>
+      <w:numFmt w:val="bullet"/>
+      <w:lvlText w:val="o"/>
+      <w:lvlJc w:val="left"/>
+      <w:pPr>
+        <w:tabs>
+          <w:tab w:val="num" w:pos="1440"/>
+        </w:tabs>
+        <w:ind w:left="1440" w:hanging="360"/>
+      </w:pPr>
+      <w:rPr>
+        <w:rFonts w:ascii="Courier New" w:hAnsi="Courier New" w:hint="default"/>
+        <w:sz w:val="20"/>
+      </w:rPr>
+    </w:lvl>
+    <w:lvl w:ilvl="2" w:tentative="1">
+      <w:start w:val="1"/>
+      <w:numFmt w:val="bullet"/>
+      <w:lvlText w:val=""/>
+      <w:lvlJc w:val="left"/>
+      <w:pPr>
+        <w:tabs>
+          <w:tab w:val="num" w:pos="2160"/>
+        </w:tabs>
+        <w:ind w:left="2160" w:hanging="360"/>
+      </w:pPr>
+      <w:rPr>
+        <w:rFonts w:ascii="Wingdings" w:hAnsi="Wingdings" w:hint="default"/>
+        <w:sz w:val="20"/>
+      </w:rPr>
+    </w:lvl>
+    <w:lvl w:ilvl="3" w:tentative="1">
+      <w:start w:val="1"/>
+      <w:numFmt w:val="bullet"/>
+      <w:lvlText w:val=""/>
+      <w:lvlJc w:val="left"/>
+      <w:pPr>
+        <w:tabs>
+          <w:tab w:val="num" w:pos="2880"/>
+        </w:tabs>
+        <w:ind w:left="2880" w:hanging="360"/>
+      </w:pPr>
+      <w:rPr>
+        <w:rFonts w:ascii="Wingdings" w:hAnsi="Wingdings" w:hint="default"/>
+        <w:sz w:val="20"/>
+      </w:rPr>
+    </w:lvl>
+    <w:lvl w:ilvl="4" w:tentative="1">
+      <w:start w:val="1"/>
+      <w:numFmt w:val="bullet"/>
+      <w:lvlText w:val=""/>
+      <w:lvlJc w:val="left"/>
+      <w:pPr>
+        <w:tabs>
+          <w:tab w:val="num" w:pos="3600"/>
+        </w:tabs>
+        <w:ind w:left="3600" w:hanging="360"/>
+      </w:pPr>
+      <w:rPr>
+        <w:rFonts w:ascii="Wingdings" w:hAnsi="Wingdings" w:hint="default"/>
+        <w:sz w:val="20"/>
+      </w:rPr>
+    </w:lvl>
+    <w:lvl w:ilvl="5" w:tentative="1">
+      <w:start w:val="1"/>
+      <w:numFmt w:val="bullet"/>
+      <w:lvlText w:val=""/>
+      <w:lvlJc w:val="left"/>
+      <w:pPr>
+        <w:tabs>
+          <w:tab w:val="num" w:pos="4320"/>
+        </w:tabs>
+        <w:ind w:left="4320" w:hanging="360"/>
+      </w:pPr>
+      <w:rPr>
+        <w:rFonts w:ascii="Wingdings" w:hAnsi="Wingdings" w:hint="default"/>
+        <w:sz w:val="20"/>
+      </w:rPr>
+    </w:lvl>
+    <w:lvl w:ilvl="6" w:tentative="1">
+      <w:start w:val="1"/>
+      <w:numFmt w:val="bullet"/>
+      <w:lvlText w:val=""/>
+      <w:lvlJc w:val="left"/>
+      <w:pPr>
+        <w:tabs>
+          <w:tab w:val="num" w:pos="5040"/>
+        </w:tabs>
+        <w:ind w:left="5040" w:hanging="360"/>
+      </w:pPr>
+      <w:rPr>
+        <w:rFonts w:ascii="Wingdings" w:hAnsi="Wingdings" w:hint="default"/>
+        <w:sz w:val="20"/>
+      </w:rPr>
+    </w:lvl>
+    <w:lvl w:ilvl="7" w:tentative="1">
+      <w:start w:val="1"/>
+      <w:numFmt w:val="bullet"/>
+      <w:lvlText w:val=""/>
+      <w:lvlJc w:val="left"/>
+      <w:pPr>
+        <w:tabs>
+          <w:tab w:val="num" w:pos="5760"/>
+        </w:tabs>
+        <w:ind w:left="5760" w:hanging="360"/>
+      </w:pPr>
+      <w:rPr>
+        <w:rFonts w:ascii="Wingdings" w:hAnsi="Wingdings" w:hint="default"/>
+        <w:sz w:val="20"/>
+      </w:rPr>
+    </w:lvl>
+    <w:lvl w:ilvl="8" w:tentative="1">
+      <w:start w:val="1"/>
+      <w:numFmt w:val="bullet"/>
+      <w:lvlText w:val=""/>
+      <w:lvlJc w:val="left"/>
+      <w:pPr>
+        <w:tabs>
+          <w:tab w:val="num" w:pos="6480"/>
+        </w:tabs>
+        <w:ind w:left="6480" w:hanging="360"/>
+      </w:pPr>
+      <w:rPr>
+        <w:rFonts w:ascii="Wingdings" w:hAnsi="Wingdings" w:hint="default"/>
+        <w:sz w:val="20"/>
+      </w:rPr>
+    </w:lvl>
+  </w:abstractNum>
+  <w:abstractNum w:abstractNumId="5" w15:restartNumberingAfterBreak="0">
+    <w:nsid w:val="12C37C6D"/>
+    <w:multiLevelType w:val="multilevel"/>
+    <w:tmpl w:val="71B82FF8"/>
+    <w:lvl w:ilvl="0">
+      <w:start w:val="1"/>
+      <w:numFmt w:val="bullet"/>
+      <w:lvlText w:val=""/>
+      <w:lvlJc w:val="left"/>
+      <w:pPr>
+        <w:tabs>
+          <w:tab w:val="num" w:pos="720"/>
+        </w:tabs>
+        <w:ind w:left="720" w:hanging="360"/>
+      </w:pPr>
+      <w:rPr>
+        <w:rFonts w:ascii="Symbol" w:hAnsi="Symbol" w:hint="default"/>
+        <w:sz w:val="20"/>
+      </w:rPr>
+    </w:lvl>
+    <w:lvl w:ilvl="1" w:tentative="1">
+      <w:start w:val="1"/>
+      <w:numFmt w:val="bullet"/>
+      <w:lvlText w:val="o"/>
+      <w:lvlJc w:val="left"/>
+      <w:pPr>
+        <w:tabs>
+          <w:tab w:val="num" w:pos="1440"/>
+        </w:tabs>
+        <w:ind w:left="1440" w:hanging="360"/>
+      </w:pPr>
+      <w:rPr>
+        <w:rFonts w:ascii="Courier New" w:hAnsi="Courier New" w:hint="default"/>
+        <w:sz w:val="20"/>
+      </w:rPr>
+    </w:lvl>
+    <w:lvl w:ilvl="2" w:tentative="1">
+      <w:start w:val="1"/>
+      <w:numFmt w:val="bullet"/>
+      <w:lvlText w:val=""/>
+      <w:lvlJc w:val="left"/>
+      <w:pPr>
+        <w:tabs>
+          <w:tab w:val="num" w:pos="2160"/>
+        </w:tabs>
+        <w:ind w:left="2160" w:hanging="360"/>
+      </w:pPr>
+      <w:rPr>
+        <w:rFonts w:ascii="Wingdings" w:hAnsi="Wingdings" w:hint="default"/>
+        <w:sz w:val="20"/>
+      </w:rPr>
+    </w:lvl>
+    <w:lvl w:ilvl="3" w:tentative="1">
+      <w:start w:val="1"/>
+      <w:numFmt w:val="bullet"/>
+      <w:lvlText w:val=""/>
+      <w:lvlJc w:val="left"/>
+      <w:pPr>
+        <w:tabs>
+          <w:tab w:val="num" w:pos="2880"/>
+        </w:tabs>
+        <w:ind w:left="2880" w:hanging="360"/>
+      </w:pPr>
+      <w:rPr>
+        <w:rFonts w:ascii="Wingdings" w:hAnsi="Wingdings" w:hint="default"/>
+        <w:sz w:val="20"/>
+      </w:rPr>
+    </w:lvl>
+    <w:lvl w:ilvl="4" w:tentative="1">
+      <w:start w:val="1"/>
+      <w:numFmt w:val="bullet"/>
+      <w:lvlText w:val=""/>
+      <w:lvlJc w:val="left"/>
+      <w:pPr>
+        <w:tabs>
+          <w:tab w:val="num" w:pos="3600"/>
+        </w:tabs>
+        <w:ind w:left="3600" w:hanging="360"/>
+      </w:pPr>
+      <w:rPr>
+        <w:rFonts w:ascii="Wingdings" w:hAnsi="Wingdings" w:hint="default"/>
+        <w:sz w:val="20"/>
+      </w:rPr>
+    </w:lvl>
+    <w:lvl w:ilvl="5" w:tentative="1">
+      <w:start w:val="1"/>
+      <w:numFmt w:val="bullet"/>
+      <w:lvlText w:val=""/>
+      <w:lvlJc w:val="left"/>
+      <w:pPr>
+        <w:tabs>
+          <w:tab w:val="num" w:pos="4320"/>
+        </w:tabs>
+        <w:ind w:left="4320" w:hanging="360"/>
+      </w:pPr>
+      <w:rPr>
+        <w:rFonts w:ascii="Wingdings" w:hAnsi="Wingdings" w:hint="default"/>
+        <w:sz w:val="20"/>
+      </w:rPr>
+    </w:lvl>
+    <w:lvl w:ilvl="6" w:tentative="1">
+      <w:start w:val="1"/>
+      <w:numFmt w:val="bullet"/>
+      <w:lvlText w:val=""/>
+      <w:lvlJc w:val="left"/>
+      <w:pPr>
+        <w:tabs>
+          <w:tab w:val="num" w:pos="5040"/>
+        </w:tabs>
+        <w:ind w:left="5040" w:hanging="360"/>
+      </w:pPr>
+      <w:rPr>
+        <w:rFonts w:ascii="Wingdings" w:hAnsi="Wingdings" w:hint="default"/>
+        <w:sz w:val="20"/>
+      </w:rPr>
+    </w:lvl>
+    <w:lvl w:ilvl="7" w:tentative="1">
+      <w:start w:val="1"/>
+      <w:numFmt w:val="bullet"/>
+      <w:lvlText w:val=""/>
+      <w:lvlJc w:val="left"/>
+      <w:pPr>
+        <w:tabs>
+          <w:tab w:val="num" w:pos="5760"/>
+        </w:tabs>
+        <w:ind w:left="5760" w:hanging="360"/>
+      </w:pPr>
+      <w:rPr>
+        <w:rFonts w:ascii="Wingdings" w:hAnsi="Wingdings" w:hint="default"/>
+        <w:sz w:val="20"/>
+      </w:rPr>
+    </w:lvl>
+    <w:lvl w:ilvl="8" w:tentative="1">
+      <w:start w:val="1"/>
+      <w:numFmt w:val="bullet"/>
+      <w:lvlText w:val=""/>
+      <w:lvlJc w:val="left"/>
+      <w:pPr>
+        <w:tabs>
+          <w:tab w:val="num" w:pos="6480"/>
+        </w:tabs>
+        <w:ind w:left="6480" w:hanging="360"/>
+      </w:pPr>
+      <w:rPr>
+        <w:rFonts w:ascii="Wingdings" w:hAnsi="Wingdings" w:hint="default"/>
+        <w:sz w:val="20"/>
+      </w:rPr>
+    </w:lvl>
+  </w:abstractNum>
+  <w:abstractNum w:abstractNumId="6" w15:restartNumberingAfterBreak="0">
+    <w:nsid w:val="186879A7"/>
+    <w:multiLevelType w:val="multilevel"/>
+    <w:tmpl w:val="849865A6"/>
+    <w:lvl w:ilvl="0">
+      <w:start w:val="1"/>
+      <w:numFmt w:val="bullet"/>
+      <w:lvlText w:val=""/>
+      <w:lvlJc w:val="left"/>
+      <w:pPr>
+        <w:tabs>
+          <w:tab w:val="num" w:pos="720"/>
+        </w:tabs>
+        <w:ind w:left="720" w:hanging="360"/>
+      </w:pPr>
+      <w:rPr>
+        <w:rFonts w:ascii="Symbol" w:hAnsi="Symbol" w:hint="default"/>
+        <w:sz w:val="20"/>
+      </w:rPr>
+    </w:lvl>
+    <w:lvl w:ilvl="1" w:tentative="1">
+      <w:start w:val="1"/>
+      <w:numFmt w:val="bullet"/>
+      <w:lvlText w:val="o"/>
+      <w:lvlJc w:val="left"/>
+      <w:pPr>
+        <w:tabs>
+          <w:tab w:val="num" w:pos="1440"/>
+        </w:tabs>
+        <w:ind w:left="1440" w:hanging="360"/>
+      </w:pPr>
+      <w:rPr>
+        <w:rFonts w:ascii="Courier New" w:hAnsi="Courier New" w:hint="default"/>
+        <w:sz w:val="20"/>
+      </w:rPr>
+    </w:lvl>
+    <w:lvl w:ilvl="2" w:tentative="1">
+      <w:start w:val="1"/>
+      <w:numFmt w:val="bullet"/>
+      <w:lvlText w:val=""/>
+      <w:lvlJc w:val="left"/>
+      <w:pPr>
+        <w:tabs>
+          <w:tab w:val="num" w:pos="2160"/>
+        </w:tabs>
+        <w:ind w:left="2160" w:hanging="360"/>
+      </w:pPr>
+      <w:rPr>
+        <w:rFonts w:ascii="Wingdings" w:hAnsi="Wingdings" w:hint="default"/>
+        <w:sz w:val="20"/>
+      </w:rPr>
+    </w:lvl>
+    <w:lvl w:ilvl="3" w:tentative="1">
+      <w:start w:val="1"/>
+      <w:numFmt w:val="bullet"/>
+      <w:lvlText w:val=""/>
+      <w:lvlJc w:val="left"/>
+      <w:pPr>
+        <w:tabs>
+          <w:tab w:val="num" w:pos="2880"/>
+        </w:tabs>
+        <w:ind w:left="2880" w:hanging="360"/>
+      </w:pPr>
+      <w:rPr>
+        <w:rFonts w:ascii="Wingdings" w:hAnsi="Wingdings" w:hint="default"/>
+        <w:sz w:val="20"/>
+      </w:rPr>
+    </w:lvl>
+    <w:lvl w:ilvl="4" w:tentative="1">
+      <w:start w:val="1"/>
+      <w:numFmt w:val="bullet"/>
+      <w:lvlText w:val=""/>
+      <w:lvlJc w:val="left"/>
+      <w:pPr>
+        <w:tabs>
+          <w:tab w:val="num" w:pos="3600"/>
+        </w:tabs>
+        <w:ind w:left="3600" w:hanging="360"/>
+      </w:pPr>
+      <w:rPr>
+        <w:rFonts w:ascii="Wingdings" w:hAnsi="Wingdings" w:hint="default"/>
+        <w:sz w:val="20"/>
+      </w:rPr>
+    </w:lvl>
+    <w:lvl w:ilvl="5" w:tentative="1">
+      <w:start w:val="1"/>
+      <w:numFmt w:val="bullet"/>
+      <w:lvlText w:val=""/>
+      <w:lvlJc w:val="left"/>
+      <w:pPr>
+        <w:tabs>
+          <w:tab w:val="num" w:pos="4320"/>
+        </w:tabs>
+        <w:ind w:left="4320" w:hanging="360"/>
+      </w:pPr>
+      <w:rPr>
+        <w:rFonts w:ascii="Wingdings" w:hAnsi="Wingdings" w:hint="default"/>
+        <w:sz w:val="20"/>
+      </w:rPr>
+    </w:lvl>
+    <w:lvl w:ilvl="6" w:tentative="1">
+      <w:start w:val="1"/>
+      <w:numFmt w:val="bullet"/>
+      <w:lvlText w:val=""/>
+      <w:lvlJc w:val="left"/>
+      <w:pPr>
+        <w:tabs>
+          <w:tab w:val="num" w:pos="5040"/>
+        </w:tabs>
+        <w:ind w:left="5040" w:hanging="360"/>
+      </w:pPr>
+      <w:rPr>
+        <w:rFonts w:ascii="Wingdings" w:hAnsi="Wingdings" w:hint="default"/>
+        <w:sz w:val="20"/>
+      </w:rPr>
+    </w:lvl>
+    <w:lvl w:ilvl="7" w:tentative="1">
+      <w:start w:val="1"/>
+      <w:numFmt w:val="bullet"/>
+      <w:lvlText w:val=""/>
+      <w:lvlJc w:val="left"/>
+      <w:pPr>
+        <w:tabs>
+          <w:tab w:val="num" w:pos="5760"/>
+        </w:tabs>
+        <w:ind w:left="5760" w:hanging="360"/>
+      </w:pPr>
+      <w:rPr>
+        <w:rFonts w:ascii="Wingdings" w:hAnsi="Wingdings" w:hint="default"/>
+        <w:sz w:val="20"/>
+      </w:rPr>
+    </w:lvl>
+    <w:lvl w:ilvl="8" w:tentative="1">
+      <w:start w:val="1"/>
+      <w:numFmt w:val="bullet"/>
+      <w:lvlText w:val=""/>
+      <w:lvlJc w:val="left"/>
+      <w:pPr>
+        <w:tabs>
+          <w:tab w:val="num" w:pos="6480"/>
+        </w:tabs>
+        <w:ind w:left="6480" w:hanging="360"/>
+      </w:pPr>
+      <w:rPr>
+        <w:rFonts w:ascii="Wingdings" w:hAnsi="Wingdings" w:hint="default"/>
+        <w:sz w:val="20"/>
+      </w:rPr>
+    </w:lvl>
+  </w:abstractNum>
+  <w:abstractNum w:abstractNumId="7" w15:restartNumberingAfterBreak="0">
+    <w:nsid w:val="186D480C"/>
+    <w:multiLevelType w:val="multilevel"/>
+    <w:tmpl w:val="87CC4286"/>
+    <w:lvl w:ilvl="0">
+      <w:start w:val="1"/>
+      <w:numFmt w:val="decimal"/>
+      <w:lvlText w:val="%1."/>
+      <w:lvlJc w:val="left"/>
+      <w:pPr>
+        <w:tabs>
+          <w:tab w:val="num" w:pos="720"/>
+        </w:tabs>
+        <w:ind w:left="720" w:hanging="360"/>
+      </w:pPr>
+    </w:lvl>
+    <w:lvl w:ilvl="1" w:tentative="1">
+      <w:start w:val="1"/>
+      <w:numFmt w:val="decimal"/>
+      <w:lvlText w:val="%2."/>
+      <w:lvlJc w:val="left"/>
+      <w:pPr>
+        <w:tabs>
+          <w:tab w:val="num" w:pos="1440"/>
+        </w:tabs>
+        <w:ind w:left="1440" w:hanging="360"/>
+      </w:pPr>
+    </w:lvl>
+    <w:lvl w:ilvl="2" w:tentative="1">
+      <w:start w:val="1"/>
+      <w:numFmt w:val="decimal"/>
+      <w:lvlText w:val="%3."/>
+      <w:lvlJc w:val="left"/>
+      <w:pPr>
+        <w:tabs>
+          <w:tab w:val="num" w:pos="2160"/>
+        </w:tabs>
+        <w:ind w:left="2160" w:hanging="360"/>
+      </w:pPr>
+    </w:lvl>
+    <w:lvl w:ilvl="3" w:tentative="1">
+      <w:start w:val="1"/>
+      <w:numFmt w:val="decimal"/>
+      <w:lvlText w:val="%4."/>
+      <w:lvlJc w:val="left"/>
+      <w:pPr>
+        <w:tabs>
+          <w:tab w:val="num" w:pos="2880"/>
+        </w:tabs>
+        <w:ind w:left="2880" w:hanging="360"/>
+      </w:pPr>
+    </w:lvl>
+    <w:lvl w:ilvl="4" w:tentative="1">
+      <w:start w:val="1"/>
+      <w:numFmt w:val="decimal"/>
+      <w:lvlText w:val="%5."/>
+      <w:lvlJc w:val="left"/>
+      <w:pPr>
+        <w:tabs>
+          <w:tab w:val="num" w:pos="3600"/>
+        </w:tabs>
+        <w:ind w:left="3600" w:hanging="360"/>
+      </w:pPr>
+    </w:lvl>
+    <w:lvl w:ilvl="5" w:tentative="1">
+      <w:start w:val="1"/>
+      <w:numFmt w:val="decimal"/>
+      <w:lvlText w:val="%6."/>
+      <w:lvlJc w:val="left"/>
+      <w:pPr>
+        <w:tabs>
+          <w:tab w:val="num" w:pos="4320"/>
+        </w:tabs>
+        <w:ind w:left="4320" w:hanging="360"/>
+      </w:pPr>
+    </w:lvl>
+    <w:lvl w:ilvl="6" w:tentative="1">
+      <w:start w:val="1"/>
+      <w:numFmt w:val="decimal"/>
+      <w:lvlText w:val="%7."/>
+      <w:lvlJc w:val="left"/>
+      <w:pPr>
+        <w:tabs>
+          <w:tab w:val="num" w:pos="5040"/>
+        </w:tabs>
+        <w:ind w:left="5040" w:hanging="360"/>
+      </w:pPr>
+    </w:lvl>
+    <w:lvl w:ilvl="7" w:tentative="1">
+      <w:start w:val="1"/>
+      <w:numFmt w:val="decimal"/>
+      <w:lvlText w:val="%8."/>
+      <w:lvlJc w:val="left"/>
+      <w:pPr>
+        <w:tabs>
+          <w:tab w:val="num" w:pos="5760"/>
+        </w:tabs>
+        <w:ind w:left="5760" w:hanging="360"/>
+      </w:pPr>
+    </w:lvl>
+    <w:lvl w:ilvl="8" w:tentative="1">
+      <w:start w:val="1"/>
+      <w:numFmt w:val="decimal"/>
+      <w:lvlText w:val="%9."/>
+      <w:lvlJc w:val="left"/>
+      <w:pPr>
+        <w:tabs>
+          <w:tab w:val="num" w:pos="6480"/>
+        </w:tabs>
+        <w:ind w:left="6480" w:hanging="360"/>
+      </w:pPr>
+    </w:lvl>
+  </w:abstractNum>
+  <w:abstractNum w:abstractNumId="8" w15:restartNumberingAfterBreak="0">
+    <w:nsid w:val="1C1F0C26"/>
+    <w:multiLevelType w:val="multilevel"/>
+    <w:tmpl w:val="8F8C65EE"/>
+    <w:lvl w:ilvl="0">
+      <w:start w:val="1"/>
+      <w:numFmt w:val="bullet"/>
+      <w:lvlText w:val=""/>
+      <w:lvlJc w:val="left"/>
+      <w:pPr>
+        <w:tabs>
+          <w:tab w:val="num" w:pos="720"/>
+        </w:tabs>
+        <w:ind w:left="720" w:hanging="360"/>
+      </w:pPr>
+      <w:rPr>
+        <w:rFonts w:ascii="Symbol" w:hAnsi="Symbol" w:hint="default"/>
+        <w:sz w:val="20"/>
+      </w:rPr>
+    </w:lvl>
+    <w:lvl w:ilvl="1" w:tentative="1">
+      <w:start w:val="1"/>
+      <w:numFmt w:val="bullet"/>
+      <w:lvlText w:val="o"/>
+      <w:lvlJc w:val="left"/>
+      <w:pPr>
+        <w:tabs>
+          <w:tab w:val="num" w:pos="1440"/>
+        </w:tabs>
+        <w:ind w:left="1440" w:hanging="360"/>
+      </w:pPr>
+      <w:rPr>
+        <w:rFonts w:ascii="Courier New" w:hAnsi="Courier New" w:hint="default"/>
+        <w:sz w:val="20"/>
+      </w:rPr>
+    </w:lvl>
+    <w:lvl w:ilvl="2" w:tentative="1">
+      <w:start w:val="1"/>
+      <w:numFmt w:val="bullet"/>
+      <w:lvlText w:val=""/>
+      <w:lvlJc w:val="left"/>
+      <w:pPr>
+        <w:tabs>
+          <w:tab w:val="num" w:pos="2160"/>
+        </w:tabs>
+        <w:ind w:left="2160" w:hanging="360"/>
+      </w:pPr>
+      <w:rPr>
+        <w:rFonts w:ascii="Wingdings" w:hAnsi="Wingdings" w:hint="default"/>
+        <w:sz w:val="20"/>
+      </w:rPr>
+    </w:lvl>
+    <w:lvl w:ilvl="3" w:tentative="1">
+      <w:start w:val="1"/>
+      <w:numFmt w:val="bullet"/>
+      <w:lvlText w:val=""/>
+      <w:lvlJc w:val="left"/>
+      <w:pPr>
+        <w:tabs>
+          <w:tab w:val="num" w:pos="2880"/>
+        </w:tabs>
+        <w:ind w:left="2880" w:hanging="360"/>
+      </w:pPr>
+      <w:rPr>
+        <w:rFonts w:ascii="Wingdings" w:hAnsi="Wingdings" w:hint="default"/>
+        <w:sz w:val="20"/>
+      </w:rPr>
+    </w:lvl>
+    <w:lvl w:ilvl="4" w:tentative="1">
+      <w:start w:val="1"/>
+      <w:numFmt w:val="bullet"/>
+      <w:lvlText w:val=""/>
+      <w:lvlJc w:val="left"/>
+      <w:pPr>
+        <w:tabs>
+          <w:tab w:val="num" w:pos="3600"/>
+        </w:tabs>
+        <w:ind w:left="3600" w:hanging="360"/>
+      </w:pPr>
+      <w:rPr>
+        <w:rFonts w:ascii="Wingdings" w:hAnsi="Wingdings" w:hint="default"/>
+        <w:sz w:val="20"/>
+      </w:rPr>
+    </w:lvl>
+    <w:lvl w:ilvl="5" w:tentative="1">
+      <w:start w:val="1"/>
+      <w:numFmt w:val="bullet"/>
+      <w:lvlText w:val=""/>
+      <w:lvlJc w:val="left"/>
+      <w:pPr>
+        <w:tabs>
+          <w:tab w:val="num" w:pos="4320"/>
+        </w:tabs>
+        <w:ind w:left="4320" w:hanging="360"/>
+      </w:pPr>
+      <w:rPr>
+        <w:rFonts w:ascii="Wingdings" w:hAnsi="Wingdings" w:hint="default"/>
+        <w:sz w:val="20"/>
+      </w:rPr>
+    </w:lvl>
+    <w:lvl w:ilvl="6" w:tentative="1">
+      <w:start w:val="1"/>
+      <w:numFmt w:val="bullet"/>
+      <w:lvlText w:val=""/>
+      <w:lvlJc w:val="left"/>
+      <w:pPr>
+        <w:tabs>
+          <w:tab w:val="num" w:pos="5040"/>
+        </w:tabs>
+        <w:ind w:left="5040" w:hanging="360"/>
+      </w:pPr>
+      <w:rPr>
+        <w:rFonts w:ascii="Wingdings" w:hAnsi="Wingdings" w:hint="default"/>
+        <w:sz w:val="20"/>
+      </w:rPr>
+    </w:lvl>
+    <w:lvl w:ilvl="7" w:tentative="1">
+      <w:start w:val="1"/>
+      <w:numFmt w:val="bullet"/>
+      <w:lvlText w:val=""/>
+      <w:lvlJc w:val="left"/>
+      <w:pPr>
+        <w:tabs>
+          <w:tab w:val="num" w:pos="5760"/>
+        </w:tabs>
+        <w:ind w:left="5760" w:hanging="360"/>
+      </w:pPr>
+      <w:rPr>
+        <w:rFonts w:ascii="Wingdings" w:hAnsi="Wingdings" w:hint="default"/>
+        <w:sz w:val="20"/>
+      </w:rPr>
+    </w:lvl>
+    <w:lvl w:ilvl="8" w:tentative="1">
+      <w:start w:val="1"/>
+      <w:numFmt w:val="bullet"/>
+      <w:lvlText w:val=""/>
+      <w:lvlJc w:val="left"/>
+      <w:pPr>
+        <w:tabs>
+          <w:tab w:val="num" w:pos="6480"/>
+        </w:tabs>
+        <w:ind w:left="6480" w:hanging="360"/>
+      </w:pPr>
+      <w:rPr>
+        <w:rFonts w:ascii="Wingdings" w:hAnsi="Wingdings" w:hint="default"/>
+        <w:sz w:val="20"/>
+      </w:rPr>
+    </w:lvl>
+  </w:abstractNum>
+  <w:abstractNum w:abstractNumId="9" w15:restartNumberingAfterBreak="0">
+    <w:nsid w:val="1D671D67"/>
+    <w:multiLevelType w:val="multilevel"/>
+    <w:tmpl w:val="7BD28388"/>
+    <w:lvl w:ilvl="0">
+      <w:start w:val="1"/>
+      <w:numFmt w:val="bullet"/>
+      <w:lvlText w:val=""/>
+      <w:lvlJc w:val="left"/>
+      <w:pPr>
+        <w:tabs>
+          <w:tab w:val="num" w:pos="720"/>
+        </w:tabs>
+        <w:ind w:left="720" w:hanging="360"/>
+      </w:pPr>
+      <w:rPr>
+        <w:rFonts w:ascii="Symbol" w:hAnsi="Symbol" w:hint="default"/>
+        <w:sz w:val="20"/>
+      </w:rPr>
+    </w:lvl>
+    <w:lvl w:ilvl="1" w:tentative="1">
+      <w:start w:val="1"/>
+      <w:numFmt w:val="bullet"/>
+      <w:lvlText w:val="o"/>
+      <w:lvlJc w:val="left"/>
+      <w:pPr>
+        <w:tabs>
+          <w:tab w:val="num" w:pos="1440"/>
+        </w:tabs>
+        <w:ind w:left="1440" w:hanging="360"/>
+      </w:pPr>
+      <w:rPr>
+        <w:rFonts w:ascii="Courier New" w:hAnsi="Courier New" w:hint="default"/>
+        <w:sz w:val="20"/>
+      </w:rPr>
+    </w:lvl>
+    <w:lvl w:ilvl="2" w:tentative="1">
+      <w:start w:val="1"/>
+      <w:numFmt w:val="bullet"/>
+      <w:lvlText w:val=""/>
+      <w:lvlJc w:val="left"/>
+      <w:pPr>
+        <w:tabs>
+          <w:tab w:val="num" w:pos="2160"/>
+        </w:tabs>
+        <w:ind w:left="2160" w:hanging="360"/>
+      </w:pPr>
+      <w:rPr>
+        <w:rFonts w:ascii="Wingdings" w:hAnsi="Wingdings" w:hint="default"/>
+        <w:sz w:val="20"/>
+      </w:rPr>
+    </w:lvl>
+    <w:lvl w:ilvl="3" w:tentative="1">
+      <w:start w:val="1"/>
+      <w:numFmt w:val="bullet"/>
+      <w:lvlText w:val=""/>
+      <w:lvlJc w:val="left"/>
+      <w:pPr>
+        <w:tabs>
+          <w:tab w:val="num" w:pos="2880"/>
+        </w:tabs>
+        <w:ind w:left="2880" w:hanging="360"/>
+      </w:pPr>
+      <w:rPr>
+        <w:rFonts w:ascii="Wingdings" w:hAnsi="Wingdings" w:hint="default"/>
+        <w:sz w:val="20"/>
+      </w:rPr>
+    </w:lvl>
+    <w:lvl w:ilvl="4" w:tentative="1">
+      <w:start w:val="1"/>
+      <w:numFmt w:val="bullet"/>
+      <w:lvlText w:val=""/>
+      <w:lvlJc w:val="left"/>
+      <w:pPr>
+        <w:tabs>
+          <w:tab w:val="num" w:pos="3600"/>
+        </w:tabs>
+        <w:ind w:left="3600" w:hanging="360"/>
+      </w:pPr>
+      <w:rPr>
+        <w:rFonts w:ascii="Wingdings" w:hAnsi="Wingdings" w:hint="default"/>
+        <w:sz w:val="20"/>
+      </w:rPr>
+    </w:lvl>
+    <w:lvl w:ilvl="5" w:tentative="1">
+      <w:start w:val="1"/>
+      <w:numFmt w:val="bullet"/>
+      <w:lvlText w:val=""/>
+      <w:lvlJc w:val="left"/>
+      <w:pPr>
+        <w:tabs>
+          <w:tab w:val="num" w:pos="4320"/>
+        </w:tabs>
+        <w:ind w:left="4320" w:hanging="360"/>
+      </w:pPr>
+      <w:rPr>
+        <w:rFonts w:ascii="Wingdings" w:hAnsi="Wingdings" w:hint="default"/>
+        <w:sz w:val="20"/>
+      </w:rPr>
+    </w:lvl>
+    <w:lvl w:ilvl="6" w:tentative="1">
+      <w:start w:val="1"/>
+      <w:numFmt w:val="bullet"/>
+      <w:lvlText w:val=""/>
+      <w:lvlJc w:val="left"/>
+      <w:pPr>
+        <w:tabs>
+          <w:tab w:val="num" w:pos="5040"/>
+        </w:tabs>
+        <w:ind w:left="5040" w:hanging="360"/>
+      </w:pPr>
+      <w:rPr>
+        <w:rFonts w:ascii="Wingdings" w:hAnsi="Wingdings" w:hint="default"/>
+        <w:sz w:val="20"/>
+      </w:rPr>
+    </w:lvl>
+    <w:lvl w:ilvl="7" w:tentative="1">
+      <w:start w:val="1"/>
+      <w:numFmt w:val="bullet"/>
+      <w:lvlText w:val=""/>
+      <w:lvlJc w:val="left"/>
+      <w:pPr>
+        <w:tabs>
+          <w:tab w:val="num" w:pos="5760"/>
+        </w:tabs>
+        <w:ind w:left="5760" w:hanging="360"/>
+      </w:pPr>
+      <w:rPr>
+        <w:rFonts w:ascii="Wingdings" w:hAnsi="Wingdings" w:hint="default"/>
+        <w:sz w:val="20"/>
+      </w:rPr>
+    </w:lvl>
+    <w:lvl w:ilvl="8" w:tentative="1">
+      <w:start w:val="1"/>
+      <w:numFmt w:val="bullet"/>
+      <w:lvlText w:val=""/>
+      <w:lvlJc w:val="left"/>
+      <w:pPr>
+        <w:tabs>
+          <w:tab w:val="num" w:pos="6480"/>
+        </w:tabs>
+        <w:ind w:left="6480" w:hanging="360"/>
+      </w:pPr>
+      <w:rPr>
+        <w:rFonts w:ascii="Wingdings" w:hAnsi="Wingdings" w:hint="default"/>
+        <w:sz w:val="20"/>
+      </w:rPr>
+    </w:lvl>
+  </w:abstractNum>
+  <w:abstractNum w:abstractNumId="10" w15:restartNumberingAfterBreak="0">
+    <w:nsid w:val="42532EF6"/>
+    <w:multiLevelType w:val="multilevel"/>
+    <w:tmpl w:val="BBDCA03A"/>
+    <w:lvl w:ilvl="0">
+      <w:start w:val="1"/>
+      <w:numFmt w:val="bullet"/>
+      <w:lvlText w:val=""/>
+      <w:lvlJc w:val="left"/>
+      <w:pPr>
+        <w:tabs>
+          <w:tab w:val="num" w:pos="720"/>
+        </w:tabs>
+        <w:ind w:left="720" w:hanging="360"/>
+      </w:pPr>
+      <w:rPr>
+        <w:rFonts w:ascii="Symbol" w:hAnsi="Symbol" w:hint="default"/>
+        <w:sz w:val="20"/>
+      </w:rPr>
+    </w:lvl>
+    <w:lvl w:ilvl="1" w:tentative="1">
+      <w:start w:val="1"/>
+      <w:numFmt w:val="bullet"/>
+      <w:lvlText w:val="o"/>
+      <w:lvlJc w:val="left"/>
+      <w:pPr>
+        <w:tabs>
+          <w:tab w:val="num" w:pos="1440"/>
+        </w:tabs>
+        <w:ind w:left="1440" w:hanging="360"/>
+      </w:pPr>
+      <w:rPr>
+        <w:rFonts w:ascii="Courier New" w:hAnsi="Courier New" w:hint="default"/>
+        <w:sz w:val="20"/>
+      </w:rPr>
+    </w:lvl>
+    <w:lvl w:ilvl="2" w:tentative="1">
+      <w:start w:val="1"/>
+      <w:numFmt w:val="bullet"/>
+      <w:lvlText w:val=""/>
+      <w:lvlJc w:val="left"/>
+      <w:pPr>
+        <w:tabs>
+          <w:tab w:val="num" w:pos="2160"/>
+        </w:tabs>
+        <w:ind w:left="2160" w:hanging="360"/>
+      </w:pPr>
+      <w:rPr>
+        <w:rFonts w:ascii="Wingdings" w:hAnsi="Wingdings" w:hint="default"/>
+        <w:sz w:val="20"/>
+      </w:rPr>
+    </w:lvl>
+    <w:lvl w:ilvl="3" w:tentative="1">
+      <w:start w:val="1"/>
+      <w:numFmt w:val="bullet"/>
+      <w:lvlText w:val=""/>
+      <w:lvlJc w:val="left"/>
+      <w:pPr>
+        <w:tabs>
+          <w:tab w:val="num" w:pos="2880"/>
+        </w:tabs>
+        <w:ind w:left="2880" w:hanging="360"/>
+      </w:pPr>
+      <w:rPr>
+        <w:rFonts w:ascii="Wingdings" w:hAnsi="Wingdings" w:hint="default"/>
+        <w:sz w:val="20"/>
+      </w:rPr>
+    </w:lvl>
+    <w:lvl w:ilvl="4" w:tentative="1">
+      <w:start w:val="1"/>
+      <w:numFmt w:val="bullet"/>
+      <w:lvlText w:val=""/>
+      <w:lvlJc w:val="left"/>
+      <w:pPr>
+        <w:tabs>
+          <w:tab w:val="num" w:pos="3600"/>
+        </w:tabs>
+        <w:ind w:left="3600" w:hanging="360"/>
+      </w:pPr>
+      <w:rPr>
+        <w:rFonts w:ascii="Wingdings" w:hAnsi="Wingdings" w:hint="default"/>
+        <w:sz w:val="20"/>
+      </w:rPr>
+    </w:lvl>
+    <w:lvl w:ilvl="5" w:tentative="1">
+      <w:start w:val="1"/>
+      <w:numFmt w:val="bullet"/>
+      <w:lvlText w:val=""/>
+      <w:lvlJc w:val="left"/>
+      <w:pPr>
+        <w:tabs>
+          <w:tab w:val="num" w:pos="4320"/>
+        </w:tabs>
+        <w:ind w:left="4320" w:hanging="360"/>
+      </w:pPr>
+      <w:rPr>
+        <w:rFonts w:ascii="Wingdings" w:hAnsi="Wingdings" w:hint="default"/>
+        <w:sz w:val="20"/>
+      </w:rPr>
+    </w:lvl>
+    <w:lvl w:ilvl="6" w:tentative="1">
+      <w:start w:val="1"/>
+      <w:numFmt w:val="bullet"/>
+      <w:lvlText w:val=""/>
+      <w:lvlJc w:val="left"/>
+      <w:pPr>
+        <w:tabs>
+          <w:tab w:val="num" w:pos="5040"/>
+        </w:tabs>
+        <w:ind w:left="5040" w:hanging="360"/>
+      </w:pPr>
+      <w:rPr>
+        <w:rFonts w:ascii="Wingdings" w:hAnsi="Wingdings" w:hint="default"/>
+        <w:sz w:val="20"/>
+      </w:rPr>
+    </w:lvl>
+    <w:lvl w:ilvl="7" w:tentative="1">
+      <w:start w:val="1"/>
+      <w:numFmt w:val="bullet"/>
+      <w:lvlText w:val=""/>
+      <w:lvlJc w:val="left"/>
+      <w:pPr>
+        <w:tabs>
+          <w:tab w:val="num" w:pos="5760"/>
+        </w:tabs>
+        <w:ind w:left="5760" w:hanging="360"/>
+      </w:pPr>
+      <w:rPr>
+        <w:rFonts w:ascii="Wingdings" w:hAnsi="Wingdings" w:hint="default"/>
+        <w:sz w:val="20"/>
+      </w:rPr>
+    </w:lvl>
+    <w:lvl w:ilvl="8" w:tentative="1">
+      <w:start w:val="1"/>
+      <w:numFmt w:val="bullet"/>
+      <w:lvlText w:val=""/>
+      <w:lvlJc w:val="left"/>
+      <w:pPr>
+        <w:tabs>
+          <w:tab w:val="num" w:pos="6480"/>
+        </w:tabs>
+        <w:ind w:left="6480" w:hanging="360"/>
+      </w:pPr>
+      <w:rPr>
+        <w:rFonts w:ascii="Wingdings" w:hAnsi="Wingdings" w:hint="default"/>
+        <w:sz w:val="20"/>
+      </w:rPr>
+    </w:lvl>
+  </w:abstractNum>
+  <w:abstractNum w:abstractNumId="11" w15:restartNumberingAfterBreak="0">
+    <w:nsid w:val="538F6758"/>
+    <w:multiLevelType w:val="multilevel"/>
+    <w:tmpl w:val="DFCA0CF8"/>
+    <w:lvl w:ilvl="0">
+      <w:start w:val="1"/>
+      <w:numFmt w:val="decimal"/>
+      <w:lvlText w:val="%1."/>
+      <w:lvlJc w:val="left"/>
+      <w:pPr>
+        <w:tabs>
+          <w:tab w:val="num" w:pos="720"/>
+        </w:tabs>
+        <w:ind w:left="720" w:hanging="360"/>
+      </w:pPr>
+    </w:lvl>
+    <w:lvl w:ilvl="1" w:tentative="1">
+      <w:start w:val="1"/>
+      <w:numFmt w:val="decimal"/>
+      <w:lvlText w:val="%2."/>
+      <w:lvlJc w:val="left"/>
+      <w:pPr>
+        <w:tabs>
+          <w:tab w:val="num" w:pos="1440"/>
+        </w:tabs>
+        <w:ind w:left="1440" w:hanging="360"/>
+      </w:pPr>
+    </w:lvl>
+    <w:lvl w:ilvl="2" w:tentative="1">
+      <w:start w:val="1"/>
+      <w:numFmt w:val="decimal"/>
+      <w:lvlText w:val="%3."/>
+      <w:lvlJc w:val="left"/>
+      <w:pPr>
+        <w:tabs>
+          <w:tab w:val="num" w:pos="2160"/>
+        </w:tabs>
+        <w:ind w:left="2160" w:hanging="360"/>
+      </w:pPr>
+    </w:lvl>
+    <w:lvl w:ilvl="3" w:tentative="1">
+      <w:start w:val="1"/>
+      <w:numFmt w:val="decimal"/>
+      <w:lvlText w:val="%4."/>
+      <w:lvlJc w:val="left"/>
+      <w:pPr>
+        <w:tabs>
+          <w:tab w:val="num" w:pos="2880"/>
+        </w:tabs>
+        <w:ind w:left="2880" w:hanging="360"/>
+      </w:pPr>
+    </w:lvl>
+    <w:lvl w:ilvl="4" w:tentative="1">
+      <w:start w:val="1"/>
+      <w:numFmt w:val="decimal"/>
+      <w:lvlText w:val="%5."/>
+      <w:lvlJc w:val="left"/>
+      <w:pPr>
+        <w:tabs>
+          <w:tab w:val="num" w:pos="3600"/>
+        </w:tabs>
+        <w:ind w:left="3600" w:hanging="360"/>
+      </w:pPr>
+    </w:lvl>
+    <w:lvl w:ilvl="5" w:tentative="1">
+      <w:start w:val="1"/>
+      <w:numFmt w:val="decimal"/>
+      <w:lvlText w:val="%6."/>
+      <w:lvlJc w:val="left"/>
+      <w:pPr>
+        <w:tabs>
+          <w:tab w:val="num" w:pos="4320"/>
+        </w:tabs>
+        <w:ind w:left="4320" w:hanging="360"/>
+      </w:pPr>
+    </w:lvl>
+    <w:lvl w:ilvl="6" w:tentative="1">
+      <w:start w:val="1"/>
+      <w:numFmt w:val="decimal"/>
+      <w:lvlText w:val="%7."/>
+      <w:lvlJc w:val="left"/>
+      <w:pPr>
+        <w:tabs>
+          <w:tab w:val="num" w:pos="5040"/>
+        </w:tabs>
+        <w:ind w:left="5040" w:hanging="360"/>
+      </w:pPr>
+    </w:lvl>
+    <w:lvl w:ilvl="7" w:tentative="1">
+      <w:start w:val="1"/>
+      <w:numFmt w:val="decimal"/>
+      <w:lvlText w:val="%8."/>
+      <w:lvlJc w:val="left"/>
+      <w:pPr>
+        <w:tabs>
+          <w:tab w:val="num" w:pos="5760"/>
+        </w:tabs>
+        <w:ind w:left="5760" w:hanging="360"/>
+      </w:pPr>
+    </w:lvl>
+    <w:lvl w:ilvl="8" w:tentative="1">
+      <w:start w:val="1"/>
+      <w:numFmt w:val="decimal"/>
+      <w:lvlText w:val="%9."/>
+      <w:lvlJc w:val="left"/>
+      <w:pPr>
+        <w:tabs>
+          <w:tab w:val="num" w:pos="6480"/>
+        </w:tabs>
+        <w:ind w:left="6480" w:hanging="360"/>
+      </w:pPr>
+    </w:lvl>
+  </w:abstractNum>
+  <w:abstractNum w:abstractNumId="12" w15:restartNumberingAfterBreak="0">
+    <w:nsid w:val="6885090E"/>
+    <w:multiLevelType w:val="multilevel"/>
+    <w:tmpl w:val="009A61A2"/>
+    <w:lvl w:ilvl="0">
+      <w:start w:val="1"/>
+      <w:numFmt w:val="decimal"/>
+      <w:lvlText w:val="%1."/>
+      <w:lvlJc w:val="left"/>
+      <w:pPr>
+        <w:tabs>
+          <w:tab w:val="num" w:pos="720"/>
+        </w:tabs>
+        <w:ind w:left="720" w:hanging="360"/>
+      </w:pPr>
+    </w:lvl>
+    <w:lvl w:ilvl="1" w:tentative="1">
+      <w:start w:val="1"/>
+      <w:numFmt w:val="decimal"/>
+      <w:lvlText w:val="%2."/>
+      <w:lvlJc w:val="left"/>
+      <w:pPr>
+        <w:tabs>
+          <w:tab w:val="num" w:pos="1440"/>
+        </w:tabs>
+        <w:ind w:left="1440" w:hanging="360"/>
+      </w:pPr>
+    </w:lvl>
+    <w:lvl w:ilvl="2" w:tentative="1">
+      <w:start w:val="1"/>
+      <w:numFmt w:val="decimal"/>
+      <w:lvlText w:val="%3."/>
+      <w:lvlJc w:val="left"/>
+      <w:pPr>
+        <w:tabs>
+          <w:tab w:val="num" w:pos="2160"/>
+        </w:tabs>
+        <w:ind w:left="2160" w:hanging="360"/>
+      </w:pPr>
+    </w:lvl>
+    <w:lvl w:ilvl="3" w:tentative="1">
+      <w:start w:val="1"/>
+      <w:numFmt w:val="decimal"/>
+      <w:lvlText w:val="%4."/>
+      <w:lvlJc w:val="left"/>
+      <w:pPr>
+        <w:tabs>
+          <w:tab w:val="num" w:pos="2880"/>
+        </w:tabs>
+        <w:ind w:left="2880" w:hanging="360"/>
+      </w:pPr>
+    </w:lvl>
+    <w:lvl w:ilvl="4" w:tentative="1">
+      <w:start w:val="1"/>
+      <w:numFmt w:val="decimal"/>
+      <w:lvlText w:val="%5."/>
+      <w:lvlJc w:val="left"/>
+      <w:pPr>
+        <w:tabs>
+          <w:tab w:val="num" w:pos="3600"/>
+        </w:tabs>
+        <w:ind w:left="3600" w:hanging="360"/>
+      </w:pPr>
+    </w:lvl>
+    <w:lvl w:ilvl="5" w:tentative="1">
+      <w:start w:val="1"/>
+      <w:numFmt w:val="decimal"/>
+      <w:lvlText w:val="%6."/>
+      <w:lvlJc w:val="left"/>
+      <w:pPr>
+        <w:tabs>
+          <w:tab w:val="num" w:pos="4320"/>
+        </w:tabs>
+        <w:ind w:left="4320" w:hanging="360"/>
+      </w:pPr>
+    </w:lvl>
+    <w:lvl w:ilvl="6" w:tentative="1">
+      <w:start w:val="1"/>
+      <w:numFmt w:val="decimal"/>
+      <w:lvlText w:val="%7."/>
+      <w:lvlJc w:val="left"/>
+      <w:pPr>
+        <w:tabs>
+          <w:tab w:val="num" w:pos="5040"/>
+        </w:tabs>
+        <w:ind w:left="5040" w:hanging="360"/>
+      </w:pPr>
+    </w:lvl>
+    <w:lvl w:ilvl="7" w:tentative="1">
+      <w:start w:val="1"/>
+      <w:numFmt w:val="decimal"/>
+      <w:lvlText w:val="%8."/>
+      <w:lvlJc w:val="left"/>
+      <w:pPr>
+        <w:tabs>
+          <w:tab w:val="num" w:pos="5760"/>
+        </w:tabs>
+        <w:ind w:left="5760" w:hanging="360"/>
+      </w:pPr>
+    </w:lvl>
+    <w:lvl w:ilvl="8" w:tentative="1">
+      <w:start w:val="1"/>
+      <w:numFmt w:val="decimal"/>
+      <w:lvlText w:val="%9."/>
+      <w:lvlJc w:val="left"/>
+      <w:pPr>
+        <w:tabs>
+          <w:tab w:val="num" w:pos="6480"/>
+        </w:tabs>
+        <w:ind w:left="6480" w:hanging="360"/>
+      </w:pPr>
+    </w:lvl>
+  </w:abstractNum>
+  <w:abstractNum w:abstractNumId="13" w15:restartNumberingAfterBreak="0">
+    <w:nsid w:val="6ACB46FB"/>
+    <w:multiLevelType w:val="multilevel"/>
+    <w:tmpl w:val="B9B4E3F6"/>
+    <w:lvl w:ilvl="0">
+      <w:start w:val="1"/>
+      <w:numFmt w:val="bullet"/>
+      <w:lvlText w:val=""/>
+      <w:lvlJc w:val="left"/>
+      <w:pPr>
+        <w:tabs>
+          <w:tab w:val="num" w:pos="720"/>
+        </w:tabs>
+        <w:ind w:left="720" w:hanging="360"/>
+      </w:pPr>
+      <w:rPr>
+        <w:rFonts w:ascii="Symbol" w:hAnsi="Symbol" w:hint="default"/>
+        <w:sz w:val="20"/>
+      </w:rPr>
+    </w:lvl>
+    <w:lvl w:ilvl="1">
+      <w:start w:val="1"/>
+      <w:numFmt w:val="bullet"/>
+      <w:lvlText w:val="o"/>
+      <w:lvlJc w:val="left"/>
+      <w:pPr>
+        <w:tabs>
+          <w:tab w:val="num" w:pos="1440"/>
+        </w:tabs>
+        <w:ind w:left="1440" w:hanging="360"/>
+      </w:pPr>
+      <w:rPr>
+        <w:rFonts w:ascii="Courier New" w:hAnsi="Courier New" w:hint="default"/>
+        <w:sz w:val="20"/>
+      </w:rPr>
+    </w:lvl>
+    <w:lvl w:ilvl="2">
+      <w:start w:val="1"/>
+      <w:numFmt w:val="bullet"/>
+      <w:lvlText w:val=""/>
+      <w:lvlJc w:val="left"/>
+      <w:pPr>
+        <w:tabs>
+          <w:tab w:val="num" w:pos="2160"/>
+        </w:tabs>
+        <w:ind w:left="2160" w:hanging="360"/>
+      </w:pPr>
+      <w:rPr>
+        <w:rFonts w:ascii="Wingdings" w:hAnsi="Wingdings" w:hint="default"/>
+        <w:sz w:val="20"/>
+      </w:rPr>
+    </w:lvl>
+    <w:lvl w:ilvl="3" w:tentative="1">
+      <w:start w:val="1"/>
+      <w:numFmt w:val="bullet"/>
+      <w:lvlText w:val=""/>
+      <w:lvlJc w:val="left"/>
+      <w:pPr>
+        <w:tabs>
+          <w:tab w:val="num" w:pos="2880"/>
+        </w:tabs>
+        <w:ind w:left="2880" w:hanging="360"/>
+      </w:pPr>
+      <w:rPr>
+        <w:rFonts w:ascii="Wingdings" w:hAnsi="Wingdings" w:hint="default"/>
+        <w:sz w:val="20"/>
+      </w:rPr>
+    </w:lvl>
+    <w:lvl w:ilvl="4" w:tentative="1">
+      <w:start w:val="1"/>
+      <w:numFmt w:val="bullet"/>
+      <w:lvlText w:val=""/>
+      <w:lvlJc w:val="left"/>
+      <w:pPr>
+        <w:tabs>
+          <w:tab w:val="num" w:pos="3600"/>
+        </w:tabs>
+        <w:ind w:left="3600" w:hanging="360"/>
+      </w:pPr>
+      <w:rPr>
+        <w:rFonts w:ascii="Wingdings" w:hAnsi="Wingdings" w:hint="default"/>
+        <w:sz w:val="20"/>
+      </w:rPr>
+    </w:lvl>
+    <w:lvl w:ilvl="5" w:tentative="1">
+      <w:start w:val="1"/>
+      <w:numFmt w:val="bullet"/>
+      <w:lvlText w:val=""/>
+      <w:lvlJc w:val="left"/>
+      <w:pPr>
+        <w:tabs>
+          <w:tab w:val="num" w:pos="4320"/>
+        </w:tabs>
+        <w:ind w:left="4320" w:hanging="360"/>
+      </w:pPr>
+      <w:rPr>
+        <w:rFonts w:ascii="Wingdings" w:hAnsi="Wingdings" w:hint="default"/>
+        <w:sz w:val="20"/>
+      </w:rPr>
+    </w:lvl>
+    <w:lvl w:ilvl="6" w:tentative="1">
+      <w:start w:val="1"/>
+      <w:numFmt w:val="bullet"/>
+      <w:lvlText w:val=""/>
+      <w:lvlJc w:val="left"/>
+      <w:pPr>
+        <w:tabs>
+          <w:tab w:val="num" w:pos="5040"/>
+        </w:tabs>
+        <w:ind w:left="5040" w:hanging="360"/>
+      </w:pPr>
+      <w:rPr>
+        <w:rFonts w:ascii="Wingdings" w:hAnsi="Wingdings" w:hint="default"/>
+        <w:sz w:val="20"/>
+      </w:rPr>
+    </w:lvl>
+    <w:lvl w:ilvl="7" w:tentative="1">
+      <w:start w:val="1"/>
+      <w:numFmt w:val="bullet"/>
+      <w:lvlText w:val=""/>
+      <w:lvlJc w:val="left"/>
+      <w:pPr>
+        <w:tabs>
+          <w:tab w:val="num" w:pos="5760"/>
+        </w:tabs>
+        <w:ind w:left="5760" w:hanging="360"/>
+      </w:pPr>
+      <w:rPr>
+        <w:rFonts w:ascii="Wingdings" w:hAnsi="Wingdings" w:hint="default"/>
+        <w:sz w:val="20"/>
+      </w:rPr>
+    </w:lvl>
+    <w:lvl w:ilvl="8" w:tentative="1">
+      <w:start w:val="1"/>
+      <w:numFmt w:val="bullet"/>
+      <w:lvlText w:val=""/>
+      <w:lvlJc w:val="left"/>
+      <w:pPr>
+        <w:tabs>
+          <w:tab w:val="num" w:pos="6480"/>
+        </w:tabs>
+        <w:ind w:left="6480" w:hanging="360"/>
+      </w:pPr>
+      <w:rPr>
+        <w:rFonts w:ascii="Wingdings" w:hAnsi="Wingdings" w:hint="default"/>
+        <w:sz w:val="20"/>
+      </w:rPr>
+    </w:lvl>
+  </w:abstractNum>
+  <w:abstractNum w:abstractNumId="14" w15:restartNumberingAfterBreak="0">
+    <w:nsid w:val="6D260D6D"/>
+    <w:multiLevelType w:val="multilevel"/>
+    <w:tmpl w:val="899809F6"/>
+    <w:lvl w:ilvl="0">
+      <w:start w:val="1"/>
+      <w:numFmt w:val="bullet"/>
+      <w:lvlText w:val=""/>
+      <w:lvlJc w:val="left"/>
+      <w:pPr>
+        <w:tabs>
+          <w:tab w:val="num" w:pos="720"/>
+        </w:tabs>
+        <w:ind w:left="720" w:hanging="360"/>
+      </w:pPr>
+      <w:rPr>
+        <w:rFonts w:ascii="Symbol" w:hAnsi="Symbol" w:hint="default"/>
+        <w:sz w:val="20"/>
+      </w:rPr>
+    </w:lvl>
+    <w:lvl w:ilvl="1" w:tentative="1">
+      <w:start w:val="1"/>
+      <w:numFmt w:val="bullet"/>
+      <w:lvlText w:val="o"/>
+      <w:lvlJc w:val="left"/>
+      <w:pPr>
+        <w:tabs>
+          <w:tab w:val="num" w:pos="1440"/>
+        </w:tabs>
+        <w:ind w:left="1440" w:hanging="360"/>
+      </w:pPr>
+      <w:rPr>
+        <w:rFonts w:ascii="Courier New" w:hAnsi="Courier New" w:hint="default"/>
+        <w:sz w:val="20"/>
+      </w:rPr>
+    </w:lvl>
+    <w:lvl w:ilvl="2" w:tentative="1">
+      <w:start w:val="1"/>
+      <w:numFmt w:val="bullet"/>
+      <w:lvlText w:val=""/>
+      <w:lvlJc w:val="left"/>
+      <w:pPr>
+        <w:tabs>
+          <w:tab w:val="num" w:pos="2160"/>
+        </w:tabs>
+        <w:ind w:left="2160" w:hanging="360"/>
+      </w:pPr>
+      <w:rPr>
+        <w:rFonts w:ascii="Wingdings" w:hAnsi="Wingdings" w:hint="default"/>
+        <w:sz w:val="20"/>
+      </w:rPr>
+    </w:lvl>
+    <w:lvl w:ilvl="3" w:tentative="1">
+      <w:start w:val="1"/>
+      <w:numFmt w:val="bullet"/>
+      <w:lvlText w:val=""/>
+      <w:lvlJc w:val="left"/>
+      <w:pPr>
+        <w:tabs>
+          <w:tab w:val="num" w:pos="2880"/>
+        </w:tabs>
+        <w:ind w:left="2880" w:hanging="360"/>
+      </w:pPr>
+      <w:rPr>
+        <w:rFonts w:ascii="Wingdings" w:hAnsi="Wingdings" w:hint="default"/>
+        <w:sz w:val="20"/>
+      </w:rPr>
+    </w:lvl>
+    <w:lvl w:ilvl="4" w:tentative="1">
+      <w:start w:val="1"/>
+      <w:numFmt w:val="bullet"/>
+      <w:lvlText w:val=""/>
+      <w:lvlJc w:val="left"/>
+      <w:pPr>
+        <w:tabs>
+          <w:tab w:val="num" w:pos="3600"/>
+        </w:tabs>
+        <w:ind w:left="3600" w:hanging="360"/>
+      </w:pPr>
+      <w:rPr>
+        <w:rFonts w:ascii="Wingdings" w:hAnsi="Wingdings" w:hint="default"/>
+        <w:sz w:val="20"/>
+      </w:rPr>
+    </w:lvl>
+    <w:lvl w:ilvl="5" w:tentative="1">
+      <w:start w:val="1"/>
+      <w:numFmt w:val="bullet"/>
+      <w:lvlText w:val=""/>
+      <w:lvlJc w:val="left"/>
+      <w:pPr>
+        <w:tabs>
+          <w:tab w:val="num" w:pos="4320"/>
+        </w:tabs>
+        <w:ind w:left="4320" w:hanging="360"/>
+      </w:pPr>
+      <w:rPr>
+        <w:rFonts w:ascii="Wingdings" w:hAnsi="Wingdings" w:hint="default"/>
+        <w:sz w:val="20"/>
+      </w:rPr>
+    </w:lvl>
+    <w:lvl w:ilvl="6" w:tentative="1">
+      <w:start w:val="1"/>
+      <w:numFmt w:val="bullet"/>
+      <w:lvlText w:val=""/>
+      <w:lvlJc w:val="left"/>
+      <w:pPr>
+        <w:tabs>
+          <w:tab w:val="num" w:pos="5040"/>
+        </w:tabs>
+        <w:ind w:left="5040" w:hanging="360"/>
+      </w:pPr>
+      <w:rPr>
+        <w:rFonts w:ascii="Wingdings" w:hAnsi="Wingdings" w:hint="default"/>
+        <w:sz w:val="20"/>
+      </w:rPr>
+    </w:lvl>
+    <w:lvl w:ilvl="7" w:tentative="1">
+      <w:start w:val="1"/>
+      <w:numFmt w:val="bullet"/>
+      <w:lvlText w:val=""/>
+      <w:lvlJc w:val="left"/>
+      <w:pPr>
+        <w:tabs>
+          <w:tab w:val="num" w:pos="5760"/>
+        </w:tabs>
+        <w:ind w:left="5760" w:hanging="360"/>
+      </w:pPr>
+      <w:rPr>
+        <w:rFonts w:ascii="Wingdings" w:hAnsi="Wingdings" w:hint="default"/>
+        <w:sz w:val="20"/>
+      </w:rPr>
+    </w:lvl>
+    <w:lvl w:ilvl="8" w:tentative="1">
+      <w:start w:val="1"/>
+      <w:numFmt w:val="bullet"/>
+      <w:lvlText w:val=""/>
+      <w:lvlJc w:val="left"/>
+      <w:pPr>
+        <w:tabs>
+          <w:tab w:val="num" w:pos="6480"/>
+        </w:tabs>
+        <w:ind w:left="6480" w:hanging="360"/>
+      </w:pPr>
+      <w:rPr>
+        <w:rFonts w:ascii="Wingdings" w:hAnsi="Wingdings" w:hint="default"/>
+        <w:sz w:val="20"/>
+      </w:rPr>
+    </w:lvl>
+  </w:abstractNum>
+  <w:abstractNum w:abstractNumId="15" w15:restartNumberingAfterBreak="0">
+    <w:nsid w:val="72BF5114"/>
+    <w:multiLevelType w:val="multilevel"/>
+    <w:tmpl w:val="88280C3E"/>
+    <w:lvl w:ilvl="0">
+      <w:start w:val="1"/>
+      <w:numFmt w:val="bullet"/>
+      <w:lvlText w:val=""/>
+      <w:lvlJc w:val="left"/>
+      <w:pPr>
+        <w:tabs>
+          <w:tab w:val="num" w:pos="720"/>
+        </w:tabs>
+        <w:ind w:left="720" w:hanging="360"/>
+      </w:pPr>
+      <w:rPr>
+        <w:rFonts w:ascii="Symbol" w:hAnsi="Symbol" w:hint="default"/>
+        <w:sz w:val="20"/>
+      </w:rPr>
+    </w:lvl>
+    <w:lvl w:ilvl="1" w:tentative="1">
+      <w:start w:val="1"/>
+      <w:numFmt w:val="bullet"/>
+      <w:lvlText w:val="o"/>
+      <w:lvlJc w:val="left"/>
+      <w:pPr>
+        <w:tabs>
+          <w:tab w:val="num" w:pos="1440"/>
+        </w:tabs>
+        <w:ind w:left="1440" w:hanging="360"/>
+      </w:pPr>
+      <w:rPr>
+        <w:rFonts w:ascii="Courier New" w:hAnsi="Courier New" w:hint="default"/>
+        <w:sz w:val="20"/>
+      </w:rPr>
+    </w:lvl>
+    <w:lvl w:ilvl="2" w:tentative="1">
+      <w:start w:val="1"/>
+      <w:numFmt w:val="bullet"/>
+      <w:lvlText w:val=""/>
+      <w:lvlJc w:val="left"/>
+      <w:pPr>
+        <w:tabs>
+          <w:tab w:val="num" w:pos="2160"/>
+        </w:tabs>
+        <w:ind w:left="2160" w:hanging="360"/>
+      </w:pPr>
+      <w:rPr>
+        <w:rFonts w:ascii="Wingdings" w:hAnsi="Wingdings" w:hint="default"/>
+        <w:sz w:val="20"/>
+      </w:rPr>
+    </w:lvl>
+    <w:lvl w:ilvl="3" w:tentative="1">
+      <w:start w:val="1"/>
+      <w:numFmt w:val="bullet"/>
+      <w:lvlText w:val=""/>
+      <w:lvlJc w:val="left"/>
+      <w:pPr>
+        <w:tabs>
+          <w:tab w:val="num" w:pos="2880"/>
+        </w:tabs>
+        <w:ind w:left="2880" w:hanging="360"/>
+      </w:pPr>
+      <w:rPr>
+        <w:rFonts w:ascii="Wingdings" w:hAnsi="Wingdings" w:hint="default"/>
+        <w:sz w:val="20"/>
+      </w:rPr>
+    </w:lvl>
+    <w:lvl w:ilvl="4" w:tentative="1">
+      <w:start w:val="1"/>
+      <w:numFmt w:val="bullet"/>
+      <w:lvlText w:val=""/>
+      <w:lvlJc w:val="left"/>
+      <w:pPr>
+        <w:tabs>
+          <w:tab w:val="num" w:pos="3600"/>
+        </w:tabs>
+        <w:ind w:left="3600" w:hanging="360"/>
+      </w:pPr>
+      <w:rPr>
+        <w:rFonts w:ascii="Wingdings" w:hAnsi="Wingdings" w:hint="default"/>
+        <w:sz w:val="20"/>
+      </w:rPr>
+    </w:lvl>
+    <w:lvl w:ilvl="5" w:tentative="1">
+      <w:start w:val="1"/>
+      <w:numFmt w:val="bullet"/>
+      <w:lvlText w:val=""/>
+      <w:lvlJc w:val="left"/>
+      <w:pPr>
+        <w:tabs>
+          <w:tab w:val="num" w:pos="4320"/>
+        </w:tabs>
+        <w:ind w:left="4320" w:hanging="360"/>
+      </w:pPr>
+      <w:rPr>
+        <w:rFonts w:ascii="Wingdings" w:hAnsi="Wingdings" w:hint="default"/>
+        <w:sz w:val="20"/>
+      </w:rPr>
+    </w:lvl>
+    <w:lvl w:ilvl="6" w:tentative="1">
+      <w:start w:val="1"/>
+      <w:numFmt w:val="bullet"/>
+      <w:lvlText w:val=""/>
+      <w:lvlJc w:val="left"/>
+      <w:pPr>
+        <w:tabs>
+          <w:tab w:val="num" w:pos="5040"/>
+        </w:tabs>
+        <w:ind w:left="5040" w:hanging="360"/>
+      </w:pPr>
+      <w:rPr>
+        <w:rFonts w:ascii="Wingdings" w:hAnsi="Wingdings" w:hint="default"/>
+        <w:sz w:val="20"/>
+      </w:rPr>
+    </w:lvl>
+    <w:lvl w:ilvl="7" w:tentative="1">
+      <w:start w:val="1"/>
+      <w:numFmt w:val="bullet"/>
+      <w:lvlText w:val=""/>
+      <w:lvlJc w:val="left"/>
+      <w:pPr>
+        <w:tabs>
+          <w:tab w:val="num" w:pos="5760"/>
+        </w:tabs>
+        <w:ind w:left="5760" w:hanging="360"/>
+      </w:pPr>
+      <w:rPr>
+        <w:rFonts w:ascii="Wingdings" w:hAnsi="Wingdings" w:hint="default"/>
+        <w:sz w:val="20"/>
+      </w:rPr>
+    </w:lvl>
+    <w:lvl w:ilvl="8" w:tentative="1">
+      <w:start w:val="1"/>
+      <w:numFmt w:val="bullet"/>
+      <w:lvlText w:val=""/>
+      <w:lvlJc w:val="left"/>
+      <w:pPr>
+        <w:tabs>
+          <w:tab w:val="num" w:pos="6480"/>
+        </w:tabs>
+        <w:ind w:left="6480" w:hanging="360"/>
+      </w:pPr>
+      <w:rPr>
+        <w:rFonts w:ascii="Wingdings" w:hAnsi="Wingdings" w:hint="default"/>
+        <w:sz w:val="20"/>
+      </w:rPr>
+    </w:lvl>
+  </w:abstractNum>
+  <w:num w:numId="1" w16cid:durableId="1317228228">
+    <w:abstractNumId w:val="9"/>
+  </w:num>
+  <w:num w:numId="2" w16cid:durableId="935135396">
+    <w:abstractNumId w:val="2"/>
+  </w:num>
+  <w:num w:numId="3" w16cid:durableId="1865098730">
+    <w:abstractNumId w:val="8"/>
+  </w:num>
+  <w:num w:numId="4" w16cid:durableId="465783445">
+    <w:abstractNumId w:val="10"/>
+  </w:num>
+  <w:num w:numId="5" w16cid:durableId="2048866660">
+    <w:abstractNumId w:val="13"/>
+  </w:num>
+  <w:num w:numId="6" w16cid:durableId="956914330">
+    <w:abstractNumId w:val="14"/>
+  </w:num>
+  <w:num w:numId="7" w16cid:durableId="1161963799">
+    <w:abstractNumId w:val="4"/>
+  </w:num>
+  <w:num w:numId="8" w16cid:durableId="1349985366">
+    <w:abstractNumId w:val="5"/>
+  </w:num>
+  <w:num w:numId="9" w16cid:durableId="760220075">
+    <w:abstractNumId w:val="7"/>
+  </w:num>
+  <w:num w:numId="10" w16cid:durableId="1384021220">
+    <w:abstractNumId w:val="3"/>
+  </w:num>
+  <w:num w:numId="11" w16cid:durableId="1941599312">
+    <w:abstractNumId w:val="6"/>
+  </w:num>
+  <w:num w:numId="12" w16cid:durableId="343556681">
+    <w:abstractNumId w:val="15"/>
+  </w:num>
+  <w:num w:numId="13" w16cid:durableId="44260034">
+    <w:abstractNumId w:val="12"/>
+  </w:num>
+  <w:num w:numId="14" w16cid:durableId="1859199638">
+    <w:abstractNumId w:val="11"/>
+  </w:num>
+  <w:num w:numId="15" w16cid:durableId="541983913">
+    <w:abstractNumId w:val="1"/>
+  </w:num>
+  <w:num w:numId="16" w16cid:durableId="56628940">
+    <w:abstractNumId w:val="0"/>
+  </w:num>
+</w:numbering>
 </file>
 
 <file path=word/styles.xml><?xml version="1.0" encoding="utf-8"?>
@@ -616,7 +9287,6 @@
   <w:style w:type="character" w:default="1" w:styleId="DefaultParagraphFont">
     <w:name w:val="Default Paragraph Font"/>
     <w:uiPriority w:val="1"/>
-    <w:semiHidden/>
     <w:unhideWhenUsed/>
   </w:style>
   <w:style w:type="table" w:default="1" w:styleId="TableNormal">
